--- a/us_macro_analysis/docs/methodology/US_MonetaryPolicy_Business_Cycle_Dynamics_Project_Methodology/Backup of US_MonetaryPolicy_Business_Cycle_Dynamics_Project_Methodology.docx
+++ b/us_macro_analysis/docs/methodology/US_MonetaryPolicy_Business_Cycle_Dynamics_Project_Methodology/Backup of US_MonetaryPolicy_Business_Cycle_Dynamics_Project_Methodology.docx
@@ -7506,6 +7506,16 @@
         </w:rPr>
         <w:t xml:space="preserve"> and breakeven inflation rates derived from nominal and inflation-indexed bonds.</w:t>
       </w:r>
+    </w:p>
+    <w:p>
+      <w:pPr>
+        <w:spacing w:after="0"/>
+        <w:rPr>
+          <w:rFonts w:ascii="Calibri" w:hAnsi="Calibri" w:cs="Calibri"/>
+          <w:sz w:val="21"/>
+          <w:szCs w:val="21"/>
+        </w:rPr>
+      </w:pPr>
     </w:p>
     <w:p>
       <w:pPr>

--- a/us_macro_analysis/docs/methodology/US_MonetaryPolicy_Business_Cycle_Dynamics_Project_Methodology/Backup of US_MonetaryPolicy_Business_Cycle_Dynamics_Project_Methodology.docx
+++ b/us_macro_analysis/docs/methodology/US_MonetaryPolicy_Business_Cycle_Dynamics_Project_Methodology/Backup of US_MonetaryPolicy_Business_Cycle_Dynamics_Project_Methodology.docx
@@ -49,16 +49,7 @@
         <w:t xml:space="preserve"> definitions,</w:t>
       </w:r>
       <w:r>
-        <w:t xml:space="preserve"> model specifications,</w:t>
-      </w:r>
-      <w:r>
-        <w:t xml:space="preserve"> </w:t>
-      </w:r>
-      <w:r>
-        <w:t xml:space="preserve">Python </w:t>
-      </w:r>
-      <w:r>
-        <w:t>implementation</w:t>
+        <w:t xml:space="preserve"> model specifications</w:t>
       </w:r>
     </w:p>
     <w:p/>
@@ -156,7 +147,7 @@
           <w:sz w:val="21"/>
           <w:szCs w:val="21"/>
         </w:rPr>
-        <w:t xml:space="preserve"> Rule. The pipeline moves from Excel-based data engineering to Python-based estimation.</w:t>
+        <w:t xml:space="preserve"> Rule. </w:t>
       </w:r>
     </w:p>
     <w:p>
@@ -2170,5821 +2161,527 @@
         <w:rPr>
           <w:rFonts w:ascii="Calibri" w:hAnsi="Calibri" w:cs="Calibri"/>
         </w:rPr>
-        <w:t>5. Python Analysis Code</w:t>
+        <w:t>6</w:t>
+      </w:r>
+      <w:r>
+        <w:rPr>
+          <w:rFonts w:ascii="Calibri" w:hAnsi="Calibri" w:cs="Calibri"/>
+        </w:rPr>
+        <w:t>. Inflation Expectations: 5Y5Y Forward and Breakeven</w:t>
       </w:r>
     </w:p>
     <w:p>
       <w:pPr>
         <w:spacing w:after="0"/>
-      </w:pPr>
-      <w:r>
-        <w:t>import pandas as pd</w:t>
+        <w:rPr>
+          <w:rFonts w:ascii="Calibri" w:hAnsi="Calibri" w:cs="Calibri"/>
+          <w:sz w:val="21"/>
+          <w:szCs w:val="21"/>
+        </w:rPr>
+      </w:pPr>
+      <w:r>
+        <w:rPr>
+          <w:rFonts w:ascii="Calibri" w:hAnsi="Calibri" w:cs="Calibri"/>
+          <w:sz w:val="21"/>
+          <w:szCs w:val="21"/>
+        </w:rPr>
+        <w:t>The project uses market-based inflation expectations derived from financial instruments. Two key measures are considered: the 5-year, 5-year forward inflation rate (5Y5Y)</w:t>
+      </w:r>
+      <w:r>
+        <w:rPr>
+          <w:rFonts w:ascii="Calibri" w:hAnsi="Calibri" w:cs="Calibri"/>
+          <w:sz w:val="21"/>
+          <w:szCs w:val="21"/>
+        </w:rPr>
+        <w:t>,</w:t>
+      </w:r>
+      <w:r>
+        <w:rPr>
+          <w:rFonts w:ascii="Calibri" w:hAnsi="Calibri" w:cs="Calibri"/>
+          <w:sz w:val="21"/>
+          <w:szCs w:val="21"/>
+        </w:rPr>
+        <w:t xml:space="preserve"> and breakeven inflation rates derived from nominal and inflation-indexed bonds.</w:t>
       </w:r>
     </w:p>
     <w:p>
       <w:pPr>
         <w:spacing w:after="0"/>
-      </w:pPr>
-      <w:r>
-        <w:t>import statsmodels.api as sm</w:t>
-      </w:r>
+        <w:rPr>
+          <w:rFonts w:ascii="Calibri" w:hAnsi="Calibri" w:cs="Calibri"/>
+          <w:sz w:val="21"/>
+          <w:szCs w:val="21"/>
+        </w:rPr>
+      </w:pPr>
     </w:p>
     <w:p>
       <w:pPr>
         <w:spacing w:after="0"/>
-      </w:pPr>
-      <w:r>
-        <w:t>import matplotlib.pyplot as plt</w:t>
+        <w:rPr>
+          <w:rFonts w:ascii="Calibri" w:hAnsi="Calibri" w:cs="Calibri"/>
+          <w:sz w:val="21"/>
+          <w:szCs w:val="21"/>
+        </w:rPr>
+      </w:pPr>
+      <w:r>
+        <w:rPr>
+          <w:rFonts w:ascii="Calibri" w:hAnsi="Calibri" w:cs="Calibri"/>
+          <w:sz w:val="21"/>
+          <w:szCs w:val="21"/>
+        </w:rPr>
+        <w:t>Breakeven inflation (spot):</w:t>
       </w:r>
     </w:p>
     <w:p>
       <w:pPr>
         <w:spacing w:after="0"/>
-      </w:pPr>
-      <w:r>
-        <w:t>import numpy as np</w:t>
+        <w:rPr>
+          <w:rFonts w:ascii="Calibri" w:hAnsi="Calibri" w:cs="Calibri"/>
+          <w:sz w:val="21"/>
+          <w:szCs w:val="21"/>
+        </w:rPr>
+      </w:pPr>
+      <w:r>
+        <w:rPr>
+          <w:rFonts w:ascii="Calibri" w:hAnsi="Calibri" w:cs="Calibri"/>
+          <w:sz w:val="21"/>
+          <w:szCs w:val="21"/>
+        </w:rPr>
+        <w:t>π_be(t,n) ≈ i_nominal(t,n) − i_real(t,n)</w:t>
+      </w:r>
+      <w:r>
+        <w:rPr>
+          <w:rFonts w:ascii="Calibri" w:hAnsi="Calibri" w:cs="Calibri"/>
+          <w:sz w:val="21"/>
+          <w:szCs w:val="21"/>
+        </w:rPr>
+        <w:br/>
+        <w:t>Example: 10-year breakeven = T10YIE</w:t>
       </w:r>
     </w:p>
     <w:p>
       <w:pPr>
         <w:spacing w:after="0"/>
-      </w:pPr>
-      <w:r>
-        <w:t>from pathlib import Path</w:t>
-      </w:r>
+        <w:rPr>
+          <w:rFonts w:ascii="Calibri" w:hAnsi="Calibri" w:cs="Calibri"/>
+          <w:sz w:val="21"/>
+          <w:szCs w:val="21"/>
+        </w:rPr>
+      </w:pPr>
     </w:p>
     <w:p>
       <w:pPr>
         <w:spacing w:after="0"/>
-      </w:pPr>
+        <w:rPr>
+          <w:rFonts w:ascii="Calibri" w:hAnsi="Calibri" w:cs="Calibri"/>
+          <w:sz w:val="21"/>
+          <w:szCs w:val="21"/>
+        </w:rPr>
+      </w:pPr>
+      <w:r>
+        <w:rPr>
+          <w:rFonts w:ascii="Calibri" w:hAnsi="Calibri" w:cs="Calibri"/>
+          <w:sz w:val="21"/>
+          <w:szCs w:val="21"/>
+        </w:rPr>
+        <w:t>5Y5Y Forward inflation:</w:t>
+      </w:r>
     </w:p>
     <w:p>
       <w:pPr>
         <w:spacing w:after="0"/>
-      </w:pPr>
-      <w:r>
-        <w:t># =========================================================</w:t>
+        <w:rPr>
+          <w:rFonts w:ascii="Calibri" w:hAnsi="Calibri" w:cs="Calibri"/>
+          <w:sz w:val="21"/>
+          <w:szCs w:val="21"/>
+        </w:rPr>
+      </w:pPr>
+      <w:r>
+        <w:rPr>
+          <w:rFonts w:ascii="Calibri" w:hAnsi="Calibri" w:cs="Calibri"/>
+          <w:sz w:val="21"/>
+          <w:szCs w:val="21"/>
+        </w:rPr>
+        <w:t>The 5Y5Y forward rate reflects expected inflation over a 5-year period starting 5 years ahead.</w:t>
       </w:r>
     </w:p>
     <w:p>
       <w:pPr>
         <w:spacing w:after="0"/>
-      </w:pPr>
-      <w:r>
-        <w:t># PATHS AND PARAMETERS</w:t>
+        <w:rPr>
+          <w:rFonts w:ascii="Calibri" w:hAnsi="Calibri" w:cs="Calibri"/>
+          <w:sz w:val="21"/>
+          <w:szCs w:val="21"/>
+        </w:rPr>
+      </w:pPr>
+      <w:r>
+        <w:rPr>
+          <w:rFonts w:ascii="Calibri" w:hAnsi="Calibri" w:cs="Calibri"/>
+          <w:sz w:val="21"/>
+          <w:szCs w:val="21"/>
+        </w:rPr>
+        <w:br/>
+        <w:t>It is derived from spot rates using no-arbitrage conditions:</w:t>
       </w:r>
     </w:p>
     <w:p>
       <w:pPr>
         <w:spacing w:after="0"/>
-      </w:pPr>
-      <w:r>
-        <w:t># =========================================================</w:t>
+        <w:rPr>
+          <w:rFonts w:ascii="Calibri" w:hAnsi="Calibri" w:cs="Calibri"/>
+          <w:sz w:val="21"/>
+          <w:szCs w:val="21"/>
+        </w:rPr>
+      </w:pPr>
+      <w:r>
+        <w:rPr>
+          <w:rFonts w:ascii="Calibri" w:hAnsi="Calibri" w:cs="Calibri"/>
+          <w:sz w:val="21"/>
+          <w:szCs w:val="21"/>
+        </w:rPr>
+        <w:t>(1 + i_10)^10 = (1 + i_5)^5 * (1 + f_5y5y)^5</w:t>
       </w:r>
     </w:p>
     <w:p>
       <w:pPr>
         <w:spacing w:after="0"/>
+        <w:rPr>
+          <w:rFonts w:ascii="Calibri" w:hAnsi="Calibri" w:cs="Calibri"/>
+          <w:sz w:val="21"/>
+          <w:szCs w:val="21"/>
+        </w:rPr>
       </w:pPr>
     </w:p>
     <w:p>
       <w:pPr>
         <w:spacing w:after="0"/>
-      </w:pPr>
-      <w:r>
-        <w:t>PROJECT_DIR = Path(__file__).resolve().parents[1]</w:t>
+        <w:rPr>
+          <w:rFonts w:ascii="Calibri" w:hAnsi="Calibri" w:cs="Calibri"/>
+          <w:sz w:val="21"/>
+          <w:szCs w:val="21"/>
+        </w:rPr>
+      </w:pPr>
+      <w:r>
+        <w:rPr>
+          <w:rFonts w:ascii="Calibri" w:hAnsi="Calibri" w:cs="Calibri"/>
+          <w:sz w:val="21"/>
+          <w:szCs w:val="21"/>
+        </w:rPr>
+        <w:t>Approximation:</w:t>
+      </w:r>
+      <w:r>
+        <w:rPr>
+          <w:rFonts w:ascii="Calibri" w:hAnsi="Calibri" w:cs="Calibri"/>
+          <w:sz w:val="21"/>
+          <w:szCs w:val="21"/>
+        </w:rPr>
+        <w:br/>
+        <w:t xml:space="preserve"> f_5y5y ≈ 2*i_10 − i_5</w:t>
       </w:r>
     </w:p>
     <w:p>
       <w:pPr>
         <w:spacing w:after="0"/>
-      </w:pPr>
-      <w:r>
-        <w:t>DATA_DIR = PROJECT_DIR / "data" / "processed" / "csv"</w:t>
+        <w:rPr>
+          <w:rFonts w:ascii="Calibri" w:hAnsi="Calibri" w:cs="Calibri"/>
+          <w:sz w:val="21"/>
+          <w:szCs w:val="21"/>
+        </w:rPr>
+      </w:pPr>
+      <w:r>
+        <w:rPr>
+          <w:rFonts w:ascii="Calibri" w:hAnsi="Calibri" w:cs="Calibri"/>
+          <w:sz w:val="21"/>
+          <w:szCs w:val="21"/>
+        </w:rPr>
+        <w:br/>
+        <w:t>More generally, forward rates embed expectations plus risk premia.</w:t>
       </w:r>
     </w:p>
     <w:p>
       <w:pPr>
         <w:spacing w:after="0"/>
-      </w:pPr>
-      <w:r>
-        <w:t>OUTPUTS_DIR = PROJECT_DIR / "outputs"</w:t>
-      </w:r>
+        <w:rPr>
+          <w:rFonts w:ascii="Calibri" w:hAnsi="Calibri" w:cs="Calibri"/>
+          <w:sz w:val="21"/>
+          <w:szCs w:val="21"/>
+        </w:rPr>
+      </w:pPr>
     </w:p>
     <w:p>
       <w:pPr>
         <w:spacing w:after="0"/>
-      </w:pPr>
-      <w:r>
-        <w:t>OUTPUTS_DIR.mkdir(parents=True, exist_ok=True)</w:t>
+        <w:rPr>
+          <w:rFonts w:ascii="Calibri" w:hAnsi="Calibri" w:cs="Calibri"/>
+          <w:sz w:val="21"/>
+          <w:szCs w:val="21"/>
+        </w:rPr>
+      </w:pPr>
+      <w:r>
+        <w:rPr>
+          <w:rFonts w:ascii="Calibri" w:hAnsi="Calibri" w:cs="Calibri"/>
+          <w:sz w:val="21"/>
+          <w:szCs w:val="21"/>
+        </w:rPr>
+        <w:lastRenderedPageBreak/>
+        <w:t>Arbitrage interpretation:</w:t>
+      </w:r>
+      <w:r>
+        <w:rPr>
+          <w:rFonts w:ascii="Calibri" w:hAnsi="Calibri" w:cs="Calibri"/>
+          <w:sz w:val="21"/>
+          <w:szCs w:val="21"/>
+        </w:rPr>
+        <w:br/>
+        <w:t>Investors must be indifferent between investing in a 10-year bond or rolling over shorter maturities. This condition ensures consistency between spot and forward rates.</w:t>
       </w:r>
     </w:p>
     <w:p>
       <w:pPr>
         <w:spacing w:after="0"/>
+        <w:rPr>
+          <w:rFonts w:ascii="Calibri" w:hAnsi="Calibri" w:cs="Calibri"/>
+          <w:sz w:val="21"/>
+          <w:szCs w:val="21"/>
+        </w:rPr>
       </w:pPr>
     </w:p>
     <w:p>
       <w:pPr>
-        <w:spacing w:after="0"/>
-      </w:pPr>
-      <w:r>
-        <w:t>TXT_FILE = OUTPUTS_DIR / "results_summary.txt"</w:t>
+        <w:pStyle w:val="Heading1"/>
+        <w:spacing w:before="0"/>
+        <w:rPr>
+          <w:rFonts w:ascii="Calibri" w:hAnsi="Calibri" w:cs="Calibri"/>
+        </w:rPr>
+      </w:pPr>
+      <w:r>
+        <w:rPr>
+          <w:rFonts w:ascii="Calibri" w:hAnsi="Calibri" w:cs="Calibri"/>
+        </w:rPr>
+        <w:t>7</w:t>
+      </w:r>
+      <w:r>
+        <w:rPr>
+          <w:rFonts w:ascii="Calibri" w:hAnsi="Calibri" w:cs="Calibri"/>
+        </w:rPr>
+        <w:t>. Monetary Policy Framework: Federal Reserve vs ECB</w:t>
       </w:r>
     </w:p>
     <w:p>
       <w:pPr>
         <w:spacing w:after="0"/>
-      </w:pPr>
+        <w:rPr>
+          <w:rFonts w:ascii="Calibri" w:hAnsi="Calibri" w:cs="Calibri"/>
+          <w:sz w:val="21"/>
+          <w:szCs w:val="21"/>
+        </w:rPr>
+      </w:pPr>
+      <w:r>
+        <w:rPr>
+          <w:rFonts w:ascii="Calibri" w:hAnsi="Calibri" w:cs="Calibri"/>
+          <w:sz w:val="21"/>
+          <w:szCs w:val="21"/>
+        </w:rPr>
+        <w:t>The Federal Reserve and the European Central Bank implement monetary policy using interest rate corridors, but with different institutional designs and operational targets.</w:t>
+      </w:r>
     </w:p>
     <w:p>
       <w:pPr>
         <w:spacing w:after="0"/>
-      </w:pPr>
-      <w:r>
-        <w:t># Taylor (1993) benchmark calibration</w:t>
-      </w:r>
+        <w:rPr>
+          <w:rFonts w:ascii="Calibri" w:hAnsi="Calibri" w:cs="Calibri"/>
+          <w:sz w:val="21"/>
+          <w:szCs w:val="21"/>
+        </w:rPr>
+      </w:pPr>
     </w:p>
     <w:p>
       <w:pPr>
         <w:spacing w:after="0"/>
-      </w:pPr>
-      <w:r>
-        <w:t>R_STAR = 2.0</w:t>
+        <w:rPr>
+          <w:rFonts w:ascii="Calibri" w:hAnsi="Calibri" w:cs="Calibri"/>
+          <w:sz w:val="21"/>
+          <w:szCs w:val="21"/>
+        </w:rPr>
+      </w:pPr>
+      <w:r>
+        <w:rPr>
+          <w:rFonts w:ascii="Calibri" w:hAnsi="Calibri" w:cs="Calibri"/>
+          <w:sz w:val="21"/>
+          <w:szCs w:val="21"/>
+        </w:rPr>
+        <w:t>Federal Reserve (Fed):</w:t>
       </w:r>
     </w:p>
     <w:p>
       <w:pPr>
         <w:spacing w:after="0"/>
-      </w:pPr>
-      <w:r>
-        <w:t>PI_STAR = 2.0</w:t>
+        <w:rPr>
+          <w:rFonts w:ascii="Calibri" w:hAnsi="Calibri" w:cs="Calibri"/>
+          <w:sz w:val="21"/>
+          <w:szCs w:val="21"/>
+        </w:rPr>
+      </w:pPr>
+      <w:r>
+        <w:rPr>
+          <w:rFonts w:ascii="Calibri" w:hAnsi="Calibri" w:cs="Calibri"/>
+          <w:sz w:val="21"/>
+          <w:szCs w:val="21"/>
+        </w:rPr>
+        <w:t>• Target: Federal Funds Rate (market rate)</w:t>
+      </w:r>
+      <w:r>
+        <w:rPr>
+          <w:rFonts w:ascii="Calibri" w:hAnsi="Calibri" w:cs="Calibri"/>
+          <w:sz w:val="21"/>
+          <w:szCs w:val="21"/>
+        </w:rPr>
+        <w:br/>
+        <w:t>• Corridor system: floor = Interest on Reserve Balances (IORB), ceiling = discount window</w:t>
+      </w:r>
+      <w:r>
+        <w:rPr>
+          <w:rFonts w:ascii="Calibri" w:hAnsi="Calibri" w:cs="Calibri"/>
+          <w:sz w:val="21"/>
+          <w:szCs w:val="21"/>
+        </w:rPr>
+        <w:br/>
+        <w:t>• Mechanism: Fed steers the market rate within a target range</w:t>
+      </w:r>
+      <w:r>
+        <w:rPr>
+          <w:rFonts w:ascii="Calibri" w:hAnsi="Calibri" w:cs="Calibri"/>
+          <w:sz w:val="21"/>
+          <w:szCs w:val="21"/>
+        </w:rPr>
+        <w:br/>
+        <w:t>• Framework: dual mandate (inflation + employment)</w:t>
+      </w:r>
+      <w:r>
+        <w:rPr>
+          <w:rFonts w:ascii="Calibri" w:hAnsi="Calibri" w:cs="Calibri"/>
+          <w:sz w:val="21"/>
+          <w:szCs w:val="21"/>
+        </w:rPr>
+        <w:br/>
+        <w:t>• Market-driven system: interbank market central</w:t>
       </w:r>
     </w:p>
     <w:p>
       <w:pPr>
         <w:spacing w:after="0"/>
-      </w:pPr>
-      <w:r>
-        <w:lastRenderedPageBreak/>
-        <w:t>PHI_PI = 0.5</w:t>
-      </w:r>
+        <w:rPr>
+          <w:rFonts w:ascii="Calibri" w:hAnsi="Calibri" w:cs="Calibri"/>
+          <w:sz w:val="21"/>
+          <w:szCs w:val="21"/>
+        </w:rPr>
+      </w:pPr>
     </w:p>
     <w:p>
       <w:pPr>
         <w:spacing w:after="0"/>
-      </w:pPr>
-      <w:r>
-        <w:t>PHI_Y = 0.5</w:t>
+        <w:rPr>
+          <w:rFonts w:ascii="Calibri" w:hAnsi="Calibri" w:cs="Calibri"/>
+          <w:sz w:val="21"/>
+          <w:szCs w:val="21"/>
+        </w:rPr>
+      </w:pPr>
+      <w:r>
+        <w:rPr>
+          <w:rFonts w:ascii="Calibri" w:hAnsi="Calibri" w:cs="Calibri"/>
+          <w:sz w:val="21"/>
+          <w:szCs w:val="21"/>
+        </w:rPr>
+        <w:t>European Central Bank (ECB):</w:t>
       </w:r>
     </w:p>
     <w:p>
       <w:pPr>
         <w:spacing w:after="0"/>
-      </w:pPr>
-      <w:r>
-        <w:t>PHI_U = 0.5</w:t>
+        <w:rPr>
+          <w:rFonts w:ascii="Calibri" w:hAnsi="Calibri" w:cs="Calibri"/>
+          <w:sz w:val="21"/>
+          <w:szCs w:val="21"/>
+        </w:rPr>
+      </w:pPr>
+      <w:r>
+        <w:rPr>
+          <w:rFonts w:ascii="Calibri" w:hAnsi="Calibri" w:cs="Calibri"/>
+          <w:sz w:val="21"/>
+          <w:szCs w:val="21"/>
+        </w:rPr>
+        <w:t>• Target: Short-term money market rate (€STR)</w:t>
+      </w:r>
+      <w:r>
+        <w:rPr>
+          <w:rFonts w:ascii="Calibri" w:hAnsi="Calibri" w:cs="Calibri"/>
+          <w:sz w:val="21"/>
+          <w:szCs w:val="21"/>
+        </w:rPr>
+        <w:br/>
+        <w:t>• Corridor system: floor = Deposit Facility Rate (DFR), ceiling = Main Refinancing Operations (MRO) / Marginal Lending Facility</w:t>
+      </w:r>
+      <w:r>
+        <w:rPr>
+          <w:rFonts w:ascii="Calibri" w:hAnsi="Calibri" w:cs="Calibri"/>
+          <w:sz w:val="21"/>
+          <w:szCs w:val="21"/>
+        </w:rPr>
+        <w:br/>
+        <w:t>• Mechanism: ECB directly sets administered rates influencing €STR</w:t>
+      </w:r>
+      <w:r>
+        <w:rPr>
+          <w:rFonts w:ascii="Calibri" w:hAnsi="Calibri" w:cs="Calibri"/>
+          <w:sz w:val="21"/>
+          <w:szCs w:val="21"/>
+        </w:rPr>
+        <w:br/>
+        <w:t>• Framework: primary mandate = price stability</w:t>
+      </w:r>
+      <w:r>
+        <w:rPr>
+          <w:rFonts w:ascii="Calibri" w:hAnsi="Calibri" w:cs="Calibri"/>
+          <w:sz w:val="21"/>
+          <w:szCs w:val="21"/>
+        </w:rPr>
+        <w:br/>
+        <w:t>• System more administered than market-driven</w:t>
       </w:r>
     </w:p>
     <w:p>
       <w:pPr>
         <w:spacing w:after="0"/>
-      </w:pPr>
+        <w:rPr>
+          <w:rFonts w:ascii="Calibri" w:hAnsi="Calibri" w:cs="Calibri"/>
+          <w:sz w:val="21"/>
+          <w:szCs w:val="21"/>
+        </w:rPr>
+      </w:pPr>
+      <w:r>
+        <w:rPr>
+          <w:rFonts w:ascii="Calibri" w:hAnsi="Calibri" w:cs="Calibri"/>
+          <w:sz w:val="21"/>
+          <w:szCs w:val="21"/>
+        </w:rPr>
+        <w:t>Key Differences:</w:t>
+      </w:r>
     </w:p>
     <w:p>
       <w:pPr>
         <w:spacing w:after="0"/>
-      </w:pPr>
-      <w:r>
-        <w:t># =========================================================</w:t>
-      </w:r>
-    </w:p>
-    <w:p>
-      <w:pPr>
-        <w:spacing w:after="0"/>
-      </w:pPr>
-      <w:r>
-        <w:t># HELPERS</w:t>
-      </w:r>
-    </w:p>
-    <w:p>
-      <w:pPr>
-        <w:spacing w:after="0"/>
-      </w:pPr>
-      <w:r>
-        <w:t># =========================================================</w:t>
-      </w:r>
-    </w:p>
-    <w:p>
-      <w:pPr>
-        <w:spacing w:after="0"/>
-      </w:pPr>
-    </w:p>
-    <w:p>
-      <w:pPr>
-        <w:spacing w:after="0"/>
-      </w:pPr>
-      <w:r>
-        <w:t>def write_to_txt(text: str) -&gt; None:</w:t>
-      </w:r>
-    </w:p>
-    <w:p>
-      <w:pPr>
-        <w:spacing w:after="0"/>
-      </w:pPr>
-      <w:r>
-        <w:t xml:space="preserve">    with open(TXT_FILE, "a", encoding="utf-8") as f:</w:t>
-      </w:r>
-    </w:p>
-    <w:p>
-      <w:pPr>
-        <w:spacing w:after="0"/>
-      </w:pPr>
-      <w:r>
-        <w:t xml:space="preserve">        f.write(text)</w:t>
-      </w:r>
-    </w:p>
-    <w:p>
-      <w:pPr>
-        <w:spacing w:after="0"/>
-      </w:pPr>
-      <w:r>
-        <w:t xml:space="preserve">        f.write("\n\n")</w:t>
-      </w:r>
-    </w:p>
-    <w:p>
-      <w:pPr>
-        <w:spacing w:after="0"/>
-      </w:pPr>
-    </w:p>
-    <w:p>
-      <w:pPr>
-        <w:spacing w:after="0"/>
-      </w:pPr>
-      <w:r>
-        <w:t>def load_csv(file_name: str) -&gt; pd.DataFrame:</w:t>
-      </w:r>
-    </w:p>
-    <w:p>
-      <w:pPr>
-        <w:spacing w:after="0"/>
-      </w:pPr>
-      <w:r>
-        <w:t xml:space="preserve">    """</w:t>
-      </w:r>
-    </w:p>
-    <w:p>
-      <w:pPr>
-        <w:spacing w:after="0"/>
-      </w:pPr>
-      <w:r>
-        <w:t xml:space="preserve">    Load CSV using project-specific formatting:</w:t>
-      </w:r>
-    </w:p>
-    <w:p>
-      <w:pPr>
-        <w:spacing w:after="0"/>
-      </w:pPr>
-      <w:r>
-        <w:t xml:space="preserve">    - separator = ;</w:t>
-      </w:r>
-    </w:p>
-    <w:p>
-      <w:pPr>
-        <w:spacing w:after="0"/>
-      </w:pPr>
-      <w:r>
-        <w:t xml:space="preserve">    - decimal = ,</w:t>
-      </w:r>
-    </w:p>
-    <w:p>
-      <w:pPr>
-        <w:spacing w:after="0"/>
-      </w:pPr>
-      <w:r>
-        <w:t xml:space="preserve">    - parse Date</w:t>
-      </w:r>
-    </w:p>
-    <w:p>
-      <w:pPr>
-        <w:spacing w:after="0"/>
-      </w:pPr>
-      <w:r>
-        <w:t xml:space="preserve">    """</w:t>
-      </w:r>
-    </w:p>
-    <w:p>
-      <w:pPr>
-        <w:spacing w:after="0"/>
-      </w:pPr>
-      <w:r>
-        <w:t xml:space="preserve">    file_path = DATA_DIR / file_name</w:t>
-      </w:r>
-    </w:p>
-    <w:p>
-      <w:pPr>
-        <w:spacing w:after="0"/>
-      </w:pPr>
-    </w:p>
-    <w:p>
-      <w:pPr>
-        <w:spacing w:after="0"/>
-      </w:pPr>
-      <w:r>
-        <w:t xml:space="preserve">    if not file_path.exists():</w:t>
-      </w:r>
-    </w:p>
-    <w:p>
-      <w:pPr>
-        <w:spacing w:after="0"/>
-      </w:pPr>
-      <w:r>
-        <w:t xml:space="preserve">        raise FileNotFoundError(f"CSV file not found: {file_path}")</w:t>
-      </w:r>
-    </w:p>
-    <w:p>
-      <w:pPr>
-        <w:spacing w:after="0"/>
-      </w:pPr>
-    </w:p>
-    <w:p>
-      <w:pPr>
-        <w:spacing w:after="0"/>
-      </w:pPr>
-      <w:r>
-        <w:t xml:space="preserve">    df = pd.read_csv(</w:t>
-      </w:r>
-    </w:p>
-    <w:p>
-      <w:pPr>
-        <w:spacing w:after="0"/>
-      </w:pPr>
-      <w:r>
-        <w:t xml:space="preserve">        file_path,</w:t>
-      </w:r>
-    </w:p>
-    <w:p>
-      <w:pPr>
-        <w:spacing w:after="0"/>
-      </w:pPr>
-      <w:r>
-        <w:t xml:space="preserve">        sep=";",</w:t>
-      </w:r>
-    </w:p>
-    <w:p>
-      <w:pPr>
-        <w:spacing w:after="0"/>
-      </w:pPr>
-      <w:r>
-        <w:t xml:space="preserve">        decimal=",",</w:t>
-      </w:r>
-    </w:p>
-    <w:p>
-      <w:pPr>
-        <w:spacing w:after="0"/>
-      </w:pPr>
-      <w:r>
-        <w:t xml:space="preserve">        parse_dates=["Date"]</w:t>
-      </w:r>
-    </w:p>
-    <w:p>
-      <w:pPr>
-        <w:spacing w:after="0"/>
-      </w:pPr>
-      <w:r>
-        <w:t xml:space="preserve">    )</w:t>
-      </w:r>
-    </w:p>
-    <w:p>
-      <w:pPr>
-        <w:spacing w:after="0"/>
-      </w:pPr>
-      <w:r>
-        <w:t xml:space="preserve">    df = df.sort_values("Date").reset_index(drop=True)</w:t>
-      </w:r>
-    </w:p>
-    <w:p>
-      <w:pPr>
-        <w:spacing w:after="0"/>
-      </w:pPr>
-      <w:r>
-        <w:t xml:space="preserve">    return df</w:t>
-      </w:r>
-    </w:p>
-    <w:p>
-      <w:pPr>
-        <w:spacing w:after="0"/>
-      </w:pPr>
-    </w:p>
-    <w:p>
-      <w:pPr>
-        <w:spacing w:after="0"/>
-      </w:pPr>
-      <w:r>
-        <w:t>def run_ols(y: pd.Series, X: pd.DataFrame, model_name: str):</w:t>
-      </w:r>
-    </w:p>
-    <w:p>
-      <w:pPr>
-        <w:spacing w:after="0"/>
-      </w:pPr>
-      <w:r>
-        <w:t xml:space="preserve">    """</w:t>
-      </w:r>
-    </w:p>
-    <w:p>
-      <w:pPr>
-        <w:spacing w:after="0"/>
-      </w:pPr>
-      <w:r>
-        <w:t xml:space="preserve">    Run OLS with constant, print summary, and save it to txt.</w:t>
-      </w:r>
-    </w:p>
-    <w:p>
-      <w:pPr>
-        <w:spacing w:after="0"/>
-      </w:pPr>
-      <w:r>
-        <w:t xml:space="preserve">    """</w:t>
-      </w:r>
-    </w:p>
-    <w:p>
-      <w:pPr>
-        <w:spacing w:after="0"/>
-      </w:pPr>
-      <w:r>
-        <w:t xml:space="preserve">    data = pd.concat([y, X], axis=1).dropna()</w:t>
-      </w:r>
-    </w:p>
-    <w:p>
-      <w:pPr>
-        <w:spacing w:after="0"/>
-      </w:pPr>
-      <w:r>
-        <w:t xml:space="preserve">    y_clean = data.iloc[:, 0]</w:t>
-      </w:r>
-    </w:p>
-    <w:p>
-      <w:pPr>
-        <w:spacing w:after="0"/>
-      </w:pPr>
-      <w:r>
-        <w:t xml:space="preserve">    X_clean = data.iloc[:, 1:]</w:t>
-      </w:r>
-    </w:p>
-    <w:p>
-      <w:pPr>
-        <w:spacing w:after="0"/>
-      </w:pPr>
-    </w:p>
-    <w:p>
-      <w:pPr>
-        <w:spacing w:after="0"/>
-      </w:pPr>
-      <w:r>
-        <w:t xml:space="preserve">    X_clean = sm.add_constant(X_clean)</w:t>
-      </w:r>
-    </w:p>
-    <w:p>
-      <w:pPr>
-        <w:spacing w:after="0"/>
-      </w:pPr>
-      <w:r>
-        <w:lastRenderedPageBreak/>
-        <w:t xml:space="preserve">    model = sm.OLS(y_clean, X_clean).fit()</w:t>
-      </w:r>
-    </w:p>
-    <w:p>
-      <w:pPr>
-        <w:spacing w:after="0"/>
-      </w:pPr>
-    </w:p>
-    <w:p>
-      <w:pPr>
-        <w:spacing w:after="0"/>
-      </w:pPr>
-      <w:r>
-        <w:t xml:space="preserve">    output = (</w:t>
-      </w:r>
-    </w:p>
-    <w:p>
-      <w:pPr>
-        <w:spacing w:after="0"/>
-      </w:pPr>
-      <w:r>
-        <w:t xml:space="preserve">        "\n" + "=" * 90 + "\n"</w:t>
-      </w:r>
-    </w:p>
-    <w:p>
-      <w:pPr>
-        <w:spacing w:after="0"/>
-      </w:pPr>
-      <w:r>
-        <w:t xml:space="preserve">        + model_name + "\n"</w:t>
-      </w:r>
-    </w:p>
-    <w:p>
-      <w:pPr>
-        <w:spacing w:after="0"/>
-      </w:pPr>
-      <w:r>
-        <w:t xml:space="preserve">        + "=" * 90 + "\n"</w:t>
-      </w:r>
-    </w:p>
-    <w:p>
-      <w:pPr>
-        <w:spacing w:after="0"/>
-      </w:pPr>
-      <w:r>
-        <w:t xml:space="preserve">        + model.summary().as_text()</w:t>
-      </w:r>
-    </w:p>
-    <w:p>
-      <w:pPr>
-        <w:spacing w:after="0"/>
-      </w:pPr>
-      <w:r>
-        <w:t xml:space="preserve">    )</w:t>
-      </w:r>
-    </w:p>
-    <w:p>
-      <w:pPr>
-        <w:spacing w:after="0"/>
-      </w:pPr>
-    </w:p>
-    <w:p>
-      <w:pPr>
-        <w:spacing w:after="0"/>
-      </w:pPr>
-      <w:r>
-        <w:t xml:space="preserve">    print(output)</w:t>
-      </w:r>
-    </w:p>
-    <w:p>
-      <w:pPr>
-        <w:spacing w:after="0"/>
-      </w:pPr>
-      <w:r>
-        <w:t xml:space="preserve">    write_to_txt(output)</w:t>
-      </w:r>
-    </w:p>
-    <w:p>
-      <w:pPr>
-        <w:spacing w:after="0"/>
-      </w:pPr>
-    </w:p>
-    <w:p>
-      <w:pPr>
-        <w:spacing w:after="0"/>
-      </w:pPr>
-      <w:r>
-        <w:t xml:space="preserve">    return model</w:t>
-      </w:r>
-    </w:p>
-    <w:p>
-      <w:pPr>
-        <w:spacing w:after="0"/>
-      </w:pPr>
-    </w:p>
-    <w:p>
-      <w:pPr>
-        <w:spacing w:after="0"/>
-      </w:pPr>
-      <w:r>
-        <w:t>def save_line_plot(</w:t>
-      </w:r>
-    </w:p>
-    <w:p>
-      <w:pPr>
-        <w:spacing w:after="0"/>
-      </w:pPr>
-      <w:r>
-        <w:t xml:space="preserve">    df: pd.DataFrame,</w:t>
-      </w:r>
-    </w:p>
-    <w:p>
-      <w:pPr>
-        <w:spacing w:after="0"/>
-      </w:pPr>
-      <w:r>
-        <w:t xml:space="preserve">    x_col: str,</w:t>
-      </w:r>
-    </w:p>
-    <w:p>
-      <w:pPr>
-        <w:spacing w:after="0"/>
-      </w:pPr>
-      <w:r>
-        <w:t xml:space="preserve">    y_cols,</w:t>
-      </w:r>
-    </w:p>
-    <w:p>
-      <w:pPr>
-        <w:spacing w:after="0"/>
-      </w:pPr>
-      <w:r>
-        <w:t xml:space="preserve">    labels,</w:t>
-      </w:r>
-    </w:p>
-    <w:p>
-      <w:pPr>
-        <w:spacing w:after="0"/>
-      </w:pPr>
-      <w:r>
-        <w:t xml:space="preserve">    title: str,</w:t>
-      </w:r>
-    </w:p>
-    <w:p>
-      <w:pPr>
-        <w:spacing w:after="0"/>
-      </w:pPr>
-      <w:r>
-        <w:t xml:space="preserve">    y_label: str,</w:t>
-      </w:r>
-    </w:p>
-    <w:p>
-      <w:pPr>
-        <w:spacing w:after="0"/>
-      </w:pPr>
-      <w:r>
-        <w:t xml:space="preserve">    file_name: str,</w:t>
-      </w:r>
-    </w:p>
-    <w:p>
-      <w:pPr>
-        <w:spacing w:after="0"/>
-      </w:pPr>
-      <w:r>
-        <w:t xml:space="preserve">    x_label: str = "Date",</w:t>
-      </w:r>
-    </w:p>
-    <w:p>
-      <w:pPr>
-        <w:spacing w:after="0"/>
-      </w:pPr>
-      <w:r>
-        <w:t xml:space="preserve">    y_limits=None,</w:t>
-      </w:r>
-    </w:p>
-    <w:p>
-      <w:pPr>
-        <w:spacing w:after="0"/>
-      </w:pPr>
-      <w:r>
-        <w:t xml:space="preserve">    show_legend: bool = True,</w:t>
-      </w:r>
-    </w:p>
-    <w:p>
-      <w:pPr>
-        <w:spacing w:after="0"/>
-      </w:pPr>
-      <w:r>
-        <w:t xml:space="preserve">    hlines=None</w:t>
-      </w:r>
-    </w:p>
-    <w:p>
-      <w:pPr>
-        <w:spacing w:after="0"/>
-      </w:pPr>
-      <w:r>
-        <w:t>) -&gt; None:</w:t>
-      </w:r>
-    </w:p>
-    <w:p>
-      <w:pPr>
-        <w:spacing w:after="0"/>
-      </w:pPr>
-      <w:r>
-        <w:t xml:space="preserve">    if isinstance(y_cols, str):</w:t>
-      </w:r>
-    </w:p>
-    <w:p>
-      <w:pPr>
-        <w:spacing w:after="0"/>
-      </w:pPr>
-      <w:r>
-        <w:t xml:space="preserve">        y_cols = [y_cols]</w:t>
-      </w:r>
-    </w:p>
-    <w:p>
-      <w:pPr>
-        <w:spacing w:after="0"/>
-      </w:pPr>
-      <w:r>
-        <w:t xml:space="preserve">    if isinstance(labels, str):</w:t>
-      </w:r>
-    </w:p>
-    <w:p>
-      <w:pPr>
-        <w:spacing w:after="0"/>
-      </w:pPr>
-      <w:r>
-        <w:t xml:space="preserve">        labels = [labels]</w:t>
-      </w:r>
-    </w:p>
-    <w:p>
-      <w:pPr>
-        <w:spacing w:after="0"/>
-      </w:pPr>
-    </w:p>
-    <w:p>
-      <w:pPr>
-        <w:spacing w:after="0"/>
-      </w:pPr>
-      <w:r>
-        <w:t xml:space="preserve">    plt.figure(figsize=(10, 5))</w:t>
-      </w:r>
-    </w:p>
-    <w:p>
-      <w:pPr>
-        <w:spacing w:after="0"/>
-      </w:pPr>
-    </w:p>
-    <w:p>
-      <w:pPr>
-        <w:spacing w:after="0"/>
-      </w:pPr>
-      <w:r>
-        <w:t xml:space="preserve">    for col, label in zip(y_cols, labels):</w:t>
-      </w:r>
-    </w:p>
-    <w:p>
-      <w:pPr>
-        <w:spacing w:after="0"/>
-      </w:pPr>
-      <w:r>
-        <w:t xml:space="preserve">        plt.plot(df[x_col], df[col], label=label, linewidth=1.8)</w:t>
-      </w:r>
-    </w:p>
-    <w:p>
-      <w:pPr>
-        <w:spacing w:after="0"/>
-      </w:pPr>
-    </w:p>
-    <w:p>
-      <w:pPr>
-        <w:spacing w:after="0"/>
-      </w:pPr>
-      <w:r>
-        <w:t xml:space="preserve">    if hlines is not None:</w:t>
-      </w:r>
-    </w:p>
-    <w:p>
-      <w:pPr>
-        <w:spacing w:after="0"/>
-      </w:pPr>
-      <w:r>
-        <w:t xml:space="preserve">        for h in hlines:</w:t>
-      </w:r>
-    </w:p>
-    <w:p>
-      <w:pPr>
-        <w:spacing w:after="0"/>
-      </w:pPr>
-      <w:r>
-        <w:t xml:space="preserve">            plt.axhline(</w:t>
-      </w:r>
-    </w:p>
-    <w:p>
-      <w:pPr>
-        <w:spacing w:after="0"/>
-      </w:pPr>
-      <w:r>
-        <w:t xml:space="preserve">                y=h["y"],</w:t>
-      </w:r>
-    </w:p>
-    <w:p>
-      <w:pPr>
-        <w:spacing w:after="0"/>
-      </w:pPr>
-      <w:r>
-        <w:t xml:space="preserve">                linestyle=h.get("linestyle", "--"),</w:t>
-      </w:r>
-    </w:p>
-    <w:p>
-      <w:pPr>
-        <w:spacing w:after="0"/>
-      </w:pPr>
-      <w:r>
-        <w:t xml:space="preserve">                linewidth=h.get("linewidth", 1.8),</w:t>
-      </w:r>
-    </w:p>
-    <w:p>
-      <w:pPr>
-        <w:spacing w:after="0"/>
-      </w:pPr>
-      <w:r>
-        <w:lastRenderedPageBreak/>
-        <w:t xml:space="preserve">                label=h.get("label")</w:t>
-      </w:r>
-    </w:p>
-    <w:p>
-      <w:pPr>
-        <w:spacing w:after="0"/>
-      </w:pPr>
-      <w:r>
-        <w:t xml:space="preserve">            )</w:t>
-      </w:r>
-    </w:p>
-    <w:p>
-      <w:pPr>
-        <w:spacing w:after="0"/>
-      </w:pPr>
-    </w:p>
-    <w:p>
-      <w:pPr>
-        <w:spacing w:after="0"/>
-      </w:pPr>
-      <w:r>
-        <w:t xml:space="preserve">    plt.title(title)</w:t>
-      </w:r>
-    </w:p>
-    <w:p>
-      <w:pPr>
-        <w:spacing w:after="0"/>
-      </w:pPr>
-      <w:r>
-        <w:t xml:space="preserve">    plt.xlabel(x_label)</w:t>
-      </w:r>
-    </w:p>
-    <w:p>
-      <w:pPr>
-        <w:spacing w:after="0"/>
-      </w:pPr>
-      <w:r>
-        <w:t xml:space="preserve">    plt.ylabel(y_label)</w:t>
-      </w:r>
-    </w:p>
-    <w:p>
-      <w:pPr>
-        <w:spacing w:after="0"/>
-      </w:pPr>
-    </w:p>
-    <w:p>
-      <w:pPr>
-        <w:spacing w:after="0"/>
-      </w:pPr>
-      <w:r>
-        <w:t xml:space="preserve">    if y_limits == "auto":</w:t>
-      </w:r>
-    </w:p>
-    <w:p>
-      <w:pPr>
-        <w:spacing w:after="0"/>
-      </w:pPr>
-      <w:r>
-        <w:t xml:space="preserve">        values = pd.concat([df[col] for col in y_cols], axis=0).dropna()</w:t>
-      </w:r>
-    </w:p>
-    <w:p>
-      <w:pPr>
-        <w:spacing w:after="0"/>
-      </w:pPr>
-    </w:p>
-    <w:p>
-      <w:pPr>
-        <w:spacing w:after="0"/>
-      </w:pPr>
-      <w:r>
-        <w:t xml:space="preserve">        if hlines is not None:</w:t>
-      </w:r>
-    </w:p>
-    <w:p>
-      <w:pPr>
-        <w:spacing w:after="0"/>
-      </w:pPr>
-      <w:r>
-        <w:t xml:space="preserve">            h_values = [h["y"] for h in hlines]</w:t>
-      </w:r>
-    </w:p>
-    <w:p>
-      <w:pPr>
-        <w:spacing w:after="0"/>
-      </w:pPr>
-      <w:r>
-        <w:t xml:space="preserve">            values = pd.concat([values, pd.Series(h_values)], axis=0)</w:t>
-      </w:r>
-    </w:p>
-    <w:p>
-      <w:pPr>
-        <w:spacing w:after="0"/>
-      </w:pPr>
-    </w:p>
-    <w:p>
-      <w:pPr>
-        <w:spacing w:after="0"/>
-      </w:pPr>
-      <w:r>
-        <w:t xml:space="preserve">        if len(values) &gt; 0:</w:t>
-      </w:r>
-    </w:p>
-    <w:p>
-      <w:pPr>
-        <w:spacing w:after="0"/>
-      </w:pPr>
-      <w:r>
-        <w:t xml:space="preserve">            y_min = values.min()</w:t>
-      </w:r>
-    </w:p>
-    <w:p>
-      <w:pPr>
-        <w:spacing w:after="0"/>
-      </w:pPr>
-      <w:r>
-        <w:t xml:space="preserve">            y_max = values.max()</w:t>
-      </w:r>
-    </w:p>
-    <w:p>
-      <w:pPr>
-        <w:spacing w:after="0"/>
-      </w:pPr>
-      <w:r>
-        <w:t xml:space="preserve">            margin = max((y_max - y_min) * 0.05, 0.25)</w:t>
-      </w:r>
-    </w:p>
-    <w:p>
-      <w:pPr>
-        <w:spacing w:after="0"/>
-      </w:pPr>
-      <w:r>
-        <w:t xml:space="preserve">            plt.ylim(y_min - margin, y_max + margin)</w:t>
-      </w:r>
-    </w:p>
-    <w:p>
-      <w:pPr>
-        <w:spacing w:after="0"/>
-      </w:pPr>
-    </w:p>
-    <w:p>
-      <w:pPr>
-        <w:spacing w:after="0"/>
-      </w:pPr>
-      <w:r>
-        <w:t xml:space="preserve">    elif y_limits is not None:</w:t>
-      </w:r>
-    </w:p>
-    <w:p>
-      <w:pPr>
-        <w:spacing w:after="0"/>
-      </w:pPr>
-      <w:r>
-        <w:t xml:space="preserve">        plt.ylim(y_limits)</w:t>
-      </w:r>
-    </w:p>
-    <w:p>
-      <w:pPr>
-        <w:spacing w:after="0"/>
-      </w:pPr>
-    </w:p>
-    <w:p>
-      <w:pPr>
-        <w:spacing w:after="0"/>
-      </w:pPr>
-      <w:r>
-        <w:t xml:space="preserve">    if show_legend:</w:t>
-      </w:r>
-    </w:p>
-    <w:p>
-      <w:pPr>
-        <w:spacing w:after="0"/>
-      </w:pPr>
-      <w:r>
-        <w:t xml:space="preserve">        plt.legend(frameon=False)</w:t>
-      </w:r>
-    </w:p>
-    <w:p>
-      <w:pPr>
-        <w:spacing w:after="0"/>
-      </w:pPr>
-    </w:p>
-    <w:p>
-      <w:pPr>
-        <w:spacing w:after="0"/>
-      </w:pPr>
-      <w:r>
-        <w:t xml:space="preserve">    plt.grid(True, alpha=0.3)</w:t>
-      </w:r>
-    </w:p>
-    <w:p>
-      <w:pPr>
-        <w:spacing w:after="0"/>
-      </w:pPr>
-      <w:r>
-        <w:t xml:space="preserve">    plt.tight_layout()</w:t>
-      </w:r>
-    </w:p>
-    <w:p>
-      <w:pPr>
-        <w:spacing w:after="0"/>
-      </w:pPr>
-      <w:r>
-        <w:t xml:space="preserve">    plt.savefig(OUTPUTS_DIR / file_name, dpi=300, bbox_inches="tight")</w:t>
-      </w:r>
-    </w:p>
-    <w:p>
-      <w:pPr>
-        <w:spacing w:after="0"/>
-      </w:pPr>
-      <w:r>
-        <w:t xml:space="preserve">    plt.close()</w:t>
-      </w:r>
-    </w:p>
-    <w:p>
-      <w:pPr>
-        <w:spacing w:after="0"/>
-      </w:pPr>
-    </w:p>
-    <w:p>
-      <w:pPr>
-        <w:spacing w:after="0"/>
-      </w:pPr>
-      <w:r>
-        <w:t>def save_scatter_plot(</w:t>
-      </w:r>
-    </w:p>
-    <w:p>
-      <w:pPr>
-        <w:spacing w:after="0"/>
-      </w:pPr>
-      <w:r>
-        <w:t xml:space="preserve">    df: pd.DataFrame,</w:t>
-      </w:r>
-    </w:p>
-    <w:p>
-      <w:pPr>
-        <w:spacing w:after="0"/>
-      </w:pPr>
-      <w:r>
-        <w:t xml:space="preserve">    x_col: str,</w:t>
-      </w:r>
-    </w:p>
-    <w:p>
-      <w:pPr>
-        <w:spacing w:after="0"/>
-      </w:pPr>
-      <w:r>
-        <w:t xml:space="preserve">    y_col: str,</w:t>
-      </w:r>
-    </w:p>
-    <w:p>
-      <w:pPr>
-        <w:spacing w:after="0"/>
-      </w:pPr>
-      <w:r>
-        <w:t xml:space="preserve">    title: str,</w:t>
-      </w:r>
-    </w:p>
-    <w:p>
-      <w:pPr>
-        <w:spacing w:after="0"/>
-      </w:pPr>
-      <w:r>
-        <w:t xml:space="preserve">    x_label: str,</w:t>
-      </w:r>
-    </w:p>
-    <w:p>
-      <w:pPr>
-        <w:spacing w:after="0"/>
-      </w:pPr>
-      <w:r>
-        <w:t xml:space="preserve">    y_label: str,</w:t>
-      </w:r>
-    </w:p>
-    <w:p>
-      <w:pPr>
-        <w:spacing w:after="0"/>
-      </w:pPr>
-      <w:r>
-        <w:t xml:space="preserve">    file_name: str,</w:t>
-      </w:r>
-    </w:p>
-    <w:p>
-      <w:pPr>
-        <w:spacing w:after="0"/>
-      </w:pPr>
-      <w:r>
-        <w:t xml:space="preserve">    fit_type: str = "linear",</w:t>
-      </w:r>
-    </w:p>
-    <w:p>
-      <w:pPr>
-        <w:spacing w:after="0"/>
-      </w:pPr>
-      <w:r>
-        <w:t xml:space="preserve">    alpha: float = 0.7,</w:t>
-      </w:r>
-    </w:p>
-    <w:p>
-      <w:pPr>
-        <w:spacing w:after="0"/>
-      </w:pPr>
-      <w:r>
-        <w:t xml:space="preserve">    x_limits=None,</w:t>
-      </w:r>
-    </w:p>
-    <w:p>
-      <w:pPr>
-        <w:spacing w:after="0"/>
-      </w:pPr>
-      <w:r>
-        <w:t xml:space="preserve">    y_limits=None,</w:t>
-      </w:r>
-    </w:p>
-    <w:p>
-      <w:pPr>
-        <w:spacing w:after="0"/>
-      </w:pPr>
-      <w:r>
-        <w:lastRenderedPageBreak/>
-        <w:t xml:space="preserve">    show_legend: bool = True</w:t>
-      </w:r>
-    </w:p>
-    <w:p>
-      <w:pPr>
-        <w:spacing w:after="0"/>
-      </w:pPr>
-      <w:r>
-        <w:t>) -&gt; None:</w:t>
-      </w:r>
-    </w:p>
-    <w:p>
-      <w:pPr>
-        <w:spacing w:after="0"/>
-      </w:pPr>
-      <w:r>
-        <w:t xml:space="preserve">    plt.figure(figsize=(7, 5))</w:t>
-      </w:r>
-    </w:p>
-    <w:p>
-      <w:pPr>
-        <w:spacing w:after="0"/>
-      </w:pPr>
-      <w:r>
-        <w:t xml:space="preserve">    plt.scatter(df[x_col], df[y_col], alpha=alpha, label="Data")</w:t>
-      </w:r>
-    </w:p>
-    <w:p>
-      <w:pPr>
-        <w:spacing w:after="0"/>
-      </w:pPr>
-    </w:p>
-    <w:p>
-      <w:pPr>
-        <w:spacing w:after="0"/>
-      </w:pPr>
-      <w:r>
-        <w:t xml:space="preserve">    valid = df[[x_col, y_col]].dropna()</w:t>
-      </w:r>
-    </w:p>
-    <w:p>
-      <w:pPr>
-        <w:spacing w:after="0"/>
-      </w:pPr>
-    </w:p>
-    <w:p>
-      <w:pPr>
-        <w:spacing w:after="0"/>
-      </w:pPr>
-      <w:r>
-        <w:t xml:space="preserve">    if len(valid) &gt; 2:</w:t>
-      </w:r>
-    </w:p>
-    <w:p>
-      <w:pPr>
-        <w:spacing w:after="0"/>
-      </w:pPr>
-      <w:r>
-        <w:t xml:space="preserve">        x = valid[x_col].astype(float)</w:t>
-      </w:r>
-    </w:p>
-    <w:p>
-      <w:pPr>
-        <w:spacing w:after="0"/>
-      </w:pPr>
-      <w:r>
-        <w:t xml:space="preserve">        y = valid[y_col].astype(float)</w:t>
-      </w:r>
-    </w:p>
-    <w:p>
-      <w:pPr>
-        <w:spacing w:after="0"/>
-      </w:pPr>
-      <w:r>
-        <w:t xml:space="preserve">        x_line = np.linspace(x.min(), x.max(), 400)</w:t>
-      </w:r>
-    </w:p>
-    <w:p>
-      <w:pPr>
-        <w:spacing w:after="0"/>
-      </w:pPr>
-    </w:p>
-    <w:p>
-      <w:pPr>
-        <w:spacing w:after="0"/>
-      </w:pPr>
-      <w:r>
-        <w:t xml:space="preserve">        if fit_type == "linear":</w:t>
-      </w:r>
-    </w:p>
-    <w:p>
-      <w:pPr>
-        <w:spacing w:after="0"/>
-      </w:pPr>
-      <w:r>
-        <w:t xml:space="preserve">            coeffs = np.polyfit(x, y, 1)</w:t>
-      </w:r>
-    </w:p>
-    <w:p>
-      <w:pPr>
-        <w:spacing w:after="0"/>
-      </w:pPr>
-      <w:r>
-        <w:t xml:space="preserve">            y_line = coeffs[0] * x_line + coeffs[1]</w:t>
-      </w:r>
-    </w:p>
-    <w:p>
-      <w:pPr>
-        <w:spacing w:after="0"/>
-      </w:pPr>
-    </w:p>
-    <w:p>
-      <w:pPr>
-        <w:spacing w:after="0"/>
-      </w:pPr>
-      <w:r>
-        <w:t xml:space="preserve">            debug_text = (</w:t>
-      </w:r>
-    </w:p>
-    <w:p>
-      <w:pPr>
-        <w:spacing w:after="0"/>
-      </w:pPr>
-      <w:r>
-        <w:t xml:space="preserve">                f"{title} - linear fit coefficients:\n"</w:t>
-      </w:r>
-    </w:p>
-    <w:p>
-      <w:pPr>
-        <w:spacing w:after="0"/>
-      </w:pPr>
-      <w:r>
-        <w:t xml:space="preserve">                f"slope = {coeffs[0]:.6f}, intercept = {coeffs[1]:.6f}"</w:t>
-      </w:r>
-    </w:p>
-    <w:p>
-      <w:pPr>
-        <w:spacing w:after="0"/>
-      </w:pPr>
-      <w:r>
-        <w:t xml:space="preserve">            )</w:t>
-      </w:r>
-    </w:p>
-    <w:p>
-      <w:pPr>
-        <w:spacing w:after="0"/>
-      </w:pPr>
-      <w:r>
-        <w:t xml:space="preserve">            print(debug_text)</w:t>
-      </w:r>
-    </w:p>
-    <w:p>
-      <w:pPr>
-        <w:spacing w:after="0"/>
-      </w:pPr>
-      <w:r>
-        <w:t xml:space="preserve">            write_to_txt(debug_text)</w:t>
-      </w:r>
-    </w:p>
-    <w:p>
-      <w:pPr>
-        <w:spacing w:after="0"/>
-      </w:pPr>
-    </w:p>
-    <w:p>
-      <w:pPr>
-        <w:spacing w:after="0"/>
-      </w:pPr>
-      <w:r>
-        <w:t xml:space="preserve">            plt.plot(</w:t>
-      </w:r>
-    </w:p>
-    <w:p>
-      <w:pPr>
-        <w:spacing w:after="0"/>
-      </w:pPr>
-      <w:r>
-        <w:t xml:space="preserve">                x_line,</w:t>
-      </w:r>
-    </w:p>
-    <w:p>
-      <w:pPr>
-        <w:spacing w:after="0"/>
-      </w:pPr>
-      <w:r>
-        <w:t xml:space="preserve">                y_line,</w:t>
-      </w:r>
-    </w:p>
-    <w:p>
-      <w:pPr>
-        <w:spacing w:after="0"/>
-      </w:pPr>
-      <w:r>
-        <w:t xml:space="preserve">                linewidth=2.5,</w:t>
-      </w:r>
-    </w:p>
-    <w:p>
-      <w:pPr>
-        <w:spacing w:after="0"/>
-      </w:pPr>
-      <w:r>
-        <w:t xml:space="preserve">                label="Linear fit"</w:t>
-      </w:r>
-    </w:p>
-    <w:p>
-      <w:pPr>
-        <w:spacing w:after="0"/>
-      </w:pPr>
-      <w:r>
-        <w:t xml:space="preserve">            )</w:t>
-      </w:r>
-    </w:p>
-    <w:p>
-      <w:pPr>
-        <w:spacing w:after="0"/>
-      </w:pPr>
-    </w:p>
-    <w:p>
-      <w:pPr>
-        <w:spacing w:after="0"/>
-      </w:pPr>
-      <w:r>
-        <w:t xml:space="preserve">        elif fit_type == "quadratic":</w:t>
-      </w:r>
-    </w:p>
-    <w:p>
-      <w:pPr>
-        <w:spacing w:after="0"/>
-      </w:pPr>
-      <w:r>
-        <w:t xml:space="preserve">            coeffs = np.polyfit(x, y, 2)</w:t>
-      </w:r>
-    </w:p>
-    <w:p>
-      <w:pPr>
-        <w:spacing w:after="0"/>
-      </w:pPr>
-      <w:r>
-        <w:t xml:space="preserve">            y_line = coeffs[0] * x_line**2 + coeffs[1] * x_line + coeffs[2]</w:t>
-      </w:r>
-    </w:p>
-    <w:p>
-      <w:pPr>
-        <w:spacing w:after="0"/>
-      </w:pPr>
-    </w:p>
-    <w:p>
-      <w:pPr>
-        <w:spacing w:after="0"/>
-      </w:pPr>
-      <w:r>
-        <w:t xml:space="preserve">            debug_text = (</w:t>
-      </w:r>
-    </w:p>
-    <w:p>
-      <w:pPr>
-        <w:spacing w:after="0"/>
-      </w:pPr>
-      <w:r>
-        <w:t xml:space="preserve">                f"{title} - quadratic fit coefficients:\n"</w:t>
-      </w:r>
-    </w:p>
-    <w:p>
-      <w:pPr>
-        <w:spacing w:after="0"/>
-      </w:pPr>
-      <w:r>
-        <w:t xml:space="preserve">                f"a = {coeffs[0]:.6f}, b = {coeffs[1]:.6f}, c = {coeffs[2]:.6f}"</w:t>
-      </w:r>
-    </w:p>
-    <w:p>
-      <w:pPr>
-        <w:spacing w:after="0"/>
-      </w:pPr>
-      <w:r>
-        <w:t xml:space="preserve">            )</w:t>
-      </w:r>
-    </w:p>
-    <w:p>
-      <w:pPr>
-        <w:spacing w:after="0"/>
-      </w:pPr>
-      <w:r>
-        <w:t xml:space="preserve">            print(debug_text)</w:t>
-      </w:r>
-    </w:p>
-    <w:p>
-      <w:pPr>
-        <w:spacing w:after="0"/>
-      </w:pPr>
-      <w:r>
-        <w:t xml:space="preserve">            write_to_txt(debug_text)</w:t>
-      </w:r>
-    </w:p>
-    <w:p>
-      <w:pPr>
-        <w:spacing w:after="0"/>
-      </w:pPr>
-    </w:p>
-    <w:p>
-      <w:pPr>
-        <w:spacing w:after="0"/>
-      </w:pPr>
-      <w:r>
-        <w:t xml:space="preserve">            plt.plot(</w:t>
-      </w:r>
-    </w:p>
-    <w:p>
-      <w:pPr>
-        <w:spacing w:after="0"/>
-      </w:pPr>
-      <w:r>
-        <w:t xml:space="preserve">                x_line,</w:t>
-      </w:r>
-    </w:p>
-    <w:p>
-      <w:pPr>
-        <w:spacing w:after="0"/>
-      </w:pPr>
-      <w:r>
-        <w:lastRenderedPageBreak/>
-        <w:t xml:space="preserve">                y_line,</w:t>
-      </w:r>
-    </w:p>
-    <w:p>
-      <w:pPr>
-        <w:spacing w:after="0"/>
-      </w:pPr>
-      <w:r>
-        <w:t xml:space="preserve">                linewidth=2.5,</w:t>
-      </w:r>
-    </w:p>
-    <w:p>
-      <w:pPr>
-        <w:spacing w:after="0"/>
-      </w:pPr>
-      <w:r>
-        <w:t xml:space="preserve">                label="Quadratic fit"</w:t>
-      </w:r>
-    </w:p>
-    <w:p>
-      <w:pPr>
-        <w:spacing w:after="0"/>
-      </w:pPr>
-      <w:r>
-        <w:t xml:space="preserve">            )</w:t>
-      </w:r>
-    </w:p>
-    <w:p>
-      <w:pPr>
-        <w:spacing w:after="0"/>
-      </w:pPr>
-    </w:p>
-    <w:p>
-      <w:pPr>
-        <w:spacing w:after="0"/>
-      </w:pPr>
-      <w:r>
-        <w:t xml:space="preserve">        else:</w:t>
-      </w:r>
-    </w:p>
-    <w:p>
-      <w:pPr>
-        <w:spacing w:after="0"/>
-      </w:pPr>
-      <w:r>
-        <w:t xml:space="preserve">            raise ValueError(f"Unsupported fit_type: {fit_type}")</w:t>
-      </w:r>
-    </w:p>
-    <w:p>
-      <w:pPr>
-        <w:spacing w:after="0"/>
-      </w:pPr>
-    </w:p>
-    <w:p>
-      <w:pPr>
-        <w:spacing w:after="0"/>
-      </w:pPr>
-      <w:r>
-        <w:t xml:space="preserve">    plt.title(title)</w:t>
-      </w:r>
-    </w:p>
-    <w:p>
-      <w:pPr>
-        <w:spacing w:after="0"/>
-      </w:pPr>
-      <w:r>
-        <w:t xml:space="preserve">    plt.xlabel(x_label)</w:t>
-      </w:r>
-    </w:p>
-    <w:p>
-      <w:pPr>
-        <w:spacing w:after="0"/>
-      </w:pPr>
-      <w:r>
-        <w:t xml:space="preserve">    plt.ylabel(y_label)</w:t>
-      </w:r>
-    </w:p>
-    <w:p>
-      <w:pPr>
-        <w:spacing w:after="0"/>
-      </w:pPr>
-    </w:p>
-    <w:p>
-      <w:pPr>
-        <w:spacing w:after="0"/>
-      </w:pPr>
-      <w:r>
-        <w:t xml:space="preserve">    if x_limits is not None:</w:t>
-      </w:r>
-    </w:p>
-    <w:p>
-      <w:pPr>
-        <w:spacing w:after="0"/>
-      </w:pPr>
-      <w:r>
-        <w:t xml:space="preserve">        plt.xlim(x_limits)</w:t>
-      </w:r>
-    </w:p>
-    <w:p>
-      <w:pPr>
-        <w:spacing w:after="0"/>
-      </w:pPr>
-    </w:p>
-    <w:p>
-      <w:pPr>
-        <w:spacing w:after="0"/>
-      </w:pPr>
-      <w:r>
-        <w:t xml:space="preserve">    if y_limits == "auto":</w:t>
-      </w:r>
-    </w:p>
-    <w:p>
-      <w:pPr>
-        <w:spacing w:after="0"/>
-      </w:pPr>
-      <w:r>
-        <w:t xml:space="preserve">        values = valid[y_col]</w:t>
-      </w:r>
-    </w:p>
-    <w:p>
-      <w:pPr>
-        <w:spacing w:after="0"/>
-      </w:pPr>
-      <w:r>
-        <w:t xml:space="preserve">        if len(values) &gt; 0:</w:t>
-      </w:r>
-    </w:p>
-    <w:p>
-      <w:pPr>
-        <w:spacing w:after="0"/>
-      </w:pPr>
-      <w:r>
-        <w:t xml:space="preserve">            y_min = values.min()</w:t>
-      </w:r>
-    </w:p>
-    <w:p>
-      <w:pPr>
-        <w:spacing w:after="0"/>
-      </w:pPr>
-      <w:r>
-        <w:t xml:space="preserve">            y_max = values.max()</w:t>
-      </w:r>
-    </w:p>
-    <w:p>
-      <w:pPr>
-        <w:spacing w:after="0"/>
-      </w:pPr>
-      <w:r>
-        <w:t xml:space="preserve">            margin = max((y_max - y_min) * 0.05, 0.25)</w:t>
-      </w:r>
-    </w:p>
-    <w:p>
-      <w:pPr>
-        <w:spacing w:after="0"/>
-      </w:pPr>
-      <w:r>
-        <w:t xml:space="preserve">            plt.ylim(y_min - margin, y_max + margin)</w:t>
-      </w:r>
-    </w:p>
-    <w:p>
-      <w:pPr>
-        <w:spacing w:after="0"/>
-      </w:pPr>
-    </w:p>
-    <w:p>
-      <w:pPr>
-        <w:spacing w:after="0"/>
-      </w:pPr>
-      <w:r>
-        <w:t xml:space="preserve">    elif y_limits is not None:</w:t>
-      </w:r>
-    </w:p>
-    <w:p>
-      <w:pPr>
-        <w:spacing w:after="0"/>
-      </w:pPr>
-      <w:r>
-        <w:t xml:space="preserve">        plt.ylim(y_limits)</w:t>
-      </w:r>
-    </w:p>
-    <w:p>
-      <w:pPr>
-        <w:spacing w:after="0"/>
-      </w:pPr>
-    </w:p>
-    <w:p>
-      <w:pPr>
-        <w:spacing w:after="0"/>
-      </w:pPr>
-      <w:r>
-        <w:t xml:space="preserve">    if show_legend:</w:t>
-      </w:r>
-    </w:p>
-    <w:p>
-      <w:pPr>
-        <w:spacing w:after="0"/>
-      </w:pPr>
-      <w:r>
-        <w:t xml:space="preserve">        plt.legend(frameon=False)</w:t>
-      </w:r>
-    </w:p>
-    <w:p>
-      <w:pPr>
-        <w:spacing w:after="0"/>
-      </w:pPr>
-    </w:p>
-    <w:p>
-      <w:pPr>
-        <w:spacing w:after="0"/>
-      </w:pPr>
-      <w:r>
-        <w:t xml:space="preserve">    plt.grid(True, alpha=0.3)</w:t>
-      </w:r>
-    </w:p>
-    <w:p>
-      <w:pPr>
-        <w:spacing w:after="0"/>
-      </w:pPr>
-      <w:r>
-        <w:t xml:space="preserve">    plt.tight_layout()</w:t>
-      </w:r>
-    </w:p>
-    <w:p>
-      <w:pPr>
-        <w:spacing w:after="0"/>
-      </w:pPr>
-      <w:r>
-        <w:t xml:space="preserve">    plt.savefig(OUTPUTS_DIR / file_name, dpi=300, bbox_inches="tight")</w:t>
-      </w:r>
-    </w:p>
-    <w:p>
-      <w:pPr>
-        <w:spacing w:after="0"/>
-      </w:pPr>
-      <w:r>
-        <w:t xml:space="preserve">    plt.close()</w:t>
-      </w:r>
-    </w:p>
-    <w:p>
-      <w:pPr>
-        <w:spacing w:after="0"/>
-      </w:pPr>
-    </w:p>
-    <w:p>
-      <w:pPr>
-        <w:spacing w:after="0"/>
-      </w:pPr>
-      <w:r>
-        <w:t># =========================================================</w:t>
-      </w:r>
-    </w:p>
-    <w:p>
-      <w:pPr>
-        <w:spacing w:after="0"/>
-      </w:pPr>
-      <w:r>
-        <w:t># SAHM RULE</w:t>
-      </w:r>
-    </w:p>
-    <w:p>
-      <w:pPr>
-        <w:spacing w:after="0"/>
-      </w:pPr>
-      <w:r>
-        <w:t># Indicator framework, not regression</w:t>
-      </w:r>
-    </w:p>
-    <w:p>
-      <w:pPr>
-        <w:spacing w:after="0"/>
-      </w:pPr>
-      <w:r>
-        <w:t># =========================================================</w:t>
-      </w:r>
-    </w:p>
-    <w:p>
-      <w:pPr>
-        <w:spacing w:after="0"/>
-      </w:pPr>
-    </w:p>
-    <w:p>
-      <w:pPr>
-        <w:spacing w:after="0"/>
-      </w:pPr>
-      <w:r>
-        <w:t>def run_sahm_rule() -&gt; pd.DataFrame:</w:t>
-      </w:r>
-    </w:p>
-    <w:p>
-      <w:pPr>
-        <w:spacing w:after="0"/>
-      </w:pPr>
-      <w:r>
-        <w:t xml:space="preserve">    df = load_csv("Table_Sahm's_Rule.csv")</w:t>
-      </w:r>
-    </w:p>
-    <w:p>
-      <w:pPr>
-        <w:spacing w:after="0"/>
-      </w:pPr>
-    </w:p>
-    <w:p>
-      <w:pPr>
-        <w:spacing w:after="0"/>
-      </w:pPr>
-      <w:r>
-        <w:t xml:space="preserve">    # Remove rows with missing unemployment before computing rolling stats</w:t>
-      </w:r>
-    </w:p>
-    <w:p>
-      <w:pPr>
-        <w:spacing w:after="0"/>
-      </w:pPr>
-      <w:r>
-        <w:lastRenderedPageBreak/>
-        <w:t xml:space="preserve">    df = df[df["U_RATE"].notna()].copy()</w:t>
-      </w:r>
-    </w:p>
-    <w:p>
-      <w:pPr>
-        <w:spacing w:after="0"/>
-      </w:pPr>
-      <w:r>
-        <w:t xml:space="preserve">    df = df.sort_values("Date").reset_index(drop=True)</w:t>
-      </w:r>
-    </w:p>
-    <w:p>
-      <w:pPr>
-        <w:spacing w:after="0"/>
-      </w:pPr>
-    </w:p>
-    <w:p>
-      <w:pPr>
-        <w:spacing w:after="0"/>
-      </w:pPr>
-      <w:r>
-        <w:t xml:space="preserve">    # Sahm Rule:</w:t>
-      </w:r>
-    </w:p>
-    <w:p>
-      <w:pPr>
-        <w:spacing w:after="0"/>
-      </w:pPr>
-      <w:r>
-        <w:t xml:space="preserve">    # 3-month moving average of unemployment minus minimum over previous 12 months</w:t>
-      </w:r>
-    </w:p>
-    <w:p>
-      <w:pPr>
-        <w:spacing w:after="0"/>
-      </w:pPr>
-      <w:r>
-        <w:t xml:space="preserve">    df["U_RATE_MA3"] = df["U_RATE"].rolling(window=3, min_periods=3).mean()</w:t>
-      </w:r>
-    </w:p>
-    <w:p>
-      <w:pPr>
-        <w:spacing w:after="0"/>
-      </w:pPr>
-      <w:r>
-        <w:t xml:space="preserve">    df["U_RATE_MA3_MIN_12"] = df["U_RATE_MA3"].rolling(window=12, min_periods=12).min()</w:t>
-      </w:r>
-    </w:p>
-    <w:p>
-      <w:pPr>
-        <w:spacing w:after="0"/>
-      </w:pPr>
-      <w:r>
-        <w:t xml:space="preserve">    df["SAHM_RULE"] = df["U_RATE_MA3"] - df["U_RATE_MA3_MIN_12"]</w:t>
-      </w:r>
-    </w:p>
-    <w:p>
-      <w:pPr>
-        <w:spacing w:after="0"/>
-      </w:pPr>
-      <w:r>
-        <w:t xml:space="preserve">    df["RECESSION_SIGNAL"] = pd.Series(pd.NA, index=df.index, dtype="boolean")</w:t>
-      </w:r>
-    </w:p>
-    <w:p>
-      <w:pPr>
-        <w:spacing w:after="0"/>
-      </w:pPr>
-    </w:p>
-    <w:p>
-      <w:pPr>
-        <w:spacing w:after="0"/>
-      </w:pPr>
-      <w:r>
-        <w:t xml:space="preserve">    valid_mask = df["SAHM_RULE"].notna()</w:t>
-      </w:r>
-    </w:p>
-    <w:p>
-      <w:pPr>
-        <w:spacing w:after="0"/>
-      </w:pPr>
-      <w:r>
-        <w:t xml:space="preserve">    df.loc[valid_mask, "RECESSION_SIGNAL"] = df.loc[valid_mask, "SAHM_RULE"] &gt;= 0.5</w:t>
-      </w:r>
-    </w:p>
-    <w:p>
-      <w:pPr>
-        <w:spacing w:after="0"/>
-      </w:pPr>
-    </w:p>
-    <w:p>
-      <w:pPr>
-        <w:spacing w:after="0"/>
-      </w:pPr>
-      <w:r>
-        <w:t xml:space="preserve">    sahm_preview = (</w:t>
-      </w:r>
-    </w:p>
-    <w:p>
-      <w:pPr>
-        <w:spacing w:after="0"/>
-      </w:pPr>
-      <w:r>
-        <w:t xml:space="preserve">        df[["Date", "U_RATE", "U_RATE_MA3", "U_RATE_MA3_MIN_12", "SAHM_RULE", "RECESSION_SIGNAL"]]</w:t>
-      </w:r>
-    </w:p>
-    <w:p>
-      <w:pPr>
-        <w:spacing w:after="0"/>
-      </w:pPr>
-      <w:r>
-        <w:t xml:space="preserve">        .tail(15)</w:t>
-      </w:r>
-    </w:p>
-    <w:p>
-      <w:pPr>
-        <w:spacing w:after="0"/>
-      </w:pPr>
-      <w:r>
-        <w:t xml:space="preserve">        .to_string(index=False)</w:t>
-      </w:r>
-    </w:p>
-    <w:p>
-      <w:pPr>
-        <w:spacing w:after="0"/>
-      </w:pPr>
-      <w:r>
-        <w:t xml:space="preserve">    )</w:t>
-      </w:r>
-    </w:p>
-    <w:p>
-      <w:pPr>
-        <w:spacing w:after="0"/>
-      </w:pPr>
-    </w:p>
-    <w:p>
-      <w:pPr>
-        <w:spacing w:after="0"/>
-      </w:pPr>
-      <w:r>
-        <w:t xml:space="preserve">    latest_valid = df.loc[df["SAHM_RULE"].notna()].iloc[-1]</w:t>
-      </w:r>
-    </w:p>
-    <w:p>
-      <w:pPr>
-        <w:spacing w:after="0"/>
-      </w:pPr>
-      <w:r>
-        <w:t xml:space="preserve">    sahm_comment = (</w:t>
-      </w:r>
-    </w:p>
-    <w:p>
-      <w:pPr>
-        <w:spacing w:after="0"/>
-      </w:pPr>
-      <w:r>
-        <w:t xml:space="preserve">        f"Latest valid Sahm Rule observation: {latest_valid['Date'].date()} | "</w:t>
-      </w:r>
-    </w:p>
-    <w:p>
-      <w:pPr>
-        <w:spacing w:after="0"/>
-      </w:pPr>
-      <w:r>
-        <w:t xml:space="preserve">        f"SAHM_RULE = {latest_valid['SAHM_RULE']:.3f} | "</w:t>
-      </w:r>
-    </w:p>
-    <w:p>
-      <w:pPr>
-        <w:spacing w:after="0"/>
-      </w:pPr>
-      <w:r>
-        <w:t xml:space="preserve">        f"Signal = {bool(latest_valid['RECESSION_SIGNAL'])}"</w:t>
-      </w:r>
-    </w:p>
-    <w:p>
-      <w:pPr>
-        <w:spacing w:after="0"/>
-      </w:pPr>
-      <w:r>
-        <w:t xml:space="preserve">    )</w:t>
-      </w:r>
-    </w:p>
-    <w:p>
-      <w:pPr>
-        <w:spacing w:after="0"/>
-      </w:pPr>
-    </w:p>
-    <w:p>
-      <w:pPr>
-        <w:spacing w:after="0"/>
-      </w:pPr>
-      <w:r>
-        <w:t xml:space="preserve">    sahm_max = df["SAHM_RULE"].max(skipna=True)</w:t>
-      </w:r>
-    </w:p>
-    <w:p>
-      <w:pPr>
-        <w:spacing w:after="0"/>
-      </w:pPr>
-      <w:r>
-        <w:t xml:space="preserve">    sahm_max_date = df.loc[df["SAHM_RULE"].idxmax(), "Date"] if df["SAHM_RULE"].notna().any() else None</w:t>
-      </w:r>
-    </w:p>
-    <w:p>
-      <w:pPr>
-        <w:spacing w:after="0"/>
-      </w:pPr>
-      <w:r>
-        <w:t xml:space="preserve">    sahm_peak_comment = (</w:t>
-      </w:r>
-    </w:p>
-    <w:p>
-      <w:pPr>
-        <w:spacing w:after="0"/>
-      </w:pPr>
-      <w:r>
-        <w:t xml:space="preserve">        f"Historical Sahm Rule peak: {sahm_max:.3f}"</w:t>
-      </w:r>
-    </w:p>
-    <w:p>
-      <w:pPr>
-        <w:spacing w:after="0"/>
-      </w:pPr>
-      <w:r>
-        <w:t xml:space="preserve">        + (f" on {sahm_max_date.date()}" if sahm_max_date is not None else "")</w:t>
-      </w:r>
-    </w:p>
-    <w:p>
-      <w:pPr>
-        <w:spacing w:after="0"/>
-      </w:pPr>
-      <w:r>
-        <w:t xml:space="preserve">    )</w:t>
-      </w:r>
-    </w:p>
-    <w:p>
-      <w:pPr>
-        <w:spacing w:after="0"/>
-      </w:pPr>
-    </w:p>
-    <w:p>
-      <w:pPr>
-        <w:spacing w:after="0"/>
-      </w:pPr>
-      <w:r>
-        <w:t xml:space="preserve">    print("\nSAHM RULE PREVIEW")</w:t>
-      </w:r>
-    </w:p>
-    <w:p>
-      <w:pPr>
-        <w:spacing w:after="0"/>
-      </w:pPr>
-      <w:r>
-        <w:t xml:space="preserve">    print(sahm_preview)</w:t>
-      </w:r>
-    </w:p>
-    <w:p>
-      <w:pPr>
-        <w:spacing w:after="0"/>
-      </w:pPr>
-      <w:r>
-        <w:t xml:space="preserve">    print(sahm_comment)</w:t>
-      </w:r>
-    </w:p>
-    <w:p>
-      <w:pPr>
-        <w:spacing w:after="0"/>
-      </w:pPr>
-      <w:r>
-        <w:t xml:space="preserve">    print(sahm_peak_comment)</w:t>
-      </w:r>
-    </w:p>
-    <w:p>
-      <w:pPr>
-        <w:spacing w:after="0"/>
-      </w:pPr>
-    </w:p>
-    <w:p>
-      <w:pPr>
-        <w:spacing w:after="0"/>
-      </w:pPr>
-      <w:r>
-        <w:t xml:space="preserve">    write_to_txt("SAHM RULE PREVIEW\n" + sahm_preview)</w:t>
-      </w:r>
-    </w:p>
-    <w:p>
-      <w:pPr>
-        <w:spacing w:after="0"/>
-      </w:pPr>
-      <w:r>
-        <w:t xml:space="preserve">    write_to_txt(sahm_comment)</w:t>
-      </w:r>
-    </w:p>
-    <w:p>
-      <w:pPr>
-        <w:spacing w:after="0"/>
-      </w:pPr>
-      <w:r>
-        <w:t xml:space="preserve">    write_to_txt(sahm_peak_comment)</w:t>
-      </w:r>
-    </w:p>
-    <w:p>
-      <w:pPr>
-        <w:spacing w:after="0"/>
-      </w:pPr>
-    </w:p>
-    <w:p>
-      <w:pPr>
-        <w:spacing w:after="0"/>
-      </w:pPr>
-      <w:r>
-        <w:t xml:space="preserve">    save_line_plot(</w:t>
-      </w:r>
-    </w:p>
-    <w:p>
-      <w:pPr>
-        <w:spacing w:after="0"/>
-      </w:pPr>
-      <w:r>
-        <w:lastRenderedPageBreak/>
-        <w:t xml:space="preserve">        df=df,</w:t>
-      </w:r>
-    </w:p>
-    <w:p>
-      <w:pPr>
-        <w:spacing w:after="0"/>
-      </w:pPr>
-      <w:r>
-        <w:t xml:space="preserve">        x_col="Date",</w:t>
-      </w:r>
-    </w:p>
-    <w:p>
-      <w:pPr>
-        <w:spacing w:after="0"/>
-      </w:pPr>
-      <w:r>
-        <w:t xml:space="preserve">        y_cols="SAHM_RULE",</w:t>
-      </w:r>
-    </w:p>
-    <w:p>
-      <w:pPr>
-        <w:spacing w:after="0"/>
-      </w:pPr>
-      <w:r>
-        <w:t xml:space="preserve">        labels="Sahm Rule",</w:t>
-      </w:r>
-    </w:p>
-    <w:p>
-      <w:pPr>
-        <w:spacing w:after="0"/>
-      </w:pPr>
-      <w:r>
-        <w:t xml:space="preserve">        title="Sahm Rule Indicator",</w:t>
-      </w:r>
-    </w:p>
-    <w:p>
-      <w:pPr>
-        <w:spacing w:after="0"/>
-      </w:pPr>
-      <w:r>
-        <w:t xml:space="preserve">        y_label="Unemployment Increase (pp)",</w:t>
-      </w:r>
-    </w:p>
-    <w:p>
-      <w:pPr>
-        <w:spacing w:after="0"/>
-      </w:pPr>
-      <w:r>
-        <w:t xml:space="preserve">        file_name="sahm_rule.png",</w:t>
-      </w:r>
-    </w:p>
-    <w:p>
-      <w:pPr>
-        <w:spacing w:after="0"/>
-      </w:pPr>
-      <w:r>
-        <w:t xml:space="preserve">        y_limits="auto",</w:t>
-      </w:r>
-    </w:p>
-    <w:p>
-      <w:pPr>
-        <w:spacing w:after="0"/>
-      </w:pPr>
-      <w:r>
-        <w:t xml:space="preserve">        hlines=[{"y": 0.5, "label": "Threshold = 0.5"}]</w:t>
-      </w:r>
-    </w:p>
-    <w:p>
-      <w:pPr>
-        <w:spacing w:after="0"/>
-      </w:pPr>
-      <w:r>
-        <w:t xml:space="preserve">    )</w:t>
-      </w:r>
-    </w:p>
-    <w:p>
-      <w:pPr>
-        <w:spacing w:after="0"/>
-      </w:pPr>
-    </w:p>
-    <w:p>
-      <w:pPr>
-        <w:spacing w:after="0"/>
-      </w:pPr>
-      <w:r>
-        <w:t xml:space="preserve">    return df</w:t>
-      </w:r>
-    </w:p>
-    <w:p>
-      <w:pPr>
-        <w:spacing w:after="0"/>
-      </w:pPr>
-    </w:p>
-    <w:p>
-      <w:pPr>
-        <w:spacing w:after="0"/>
-      </w:pPr>
-      <w:r>
-        <w:t># =========================================================</w:t>
-      </w:r>
-    </w:p>
-    <w:p>
-      <w:pPr>
-        <w:spacing w:after="0"/>
-      </w:pPr>
-      <w:r>
-        <w:t># BEVERIDGE CURVE + TIGHTNESS</w:t>
-      </w:r>
-    </w:p>
-    <w:p>
-      <w:pPr>
-        <w:spacing w:after="0"/>
-      </w:pPr>
-      <w:r>
-        <w:t># Beveridge = regression</w:t>
-      </w:r>
-    </w:p>
-    <w:p>
-      <w:pPr>
-        <w:spacing w:after="0"/>
-      </w:pPr>
-      <w:r>
-        <w:t># Tightness = derived indicator</w:t>
-      </w:r>
-    </w:p>
-    <w:p>
-      <w:pPr>
-        <w:spacing w:after="0"/>
-      </w:pPr>
-      <w:r>
-        <w:t># =========================================================</w:t>
-      </w:r>
-    </w:p>
-    <w:p>
-      <w:pPr>
-        <w:spacing w:after="0"/>
-      </w:pPr>
-    </w:p>
-    <w:p>
-      <w:pPr>
-        <w:spacing w:after="0"/>
-      </w:pPr>
-      <w:r>
-        <w:t>def run_beveridge_curve() -&gt; pd.DataFrame:</w:t>
-      </w:r>
-    </w:p>
-    <w:p>
-      <w:pPr>
-        <w:spacing w:after="0"/>
-      </w:pPr>
-      <w:r>
-        <w:t xml:space="preserve">    df = load_csv("Table_Beveridge's_Curve.csv")</w:t>
-      </w:r>
-    </w:p>
-    <w:p>
-      <w:pPr>
-        <w:spacing w:after="0"/>
-      </w:pPr>
-      <w:r>
-        <w:t xml:space="preserve">    df = df.dropna(subset=["U_RATE", "JOB_OPENINGS_RATE"]).copy()</w:t>
-      </w:r>
-    </w:p>
-    <w:p>
-      <w:pPr>
-        <w:spacing w:after="0"/>
-      </w:pPr>
-    </w:p>
-    <w:p>
-      <w:pPr>
-        <w:spacing w:after="0"/>
-      </w:pPr>
-      <w:r>
-        <w:t xml:space="preserve">    corr_text = df[["U_RATE", "JOB_OPENINGS_RATE"]].corr().to_string()</w:t>
-      </w:r>
-    </w:p>
-    <w:p>
-      <w:pPr>
-        <w:spacing w:after="0"/>
-      </w:pPr>
-    </w:p>
-    <w:p>
-      <w:pPr>
-        <w:spacing w:after="0"/>
-      </w:pPr>
-      <w:r>
-        <w:t xml:space="preserve">    print("\nBEVERIDGE CORRELATION")</w:t>
-      </w:r>
-    </w:p>
-    <w:p>
-      <w:pPr>
-        <w:spacing w:after="0"/>
-      </w:pPr>
-      <w:r>
-        <w:t xml:space="preserve">    print(corr_text)</w:t>
-      </w:r>
-    </w:p>
-    <w:p>
-      <w:pPr>
-        <w:spacing w:after="0"/>
-      </w:pPr>
-      <w:r>
-        <w:t xml:space="preserve">    write_to_txt("BEVERIDGE CORRELATION\n" + corr_text)</w:t>
-      </w:r>
-    </w:p>
-    <w:p>
-      <w:pPr>
-        <w:spacing w:after="0"/>
-      </w:pPr>
-    </w:p>
-    <w:p>
-      <w:pPr>
-        <w:spacing w:after="0"/>
-      </w:pPr>
-      <w:r>
-        <w:t xml:space="preserve">    run_ols(</w:t>
-      </w:r>
-    </w:p>
-    <w:p>
-      <w:pPr>
-        <w:spacing w:after="0"/>
-      </w:pPr>
-      <w:r>
-        <w:t xml:space="preserve">        y=df["U_RATE"],</w:t>
-      </w:r>
-    </w:p>
-    <w:p>
-      <w:pPr>
-        <w:spacing w:after="0"/>
-      </w:pPr>
-      <w:r>
-        <w:t xml:space="preserve">        X=df[["JOB_OPENINGS_RATE"]],</w:t>
-      </w:r>
-    </w:p>
-    <w:p>
-      <w:pPr>
-        <w:spacing w:after="0"/>
-      </w:pPr>
-      <w:r>
-        <w:t xml:space="preserve">        model_name="Beveridge's Curve: U_RATE ~ JOB_OPENINGS_RATE"</w:t>
-      </w:r>
-    </w:p>
-    <w:p>
-      <w:pPr>
-        <w:spacing w:after="0"/>
-      </w:pPr>
-      <w:r>
-        <w:t xml:space="preserve">    )</w:t>
-      </w:r>
-    </w:p>
-    <w:p>
-      <w:pPr>
-        <w:spacing w:after="0"/>
-      </w:pPr>
-    </w:p>
-    <w:p>
-      <w:pPr>
-        <w:spacing w:after="0"/>
-      </w:pPr>
-      <w:r>
-        <w:t xml:space="preserve">    save_scatter_plot(</w:t>
-      </w:r>
-    </w:p>
-    <w:p>
-      <w:pPr>
-        <w:spacing w:after="0"/>
-      </w:pPr>
-      <w:r>
-        <w:t xml:space="preserve">        df=df,</w:t>
-      </w:r>
-    </w:p>
-    <w:p>
-      <w:pPr>
-        <w:spacing w:after="0"/>
-      </w:pPr>
-      <w:r>
-        <w:t xml:space="preserve">        x_col="U_RATE",</w:t>
-      </w:r>
-    </w:p>
-    <w:p>
-      <w:pPr>
-        <w:spacing w:after="0"/>
-      </w:pPr>
-      <w:r>
-        <w:t xml:space="preserve">        y_col="JOB_OPENINGS_RATE",</w:t>
-      </w:r>
-    </w:p>
-    <w:p>
-      <w:pPr>
-        <w:spacing w:after="0"/>
-      </w:pPr>
-      <w:r>
-        <w:t xml:space="preserve">        title="Beveridge Curve",</w:t>
-      </w:r>
-    </w:p>
-    <w:p>
-      <w:pPr>
-        <w:spacing w:after="0"/>
-      </w:pPr>
-      <w:r>
-        <w:t xml:space="preserve">        x_label="Unemployment Rate (%)",</w:t>
-      </w:r>
-    </w:p>
-    <w:p>
-      <w:pPr>
-        <w:spacing w:after="0"/>
-      </w:pPr>
-      <w:r>
-        <w:t xml:space="preserve">        y_label="Job Openings Rate (%)",</w:t>
-      </w:r>
-    </w:p>
-    <w:p>
-      <w:pPr>
-        <w:spacing w:after="0"/>
-      </w:pPr>
-      <w:r>
-        <w:t xml:space="preserve">        file_name="beveridge_curve_scatter.png",</w:t>
-      </w:r>
-    </w:p>
-    <w:p>
-      <w:pPr>
-        <w:spacing w:after="0"/>
-      </w:pPr>
-      <w:r>
-        <w:lastRenderedPageBreak/>
-        <w:t xml:space="preserve">        fit_type="quadratic",</w:t>
-      </w:r>
-    </w:p>
-    <w:p>
-      <w:pPr>
-        <w:spacing w:after="0"/>
-      </w:pPr>
-      <w:r>
-        <w:t xml:space="preserve">        y_limits="auto"</w:t>
-      </w:r>
-    </w:p>
-    <w:p>
-      <w:pPr>
-        <w:spacing w:after="0"/>
-      </w:pPr>
-      <w:r>
-        <w:t xml:space="preserve">    )</w:t>
-      </w:r>
-    </w:p>
-    <w:p>
-      <w:pPr>
-        <w:spacing w:after="0"/>
-      </w:pPr>
-    </w:p>
-    <w:p>
-      <w:pPr>
-        <w:spacing w:after="0"/>
-      </w:pPr>
-      <w:r>
-        <w:t xml:space="preserve">    df["TIGHTNESS"] = df["JOB_OPENINGS_RATE"] / df["U_RATE"]</w:t>
-      </w:r>
-    </w:p>
-    <w:p>
-      <w:pPr>
-        <w:spacing w:after="0"/>
-      </w:pPr>
-    </w:p>
-    <w:p>
-      <w:pPr>
-        <w:spacing w:after="0"/>
-      </w:pPr>
-      <w:r>
-        <w:t xml:space="preserve">    tightness_preview = (</w:t>
-      </w:r>
-    </w:p>
-    <w:p>
-      <w:pPr>
-        <w:spacing w:after="0"/>
-      </w:pPr>
-      <w:r>
-        <w:t xml:space="preserve">        df[["Date", "JOB_OPENINGS_RATE", "U_RATE", "TIGHTNESS"]]</w:t>
-      </w:r>
-    </w:p>
-    <w:p>
-      <w:pPr>
-        <w:spacing w:after="0"/>
-      </w:pPr>
-      <w:r>
-        <w:t xml:space="preserve">        .tail(15)</w:t>
-      </w:r>
-    </w:p>
-    <w:p>
-      <w:pPr>
-        <w:spacing w:after="0"/>
-      </w:pPr>
-      <w:r>
-        <w:t xml:space="preserve">        .to_string(index=False)</w:t>
-      </w:r>
-    </w:p>
-    <w:p>
-      <w:pPr>
-        <w:spacing w:after="0"/>
-      </w:pPr>
-      <w:r>
-        <w:t xml:space="preserve">    )</w:t>
-      </w:r>
-    </w:p>
-    <w:p>
-      <w:pPr>
-        <w:spacing w:after="0"/>
-      </w:pPr>
-    </w:p>
-    <w:p>
-      <w:pPr>
-        <w:spacing w:after="0"/>
-      </w:pPr>
-      <w:r>
-        <w:t xml:space="preserve">    print("\nTIGHTNESS PREVIEW")</w:t>
-      </w:r>
-    </w:p>
-    <w:p>
-      <w:pPr>
-        <w:spacing w:after="0"/>
-      </w:pPr>
-      <w:r>
-        <w:t xml:space="preserve">    print(tightness_preview)</w:t>
-      </w:r>
-    </w:p>
-    <w:p>
-      <w:pPr>
-        <w:spacing w:after="0"/>
-      </w:pPr>
-      <w:r>
-        <w:t xml:space="preserve">    write_to_txt("TIGHTNESS PREVIEW\n" + tightness_preview)</w:t>
-      </w:r>
-    </w:p>
-    <w:p>
-      <w:pPr>
-        <w:spacing w:after="0"/>
-      </w:pPr>
-    </w:p>
-    <w:p>
-      <w:pPr>
-        <w:spacing w:after="0"/>
-      </w:pPr>
-      <w:r>
-        <w:t xml:space="preserve">    save_line_plot(</w:t>
-      </w:r>
-    </w:p>
-    <w:p>
-      <w:pPr>
-        <w:spacing w:after="0"/>
-      </w:pPr>
-      <w:r>
-        <w:t xml:space="preserve">        df=df,</w:t>
-      </w:r>
-    </w:p>
-    <w:p>
-      <w:pPr>
-        <w:spacing w:after="0"/>
-      </w:pPr>
-      <w:r>
-        <w:t xml:space="preserve">        x_col="Date",</w:t>
-      </w:r>
-    </w:p>
-    <w:p>
-      <w:pPr>
-        <w:spacing w:after="0"/>
-      </w:pPr>
-      <w:r>
-        <w:t xml:space="preserve">        y_cols="TIGHTNESS",</w:t>
-      </w:r>
-    </w:p>
-    <w:p>
-      <w:pPr>
-        <w:spacing w:after="0"/>
-      </w:pPr>
-      <w:r>
-        <w:t xml:space="preserve">        labels="Labour Market Tightness",</w:t>
-      </w:r>
-    </w:p>
-    <w:p>
-      <w:pPr>
-        <w:spacing w:after="0"/>
-      </w:pPr>
-      <w:r>
-        <w:t xml:space="preserve">        title="Labour Market Tightness Over Time",</w:t>
-      </w:r>
-    </w:p>
-    <w:p>
-      <w:pPr>
-        <w:spacing w:after="0"/>
-      </w:pPr>
-      <w:r>
-        <w:t xml:space="preserve">        y_label="Vacancy-to-Unemployment Ratio",</w:t>
-      </w:r>
-    </w:p>
-    <w:p>
-      <w:pPr>
-        <w:spacing w:after="0"/>
-      </w:pPr>
-      <w:r>
-        <w:t xml:space="preserve">        file_name="labour_market_tightness.png",</w:t>
-      </w:r>
-    </w:p>
-    <w:p>
-      <w:pPr>
-        <w:spacing w:after="0"/>
-      </w:pPr>
-      <w:r>
-        <w:t xml:space="preserve">        show_legend=False,</w:t>
-      </w:r>
-    </w:p>
-    <w:p>
-      <w:pPr>
-        <w:spacing w:after="0"/>
-      </w:pPr>
-      <w:r>
-        <w:t xml:space="preserve">        y_limits="auto"</w:t>
-      </w:r>
-    </w:p>
-    <w:p>
-      <w:pPr>
-        <w:spacing w:after="0"/>
-      </w:pPr>
-      <w:r>
-        <w:t xml:space="preserve">    )</w:t>
-      </w:r>
-    </w:p>
-    <w:p>
-      <w:pPr>
-        <w:spacing w:after="0"/>
-      </w:pPr>
-    </w:p>
-    <w:p>
-      <w:pPr>
-        <w:spacing w:after="0"/>
-      </w:pPr>
-      <w:r>
-        <w:t xml:space="preserve">    df_ex_covid = df[</w:t>
-      </w:r>
-    </w:p>
-    <w:p>
-      <w:pPr>
-        <w:spacing w:after="0"/>
-      </w:pPr>
-      <w:r>
-        <w:t xml:space="preserve">        (df["Date"] &lt; pd.Timestamp("2020-04-01")) | (df["Date"] &gt; pd.Timestamp("2021-10-01"))</w:t>
-      </w:r>
-    </w:p>
-    <w:p>
-      <w:pPr>
-        <w:spacing w:after="0"/>
-      </w:pPr>
-      <w:r>
-        <w:t xml:space="preserve">    ].copy()</w:t>
-      </w:r>
-    </w:p>
-    <w:p>
-      <w:pPr>
-        <w:spacing w:after="0"/>
-      </w:pPr>
-    </w:p>
-    <w:p>
-      <w:pPr>
-        <w:spacing w:after="0"/>
-      </w:pPr>
-      <w:r>
-        <w:t xml:space="preserve">    corr_ex_covid_text = df_ex_covid[["U_RATE", "JOB_OPENINGS_RATE"]].corr().to_string()</w:t>
-      </w:r>
-    </w:p>
-    <w:p>
-      <w:pPr>
-        <w:spacing w:after="0"/>
-      </w:pPr>
-    </w:p>
-    <w:p>
-      <w:pPr>
-        <w:spacing w:after="0"/>
-      </w:pPr>
-      <w:r>
-        <w:t xml:space="preserve">    print("\nBEVERIDGE CORRELATION - EX COVID")</w:t>
-      </w:r>
-    </w:p>
-    <w:p>
-      <w:pPr>
-        <w:spacing w:after="0"/>
-      </w:pPr>
-      <w:r>
-        <w:t xml:space="preserve">    print(corr_ex_covid_text)</w:t>
-      </w:r>
-    </w:p>
-    <w:p>
-      <w:pPr>
-        <w:spacing w:after="0"/>
-      </w:pPr>
-      <w:r>
-        <w:t xml:space="preserve">    write_to_txt("BEVERIDGE CORRELATION - EX COVID\n" + corr_ex_covid_text)</w:t>
-      </w:r>
-    </w:p>
-    <w:p>
-      <w:pPr>
-        <w:spacing w:after="0"/>
-      </w:pPr>
-    </w:p>
-    <w:p>
-      <w:pPr>
-        <w:spacing w:after="0"/>
-      </w:pPr>
-      <w:r>
-        <w:t xml:space="preserve">    plt.figure(figsize=(7, 5))</w:t>
-      </w:r>
-    </w:p>
-    <w:p>
-      <w:pPr>
-        <w:spacing w:after="0"/>
-      </w:pPr>
-      <w:r>
-        <w:t xml:space="preserve">    plt.scatter(df["U_RATE"], df["JOB_OPENINGS_RATE"], alpha=0.6, label="Full sample")</w:t>
-      </w:r>
-    </w:p>
-    <w:p>
-      <w:pPr>
-        <w:spacing w:after="0"/>
-      </w:pPr>
-      <w:r>
-        <w:t xml:space="preserve">    plt.scatter(df_ex_covid["U_RATE"], df_ex_covid["JOB_OPENINGS_RATE"], alpha=0.6, label="Ex-COVID")</w:t>
-      </w:r>
-    </w:p>
-    <w:p>
-      <w:pPr>
-        <w:spacing w:after="0"/>
-      </w:pPr>
-    </w:p>
-    <w:p>
-      <w:pPr>
-        <w:spacing w:after="0"/>
-      </w:pPr>
-      <w:r>
-        <w:t xml:space="preserve">    # Quadratic fit - full sample</w:t>
-      </w:r>
-    </w:p>
-    <w:p>
-      <w:pPr>
-        <w:spacing w:after="0"/>
-      </w:pPr>
-      <w:r>
-        <w:lastRenderedPageBreak/>
-        <w:t xml:space="preserve">    valid_full = df[["U_RATE", "JOB_OPENINGS_RATE"]].dropna()</w:t>
-      </w:r>
-    </w:p>
-    <w:p>
-      <w:pPr>
-        <w:spacing w:after="0"/>
-      </w:pPr>
-      <w:r>
-        <w:t xml:space="preserve">    if len(valid_full) &gt; 2:</w:t>
-      </w:r>
-    </w:p>
-    <w:p>
-      <w:pPr>
-        <w:spacing w:after="0"/>
-      </w:pPr>
-      <w:r>
-        <w:t xml:space="preserve">        x_full = valid_full["U_RATE"].astype(float)</w:t>
-      </w:r>
-    </w:p>
-    <w:p>
-      <w:pPr>
-        <w:spacing w:after="0"/>
-      </w:pPr>
-      <w:r>
-        <w:t xml:space="preserve">        y_full = valid_full["JOB_OPENINGS_RATE"].astype(float)</w:t>
-      </w:r>
-    </w:p>
-    <w:p>
-      <w:pPr>
-        <w:spacing w:after="0"/>
-      </w:pPr>
-      <w:r>
-        <w:t xml:space="preserve">        x_line_full = np.linspace(x_full.min(), x_full.max(), 400)</w:t>
-      </w:r>
-    </w:p>
-    <w:p>
-      <w:pPr>
-        <w:spacing w:after="0"/>
-      </w:pPr>
-      <w:r>
-        <w:t xml:space="preserve">        coef_full = np.polyfit(x_full, y_full, 2)</w:t>
-      </w:r>
-    </w:p>
-    <w:p>
-      <w:pPr>
-        <w:spacing w:after="0"/>
-      </w:pPr>
-      <w:r>
-        <w:t xml:space="preserve">        y_line_full = coef_full[0] * x_line_full**2 + coef_full[1] * x_line_full + coef_full[2]</w:t>
-      </w:r>
-    </w:p>
-    <w:p>
-      <w:pPr>
-        <w:spacing w:after="0"/>
-      </w:pPr>
-    </w:p>
-    <w:p>
-      <w:pPr>
-        <w:spacing w:after="0"/>
-      </w:pPr>
-      <w:r>
-        <w:t xml:space="preserve">        full_fit_text = (</w:t>
-      </w:r>
-    </w:p>
-    <w:p>
-      <w:pPr>
-        <w:spacing w:after="0"/>
-      </w:pPr>
-      <w:r>
-        <w:t xml:space="preserve">            "Beveridge Curve: Full Sample vs Ex-COVID - quadratic fit coefficients (full sample):\n"</w:t>
-      </w:r>
-    </w:p>
-    <w:p>
-      <w:pPr>
-        <w:spacing w:after="0"/>
-      </w:pPr>
-      <w:r>
-        <w:t xml:space="preserve">            f"a = {coef_full[0]:.6f}, b = {coef_full[1]:.6f}, c = {coef_full[2]:.6f}"</w:t>
-      </w:r>
-    </w:p>
-    <w:p>
-      <w:pPr>
-        <w:spacing w:after="0"/>
-      </w:pPr>
-      <w:r>
-        <w:t xml:space="preserve">        )</w:t>
-      </w:r>
-    </w:p>
-    <w:p>
-      <w:pPr>
-        <w:spacing w:after="0"/>
-      </w:pPr>
-      <w:r>
-        <w:t xml:space="preserve">        print(full_fit_text)</w:t>
-      </w:r>
-    </w:p>
-    <w:p>
-      <w:pPr>
-        <w:spacing w:after="0"/>
-      </w:pPr>
-      <w:r>
-        <w:t xml:space="preserve">        write_to_txt(full_fit_text)</w:t>
-      </w:r>
-    </w:p>
-    <w:p>
-      <w:pPr>
-        <w:spacing w:after="0"/>
-      </w:pPr>
-    </w:p>
-    <w:p>
-      <w:pPr>
-        <w:spacing w:after="0"/>
-      </w:pPr>
-      <w:r>
-        <w:t xml:space="preserve">        plt.plot(x_line_full, y_line_full, linewidth=2.5, label="Quadratic fit - full sample")</w:t>
-      </w:r>
-    </w:p>
-    <w:p>
-      <w:pPr>
-        <w:spacing w:after="0"/>
-      </w:pPr>
-    </w:p>
-    <w:p>
-      <w:pPr>
-        <w:spacing w:after="0"/>
-      </w:pPr>
-      <w:r>
-        <w:t xml:space="preserve">    # Quadratic fit - ex-COVID</w:t>
-      </w:r>
-    </w:p>
-    <w:p>
-      <w:pPr>
-        <w:spacing w:after="0"/>
-      </w:pPr>
-      <w:r>
-        <w:t xml:space="preserve">    valid_ex = df_ex_covid[["U_RATE", "JOB_OPENINGS_RATE"]].dropna()</w:t>
-      </w:r>
-    </w:p>
-    <w:p>
-      <w:pPr>
-        <w:spacing w:after="0"/>
-      </w:pPr>
-      <w:r>
-        <w:t xml:space="preserve">    if len(valid_ex) &gt; 2:</w:t>
-      </w:r>
-    </w:p>
-    <w:p>
-      <w:pPr>
-        <w:spacing w:after="0"/>
-      </w:pPr>
-      <w:r>
-        <w:t xml:space="preserve">        x_ex = valid_ex["U_RATE"].astype(float)</w:t>
-      </w:r>
-    </w:p>
-    <w:p>
-      <w:pPr>
-        <w:spacing w:after="0"/>
-      </w:pPr>
-      <w:r>
-        <w:t xml:space="preserve">        y_ex = valid_ex["JOB_OPENINGS_RATE"].astype(float)</w:t>
-      </w:r>
-    </w:p>
-    <w:p>
-      <w:pPr>
-        <w:spacing w:after="0"/>
-      </w:pPr>
-      <w:r>
-        <w:t xml:space="preserve">        x_line_ex = np.linspace(x_ex.min(), x_ex.max(), 400)</w:t>
-      </w:r>
-    </w:p>
-    <w:p>
-      <w:pPr>
-        <w:spacing w:after="0"/>
-      </w:pPr>
-      <w:r>
-        <w:t xml:space="preserve">        coef_ex = np.polyfit(x_ex, y_ex, 2)</w:t>
-      </w:r>
-    </w:p>
-    <w:p>
-      <w:pPr>
-        <w:spacing w:after="0"/>
-      </w:pPr>
-      <w:r>
-        <w:t xml:space="preserve">        y_line_ex = coef_ex[0] * x_line_ex**2 + coef_ex[1] * x_line_ex + coef_ex[2]</w:t>
-      </w:r>
-    </w:p>
-    <w:p>
-      <w:pPr>
-        <w:spacing w:after="0"/>
-      </w:pPr>
-    </w:p>
-    <w:p>
-      <w:pPr>
-        <w:spacing w:after="0"/>
-      </w:pPr>
-      <w:r>
-        <w:t xml:space="preserve">        ex_fit_text = (</w:t>
-      </w:r>
-    </w:p>
-    <w:p>
-      <w:pPr>
-        <w:spacing w:after="0"/>
-      </w:pPr>
-      <w:r>
-        <w:t xml:space="preserve">            "Beveridge Curve: Full Sample vs Ex-COVID - quadratic fit coefficients (ex-COVID):\n"</w:t>
-      </w:r>
-    </w:p>
-    <w:p>
-      <w:pPr>
-        <w:spacing w:after="0"/>
-      </w:pPr>
-      <w:r>
-        <w:t xml:space="preserve">            f"a = {coef_ex[0]:.6f}, b = {coef_ex[1]:.6f}, c = {coef_ex[2]:.6f}"</w:t>
-      </w:r>
-    </w:p>
-    <w:p>
-      <w:pPr>
-        <w:spacing w:after="0"/>
-      </w:pPr>
-      <w:r>
-        <w:t xml:space="preserve">        )</w:t>
-      </w:r>
-    </w:p>
-    <w:p>
-      <w:pPr>
-        <w:spacing w:after="0"/>
-      </w:pPr>
-      <w:r>
-        <w:t xml:space="preserve">        print(ex_fit_text)</w:t>
-      </w:r>
-    </w:p>
-    <w:p>
-      <w:pPr>
-        <w:spacing w:after="0"/>
-      </w:pPr>
-      <w:r>
-        <w:t xml:space="preserve">        write_to_txt(ex_fit_text)</w:t>
-      </w:r>
-    </w:p>
-    <w:p>
-      <w:pPr>
-        <w:spacing w:after="0"/>
-      </w:pPr>
-    </w:p>
-    <w:p>
-      <w:pPr>
-        <w:spacing w:after="0"/>
-      </w:pPr>
-      <w:r>
-        <w:t xml:space="preserve">        plt.plot(x_line_ex, y_line_ex, linewidth=2.5, label="Quadratic fit - ex-COVID")</w:t>
-      </w:r>
-    </w:p>
-    <w:p>
-      <w:pPr>
-        <w:spacing w:after="0"/>
-      </w:pPr>
-    </w:p>
-    <w:p>
-      <w:pPr>
-        <w:spacing w:after="0"/>
-      </w:pPr>
-      <w:r>
-        <w:t xml:space="preserve">    plt.title("Beveridge Curve: Full Sample vs Ex-COVID")</w:t>
-      </w:r>
-    </w:p>
-    <w:p>
-      <w:pPr>
-        <w:spacing w:after="0"/>
-      </w:pPr>
-      <w:r>
-        <w:t xml:space="preserve">    plt.xlabel("Unemployment Rate (%)")</w:t>
-      </w:r>
-    </w:p>
-    <w:p>
-      <w:pPr>
-        <w:spacing w:after="0"/>
-      </w:pPr>
-      <w:r>
-        <w:t xml:space="preserve">    plt.ylabel("Job Openings Rate (%)")</w:t>
-      </w:r>
-    </w:p>
-    <w:p>
-      <w:pPr>
-        <w:spacing w:after="0"/>
-      </w:pPr>
-      <w:r>
-        <w:t xml:space="preserve">    plt.legend(frameon=False)</w:t>
-      </w:r>
-    </w:p>
-    <w:p>
-      <w:pPr>
-        <w:spacing w:after="0"/>
-      </w:pPr>
-      <w:r>
-        <w:t xml:space="preserve">    plt.grid(True, alpha=0.3)</w:t>
-      </w:r>
-    </w:p>
-    <w:p>
-      <w:pPr>
-        <w:spacing w:after="0"/>
-      </w:pPr>
-      <w:r>
-        <w:t xml:space="preserve">    plt.tight_layout()</w:t>
-      </w:r>
-    </w:p>
-    <w:p>
-      <w:pPr>
-        <w:spacing w:after="0"/>
-      </w:pPr>
-      <w:r>
-        <w:t xml:space="preserve">    plt.savefig(OUTPUTS_DIR / "beveridge_full_vs_ex_covid.png", dpi=300, bbox_inches="tight")</w:t>
-      </w:r>
-    </w:p>
-    <w:p>
-      <w:pPr>
-        <w:spacing w:after="0"/>
-      </w:pPr>
-      <w:r>
-        <w:t xml:space="preserve">    plt.close()</w:t>
-      </w:r>
-    </w:p>
-    <w:p>
-      <w:pPr>
-        <w:spacing w:after="0"/>
-      </w:pPr>
-      <w:r>
-        <w:lastRenderedPageBreak/>
-        <w:t xml:space="preserve">    return df</w:t>
-      </w:r>
-    </w:p>
-    <w:p>
-      <w:pPr>
-        <w:spacing w:after="0"/>
-      </w:pPr>
-    </w:p>
-    <w:p>
-      <w:pPr>
-        <w:spacing w:after="0"/>
-      </w:pPr>
-      <w:r>
-        <w:t># =========================================================</w:t>
-      </w:r>
-    </w:p>
-    <w:p>
-      <w:pPr>
-        <w:spacing w:after="0"/>
-      </w:pPr>
-      <w:r>
-        <w:t># OKUN'S LAW - LEVEL</w:t>
-      </w:r>
-    </w:p>
-    <w:p>
-      <w:pPr>
-        <w:spacing w:after="0"/>
-      </w:pPr>
-      <w:r>
-        <w:t># Regression</w:t>
-      </w:r>
-    </w:p>
-    <w:p>
-      <w:pPr>
-        <w:spacing w:after="0"/>
-      </w:pPr>
-      <w:r>
-        <w:t># =========================================================</w:t>
-      </w:r>
-    </w:p>
-    <w:p>
-      <w:pPr>
-        <w:spacing w:after="0"/>
-      </w:pPr>
-    </w:p>
-    <w:p>
-      <w:pPr>
-        <w:spacing w:after="0"/>
-      </w:pPr>
-      <w:r>
-        <w:t>def run_okun_level() -&gt; pd.DataFrame:</w:t>
-      </w:r>
-    </w:p>
-    <w:p>
-      <w:pPr>
-        <w:spacing w:after="0"/>
-      </w:pPr>
-      <w:r>
-        <w:t xml:space="preserve">    df = load_csv("Table_Okun's_Law_Level.csv")</w:t>
-      </w:r>
-    </w:p>
-    <w:p>
-      <w:pPr>
-        <w:spacing w:after="0"/>
-      </w:pPr>
-      <w:r>
-        <w:t xml:space="preserve">    df = df.dropna(subset=["U_GAP", "Y_GAP"]).copy()</w:t>
-      </w:r>
-    </w:p>
-    <w:p>
-      <w:pPr>
-        <w:spacing w:after="0"/>
-      </w:pPr>
-    </w:p>
-    <w:p>
-      <w:pPr>
-        <w:spacing w:after="0"/>
-      </w:pPr>
-      <w:r>
-        <w:t xml:space="preserve">    corr_text = df[["U_GAP", "Y_GAP"]].corr().to_string()</w:t>
-      </w:r>
-    </w:p>
-    <w:p>
-      <w:pPr>
-        <w:spacing w:after="0"/>
-      </w:pPr>
-    </w:p>
-    <w:p>
-      <w:pPr>
-        <w:spacing w:after="0"/>
-      </w:pPr>
-      <w:r>
-        <w:t xml:space="preserve">    print("\nOKUN LEVEL CORRELATION")</w:t>
-      </w:r>
-    </w:p>
-    <w:p>
-      <w:pPr>
-        <w:spacing w:after="0"/>
-      </w:pPr>
-      <w:r>
-        <w:t xml:space="preserve">    print(corr_text)</w:t>
-      </w:r>
-    </w:p>
-    <w:p>
-      <w:pPr>
-        <w:spacing w:after="0"/>
-      </w:pPr>
-      <w:r>
-        <w:t xml:space="preserve">    write_to_txt("OKUN LEVEL CORRELATION\n" + corr_text)</w:t>
-      </w:r>
-    </w:p>
-    <w:p>
-      <w:pPr>
-        <w:spacing w:after="0"/>
-      </w:pPr>
-    </w:p>
-    <w:p>
-      <w:pPr>
-        <w:spacing w:after="0"/>
-      </w:pPr>
-      <w:r>
-        <w:t xml:space="preserve">    run_ols(</w:t>
-      </w:r>
-    </w:p>
-    <w:p>
-      <w:pPr>
-        <w:spacing w:after="0"/>
-      </w:pPr>
-      <w:r>
-        <w:t xml:space="preserve">        y=df["U_GAP"],</w:t>
-      </w:r>
-    </w:p>
-    <w:p>
-      <w:pPr>
-        <w:spacing w:after="0"/>
-      </w:pPr>
-      <w:r>
-        <w:t xml:space="preserve">        X=df[["Y_GAP"]],</w:t>
-      </w:r>
-    </w:p>
-    <w:p>
-      <w:pPr>
-        <w:spacing w:after="0"/>
-      </w:pPr>
-      <w:r>
-        <w:t xml:space="preserve">        model_name="Okun's Law (Level): U_GAP ~ Y_GAP"</w:t>
-      </w:r>
-    </w:p>
-    <w:p>
-      <w:pPr>
-        <w:spacing w:after="0"/>
-      </w:pPr>
-      <w:r>
-        <w:t xml:space="preserve">    )</w:t>
-      </w:r>
-    </w:p>
-    <w:p>
-      <w:pPr>
-        <w:spacing w:after="0"/>
-      </w:pPr>
-    </w:p>
-    <w:p>
-      <w:pPr>
-        <w:spacing w:after="0"/>
-      </w:pPr>
-      <w:r>
-        <w:t xml:space="preserve">    save_scatter_plot(</w:t>
-      </w:r>
-    </w:p>
-    <w:p>
-      <w:pPr>
-        <w:spacing w:after="0"/>
-      </w:pPr>
-      <w:r>
-        <w:t xml:space="preserve">        df=df,</w:t>
-      </w:r>
-    </w:p>
-    <w:p>
-      <w:pPr>
-        <w:spacing w:after="0"/>
-      </w:pPr>
-      <w:r>
-        <w:t xml:space="preserve">        x_col="Y_GAP",</w:t>
-      </w:r>
-    </w:p>
-    <w:p>
-      <w:pPr>
-        <w:spacing w:after="0"/>
-      </w:pPr>
-      <w:r>
-        <w:t xml:space="preserve">        y_col="U_GAP",</w:t>
-      </w:r>
-    </w:p>
-    <w:p>
-      <w:pPr>
-        <w:spacing w:after="0"/>
-      </w:pPr>
-      <w:r>
-        <w:t xml:space="preserve">        title="Okun's Law (Level Specification)",</w:t>
-      </w:r>
-    </w:p>
-    <w:p>
-      <w:pPr>
-        <w:spacing w:after="0"/>
-      </w:pPr>
-      <w:r>
-        <w:t xml:space="preserve">        x_label="Output Gap (%)",</w:t>
-      </w:r>
-    </w:p>
-    <w:p>
-      <w:pPr>
-        <w:spacing w:after="0"/>
-      </w:pPr>
-      <w:r>
-        <w:t xml:space="preserve">        y_label="Unemployment Gap (pp)",</w:t>
-      </w:r>
-    </w:p>
-    <w:p>
-      <w:pPr>
-        <w:spacing w:after="0"/>
-      </w:pPr>
-      <w:r>
-        <w:t xml:space="preserve">        file_name="okun_level_scatter.png",</w:t>
-      </w:r>
-    </w:p>
-    <w:p>
-      <w:pPr>
-        <w:spacing w:after="0"/>
-      </w:pPr>
-      <w:r>
-        <w:t xml:space="preserve">        fit_type="linear"</w:t>
-      </w:r>
-    </w:p>
-    <w:p>
-      <w:pPr>
-        <w:spacing w:after="0"/>
-      </w:pPr>
-      <w:r>
-        <w:t xml:space="preserve">    )</w:t>
-      </w:r>
-    </w:p>
-    <w:p>
-      <w:pPr>
-        <w:spacing w:after="0"/>
-      </w:pPr>
-    </w:p>
-    <w:p>
-      <w:pPr>
-        <w:spacing w:after="0"/>
-      </w:pPr>
-      <w:r>
-        <w:t xml:space="preserve">    return df</w:t>
-      </w:r>
-    </w:p>
-    <w:p>
-      <w:pPr>
-        <w:spacing w:after="0"/>
-      </w:pPr>
-    </w:p>
-    <w:p>
-      <w:pPr>
-        <w:spacing w:after="0"/>
-      </w:pPr>
-      <w:r>
-        <w:t># =========================================================</w:t>
-      </w:r>
-    </w:p>
-    <w:p>
-      <w:pPr>
-        <w:spacing w:after="0"/>
-      </w:pPr>
-      <w:r>
-        <w:t># OKUN'S LAW - DIFFERENCE</w:t>
-      </w:r>
-    </w:p>
-    <w:p>
-      <w:pPr>
-        <w:spacing w:after="0"/>
-      </w:pPr>
-      <w:r>
-        <w:t># Regression</w:t>
-      </w:r>
-    </w:p>
-    <w:p>
-      <w:pPr>
-        <w:spacing w:after="0"/>
-      </w:pPr>
-      <w:r>
-        <w:t># =========================================================</w:t>
-      </w:r>
-    </w:p>
-    <w:p>
-      <w:pPr>
-        <w:spacing w:after="0"/>
-      </w:pPr>
-    </w:p>
-    <w:p>
-      <w:pPr>
-        <w:spacing w:after="0"/>
-      </w:pPr>
-      <w:r>
-        <w:t>def run_okun_difference() -&gt; pd.DataFrame:</w:t>
-      </w:r>
-    </w:p>
-    <w:p>
-      <w:pPr>
-        <w:spacing w:after="0"/>
-      </w:pPr>
-      <w:r>
-        <w:t xml:space="preserve">    df = load_csv("Table_Okun's_Law_Differences.csv")</w:t>
-      </w:r>
-    </w:p>
-    <w:p>
-      <w:pPr>
-        <w:spacing w:after="0"/>
-      </w:pPr>
-      <w:r>
-        <w:lastRenderedPageBreak/>
-        <w:t xml:space="preserve">    df = df.dropna(subset=["U_DELTA", "Y_GROWTH_GAP"]).copy()</w:t>
-      </w:r>
-    </w:p>
-    <w:p>
-      <w:pPr>
-        <w:spacing w:after="0"/>
-      </w:pPr>
-    </w:p>
-    <w:p>
-      <w:pPr>
-        <w:spacing w:after="0"/>
-      </w:pPr>
-      <w:r>
-        <w:t xml:space="preserve">    corr_text = df[["U_DELTA", "Y_GROWTH_GAP"]].corr().to_string()</w:t>
-      </w:r>
-    </w:p>
-    <w:p>
-      <w:pPr>
-        <w:spacing w:after="0"/>
-      </w:pPr>
-    </w:p>
-    <w:p>
-      <w:pPr>
-        <w:spacing w:after="0"/>
-      </w:pPr>
-      <w:r>
-        <w:t xml:space="preserve">    print("\nOKUN DIFFERENCE CORRELATION")</w:t>
-      </w:r>
-    </w:p>
-    <w:p>
-      <w:pPr>
-        <w:spacing w:after="0"/>
-      </w:pPr>
-      <w:r>
-        <w:t xml:space="preserve">    print(corr_text)</w:t>
-      </w:r>
-    </w:p>
-    <w:p>
-      <w:pPr>
-        <w:spacing w:after="0"/>
-      </w:pPr>
-      <w:r>
-        <w:t xml:space="preserve">    write_to_txt("OKUN DIFFERENCE CORRELATION\n" + corr_text)</w:t>
-      </w:r>
-    </w:p>
-    <w:p>
-      <w:pPr>
-        <w:spacing w:after="0"/>
-      </w:pPr>
-    </w:p>
-    <w:p>
-      <w:pPr>
-        <w:spacing w:after="0"/>
-      </w:pPr>
-      <w:r>
-        <w:t xml:space="preserve">    run_ols(</w:t>
-      </w:r>
-    </w:p>
-    <w:p>
-      <w:pPr>
-        <w:spacing w:after="0"/>
-      </w:pPr>
-      <w:r>
-        <w:t xml:space="preserve">        y=df["U_DELTA"],</w:t>
-      </w:r>
-    </w:p>
-    <w:p>
-      <w:pPr>
-        <w:spacing w:after="0"/>
-      </w:pPr>
-      <w:r>
-        <w:t xml:space="preserve">        X=df[["Y_GROWTH_GAP"]],</w:t>
-      </w:r>
-    </w:p>
-    <w:p>
-      <w:pPr>
-        <w:spacing w:after="0"/>
-      </w:pPr>
-      <w:r>
-        <w:t xml:space="preserve">        model_name="Okun's Law (Difference): U_DELTA ~ Y_GROWTH_GAP"</w:t>
-      </w:r>
-    </w:p>
-    <w:p>
-      <w:pPr>
-        <w:spacing w:after="0"/>
-      </w:pPr>
-      <w:r>
-        <w:t xml:space="preserve">    )</w:t>
-      </w:r>
-    </w:p>
-    <w:p>
-      <w:pPr>
-        <w:spacing w:after="0"/>
-      </w:pPr>
-    </w:p>
-    <w:p>
-      <w:pPr>
-        <w:spacing w:after="0"/>
-      </w:pPr>
-      <w:r>
-        <w:t xml:space="preserve">    save_scatter_plot(</w:t>
-      </w:r>
-    </w:p>
-    <w:p>
-      <w:pPr>
-        <w:spacing w:after="0"/>
-      </w:pPr>
-      <w:r>
-        <w:t xml:space="preserve">        df=df,</w:t>
-      </w:r>
-    </w:p>
-    <w:p>
-      <w:pPr>
-        <w:spacing w:after="0"/>
-      </w:pPr>
-      <w:r>
-        <w:t xml:space="preserve">        x_col="Y_GROWTH_GAP",</w:t>
-      </w:r>
-    </w:p>
-    <w:p>
-      <w:pPr>
-        <w:spacing w:after="0"/>
-      </w:pPr>
-      <w:r>
-        <w:t xml:space="preserve">        y_col="U_DELTA",</w:t>
-      </w:r>
-    </w:p>
-    <w:p>
-      <w:pPr>
-        <w:spacing w:after="0"/>
-      </w:pPr>
-      <w:r>
-        <w:t xml:space="preserve">        title="Okun's Law (Difference Specification)",</w:t>
-      </w:r>
-    </w:p>
-    <w:p>
-      <w:pPr>
-        <w:spacing w:after="0"/>
-      </w:pPr>
-      <w:r>
-        <w:t xml:space="preserve">        x_label="Output Growth Gap (pp)",</w:t>
-      </w:r>
-    </w:p>
-    <w:p>
-      <w:pPr>
-        <w:spacing w:after="0"/>
-      </w:pPr>
-      <w:r>
-        <w:t xml:space="preserve">        y_label="Delta Unemployment Rate (pp)",</w:t>
-      </w:r>
-    </w:p>
-    <w:p>
-      <w:pPr>
-        <w:spacing w:after="0"/>
-      </w:pPr>
-      <w:r>
-        <w:t xml:space="preserve">        file_name="okun_difference_scatter.png",</w:t>
-      </w:r>
-    </w:p>
-    <w:p>
-      <w:pPr>
-        <w:spacing w:after="0"/>
-      </w:pPr>
-      <w:r>
-        <w:t xml:space="preserve">        fit_type="linear",</w:t>
-      </w:r>
-    </w:p>
-    <w:p>
-      <w:pPr>
-        <w:spacing w:after="0"/>
-      </w:pPr>
-      <w:r>
-        <w:t xml:space="preserve">        x_limits=(-10, 10),</w:t>
-      </w:r>
-    </w:p>
-    <w:p>
-      <w:pPr>
-        <w:spacing w:after="0"/>
-      </w:pPr>
-      <w:r>
-        <w:t xml:space="preserve">        y_limits=(-3, 2)</w:t>
-      </w:r>
-    </w:p>
-    <w:p>
-      <w:pPr>
-        <w:spacing w:after="0"/>
-      </w:pPr>
-      <w:r>
-        <w:t xml:space="preserve">    )</w:t>
-      </w:r>
-    </w:p>
-    <w:p>
-      <w:pPr>
-        <w:spacing w:after="0"/>
-      </w:pPr>
-    </w:p>
-    <w:p>
-      <w:pPr>
-        <w:spacing w:after="0"/>
-      </w:pPr>
-      <w:r>
-        <w:t xml:space="preserve">    return df</w:t>
-      </w:r>
-    </w:p>
-    <w:p>
-      <w:pPr>
-        <w:spacing w:after="0"/>
-      </w:pPr>
-    </w:p>
-    <w:p>
-      <w:pPr>
-        <w:spacing w:after="0"/>
-      </w:pPr>
-      <w:r>
-        <w:t># =========================================================</w:t>
-      </w:r>
-    </w:p>
-    <w:p>
-      <w:pPr>
-        <w:spacing w:after="0"/>
-      </w:pPr>
-      <w:r>
-        <w:t># PHILLIPS CURVE</w:t>
-      </w:r>
-    </w:p>
-    <w:p>
-      <w:pPr>
-        <w:spacing w:after="0"/>
-      </w:pPr>
-      <w:r>
-        <w:t># Multiple regression</w:t>
-      </w:r>
-    </w:p>
-    <w:p>
-      <w:pPr>
-        <w:spacing w:after="0"/>
-      </w:pPr>
-      <w:r>
-        <w:t># =========================================================</w:t>
-      </w:r>
-    </w:p>
-    <w:p>
-      <w:pPr>
-        <w:spacing w:after="0"/>
-      </w:pPr>
-    </w:p>
-    <w:p>
-      <w:pPr>
-        <w:spacing w:after="0"/>
-      </w:pPr>
-      <w:r>
-        <w:t>def run_phillips_curve() -&gt; pd.DataFrame:</w:t>
-      </w:r>
-    </w:p>
-    <w:p>
-      <w:pPr>
-        <w:spacing w:after="0"/>
-      </w:pPr>
-      <w:r>
-        <w:t xml:space="preserve">    df = load_csv("Table_Phillips's_Curve.csv")</w:t>
-      </w:r>
-    </w:p>
-    <w:p>
-      <w:pPr>
-        <w:spacing w:after="0"/>
-      </w:pPr>
-      <w:r>
-        <w:t xml:space="preserve">    df = df.dropna(subset=["EXP_INF", "PCE_HEAD", "U_GAP"]).copy()</w:t>
-      </w:r>
-    </w:p>
-    <w:p>
-      <w:pPr>
-        <w:spacing w:after="0"/>
-      </w:pPr>
-    </w:p>
-    <w:p>
-      <w:pPr>
-        <w:spacing w:after="0"/>
-      </w:pPr>
-      <w:r>
-        <w:t xml:space="preserve">    corr_text = df[["EXP_INF", "PCE_HEAD", "U_GAP"]].corr().to_string()</w:t>
-      </w:r>
-    </w:p>
-    <w:p>
-      <w:pPr>
-        <w:spacing w:after="0"/>
-      </w:pPr>
-      <w:r>
-        <w:t xml:space="preserve">    print("\nPHILLIPS CORRELATIONS")</w:t>
-      </w:r>
-    </w:p>
-    <w:p>
-      <w:pPr>
-        <w:spacing w:after="0"/>
-      </w:pPr>
-      <w:r>
-        <w:t xml:space="preserve">    print(corr_text)</w:t>
-      </w:r>
-    </w:p>
-    <w:p>
-      <w:pPr>
-        <w:spacing w:after="0"/>
-      </w:pPr>
-      <w:r>
-        <w:t xml:space="preserve">    write_to_txt("PHILLIPS CORRELATIONS\n" + corr_text)</w:t>
-      </w:r>
-    </w:p>
-    <w:p>
-      <w:pPr>
-        <w:spacing w:after="0"/>
-      </w:pPr>
-      <w:r>
-        <w:t xml:space="preserve">    run_ols(</w:t>
-      </w:r>
-    </w:p>
-    <w:p>
-      <w:pPr>
-        <w:spacing w:after="0"/>
-      </w:pPr>
-      <w:r>
-        <w:lastRenderedPageBreak/>
-        <w:t xml:space="preserve">        y=df["PCE_HEAD"],</w:t>
-      </w:r>
-    </w:p>
-    <w:p>
-      <w:pPr>
-        <w:spacing w:after="0"/>
-      </w:pPr>
-      <w:r>
-        <w:t xml:space="preserve">        X=df[["EXP_INF", "U_GAP"]],</w:t>
-      </w:r>
-    </w:p>
-    <w:p>
-      <w:pPr>
-        <w:spacing w:after="0"/>
-      </w:pPr>
-      <w:r>
-        <w:t xml:space="preserve">        model_name="Phillips's Curve: PCE_HEAD ~ EXP_INF + U_GAP"</w:t>
-      </w:r>
-    </w:p>
-    <w:p>
-      <w:pPr>
-        <w:spacing w:after="0"/>
-      </w:pPr>
-      <w:r>
-        <w:t xml:space="preserve">    )</w:t>
-      </w:r>
-    </w:p>
-    <w:p>
-      <w:pPr>
-        <w:spacing w:after="0"/>
-      </w:pPr>
-    </w:p>
-    <w:p>
-      <w:pPr>
-        <w:spacing w:after="0"/>
-      </w:pPr>
-      <w:r>
-        <w:t xml:space="preserve">    # Illustrative bivariate scatter only</w:t>
-      </w:r>
-    </w:p>
-    <w:p>
-      <w:pPr>
-        <w:spacing w:after="0"/>
-      </w:pPr>
-      <w:r>
-        <w:t xml:space="preserve">    save_scatter_plot(</w:t>
-      </w:r>
-    </w:p>
-    <w:p>
-      <w:pPr>
-        <w:spacing w:after="0"/>
-      </w:pPr>
-      <w:r>
-        <w:t xml:space="preserve">        df=df,</w:t>
-      </w:r>
-    </w:p>
-    <w:p>
-      <w:pPr>
-        <w:spacing w:after="0"/>
-      </w:pPr>
-      <w:r>
-        <w:t xml:space="preserve">        x_col="U_GAP",</w:t>
-      </w:r>
-    </w:p>
-    <w:p>
-      <w:pPr>
-        <w:spacing w:after="0"/>
-      </w:pPr>
-      <w:r>
-        <w:t xml:space="preserve">        y_col="PCE_HEAD",</w:t>
-      </w:r>
-    </w:p>
-    <w:p>
-      <w:pPr>
-        <w:spacing w:after="0"/>
-      </w:pPr>
-      <w:r>
-        <w:t xml:space="preserve">        title="Phillips Curve (Illustrative Scatter)",</w:t>
-      </w:r>
-    </w:p>
-    <w:p>
-      <w:pPr>
-        <w:spacing w:after="0"/>
-      </w:pPr>
-      <w:r>
-        <w:t xml:space="preserve">        x_label="Unemployment Gap (pp)",</w:t>
-      </w:r>
-    </w:p>
-    <w:p>
-      <w:pPr>
-        <w:spacing w:after="0"/>
-      </w:pPr>
-      <w:r>
-        <w:t xml:space="preserve">        y_label="Headline PCE Inflation (%)",</w:t>
-      </w:r>
-    </w:p>
-    <w:p>
-      <w:pPr>
-        <w:spacing w:after="0"/>
-      </w:pPr>
-      <w:r>
-        <w:t xml:space="preserve">        file_name="phillips_scatter_illustrative.png",</w:t>
-      </w:r>
-    </w:p>
-    <w:p>
-      <w:pPr>
-        <w:spacing w:after="0"/>
-      </w:pPr>
-      <w:r>
-        <w:t xml:space="preserve">        fit_type="quadratic",</w:t>
-      </w:r>
-    </w:p>
-    <w:p>
-      <w:pPr>
-        <w:spacing w:after="0"/>
-      </w:pPr>
-      <w:r>
-        <w:t xml:space="preserve">        alpha=0.5</w:t>
-      </w:r>
-    </w:p>
-    <w:p>
-      <w:pPr>
-        <w:spacing w:after="0"/>
-      </w:pPr>
-      <w:r>
-        <w:t xml:space="preserve">    )</w:t>
-      </w:r>
-    </w:p>
-    <w:p>
-      <w:pPr>
-        <w:spacing w:after="0"/>
-      </w:pPr>
-    </w:p>
-    <w:p>
-      <w:pPr>
-        <w:spacing w:after="0"/>
-      </w:pPr>
-      <w:r>
-        <w:t xml:space="preserve">    return df</w:t>
-      </w:r>
-    </w:p>
-    <w:p>
-      <w:pPr>
-        <w:spacing w:after="0"/>
-      </w:pPr>
-    </w:p>
-    <w:p>
-      <w:pPr>
-        <w:spacing w:after="0"/>
-      </w:pPr>
-      <w:r>
-        <w:t># =========================================================</w:t>
-      </w:r>
-    </w:p>
-    <w:p>
-      <w:pPr>
-        <w:spacing w:after="0"/>
-      </w:pPr>
-      <w:r>
-        <w:t># TAYLOR RULE - Y GAP / CORE</w:t>
-      </w:r>
-    </w:p>
-    <w:p>
-      <w:pPr>
-        <w:spacing w:after="0"/>
-      </w:pPr>
-      <w:r>
-        <w:t># Benchmark implied rule, not regression</w:t>
-      </w:r>
-    </w:p>
-    <w:p>
-      <w:pPr>
-        <w:spacing w:after="0"/>
-      </w:pPr>
-      <w:r>
-        <w:t># =========================================================</w:t>
-      </w:r>
-    </w:p>
-    <w:p>
-      <w:pPr>
-        <w:spacing w:after="0"/>
-      </w:pPr>
-    </w:p>
-    <w:p>
-      <w:pPr>
-        <w:spacing w:after="0"/>
-      </w:pPr>
-      <w:r>
-        <w:t>def run_taylor_y_gap_core() -&gt; pd.DataFrame:</w:t>
-      </w:r>
-    </w:p>
-    <w:p>
-      <w:pPr>
-        <w:spacing w:after="0"/>
-      </w:pPr>
-      <w:r>
-        <w:t xml:space="preserve">    df = load_csv("Table_Taylor's_Rule_Y_Gap_PCE_Core.csv")</w:t>
-      </w:r>
-    </w:p>
-    <w:p>
-      <w:pPr>
-        <w:spacing w:after="0"/>
-      </w:pPr>
-      <w:r>
-        <w:t xml:space="preserve">    df = df.dropna(subset=["FEDFUNDS", "PCE_CORE", "Y_GAP"]).copy()</w:t>
-      </w:r>
-    </w:p>
-    <w:p>
-      <w:pPr>
-        <w:spacing w:after="0"/>
-      </w:pPr>
-    </w:p>
-    <w:p>
-      <w:pPr>
-        <w:spacing w:after="0"/>
-      </w:pPr>
-      <w:r>
-        <w:t xml:space="preserve">    df["TAYLOR_IMPLIED_Y_CORE"] = (</w:t>
-      </w:r>
-    </w:p>
-    <w:p>
-      <w:pPr>
-        <w:spacing w:after="0"/>
-      </w:pPr>
-      <w:r>
-        <w:t xml:space="preserve">        R_STAR</w:t>
-      </w:r>
-    </w:p>
-    <w:p>
-      <w:pPr>
-        <w:spacing w:after="0"/>
-      </w:pPr>
-      <w:r>
-        <w:t xml:space="preserve">        + df["PCE_CORE"]</w:t>
-      </w:r>
-    </w:p>
-    <w:p>
-      <w:pPr>
-        <w:spacing w:after="0"/>
-      </w:pPr>
-      <w:r>
-        <w:t xml:space="preserve">        + PHI_PI * (df["PCE_CORE"] - PI_STAR)</w:t>
-      </w:r>
-    </w:p>
-    <w:p>
-      <w:pPr>
-        <w:spacing w:after="0"/>
-      </w:pPr>
-      <w:r>
-        <w:t xml:space="preserve">        + PHI_Y * df["Y_GAP"]</w:t>
-      </w:r>
-    </w:p>
-    <w:p>
-      <w:pPr>
-        <w:spacing w:after="0"/>
-      </w:pPr>
-      <w:r>
-        <w:t xml:space="preserve">    )</w:t>
-      </w:r>
-    </w:p>
-    <w:p>
-      <w:pPr>
-        <w:spacing w:after="0"/>
-      </w:pPr>
-    </w:p>
-    <w:p>
-      <w:pPr>
-        <w:spacing w:after="0"/>
-      </w:pPr>
-      <w:r>
-        <w:t xml:space="preserve">    preview = (</w:t>
-      </w:r>
-    </w:p>
-    <w:p>
-      <w:pPr>
-        <w:spacing w:after="0"/>
-      </w:pPr>
-      <w:r>
-        <w:t xml:space="preserve">        df[["Date", "FEDFUNDS", "PCE_CORE", "Y_GAP", "TAYLOR_IMPLIED_Y_CORE"]]</w:t>
-      </w:r>
-    </w:p>
-    <w:p>
-      <w:pPr>
-        <w:spacing w:after="0"/>
-      </w:pPr>
-      <w:r>
-        <w:t xml:space="preserve">        .tail(15)</w:t>
-      </w:r>
-    </w:p>
-    <w:p>
-      <w:pPr>
-        <w:spacing w:after="0"/>
-      </w:pPr>
-      <w:r>
-        <w:t xml:space="preserve">        .to_string(index=False)</w:t>
-      </w:r>
-    </w:p>
-    <w:p>
-      <w:pPr>
-        <w:spacing w:after="0"/>
-      </w:pPr>
-      <w:r>
-        <w:t xml:space="preserve">    )</w:t>
-      </w:r>
-    </w:p>
-    <w:p>
-      <w:pPr>
-        <w:spacing w:after="0"/>
-      </w:pPr>
-      <w:r>
-        <w:t xml:space="preserve">    print("\nTAYLOR Y-GAP CORE PREVIEW")</w:t>
-      </w:r>
-    </w:p>
-    <w:p>
-      <w:pPr>
-        <w:spacing w:after="0"/>
-      </w:pPr>
-      <w:r>
-        <w:t xml:space="preserve">    print(preview)</w:t>
-      </w:r>
-    </w:p>
-    <w:p>
-      <w:pPr>
-        <w:spacing w:after="0"/>
-      </w:pPr>
-      <w:r>
-        <w:lastRenderedPageBreak/>
-        <w:t xml:space="preserve">    write_to_txt("TAYLOR Y-GAP CORE PREVIEW\n" + preview)</w:t>
-      </w:r>
-    </w:p>
-    <w:p>
-      <w:pPr>
-        <w:spacing w:after="0"/>
-      </w:pPr>
-    </w:p>
-    <w:p>
-      <w:pPr>
-        <w:spacing w:after="0"/>
-      </w:pPr>
-      <w:r>
-        <w:t xml:space="preserve">    save_line_plot(</w:t>
-      </w:r>
-    </w:p>
-    <w:p>
-      <w:pPr>
-        <w:spacing w:after="0"/>
-      </w:pPr>
-      <w:r>
-        <w:t xml:space="preserve">        df=df,</w:t>
-      </w:r>
-    </w:p>
-    <w:p>
-      <w:pPr>
-        <w:spacing w:after="0"/>
-      </w:pPr>
-      <w:r>
-        <w:t xml:space="preserve">        x_col="Date",</w:t>
-      </w:r>
-    </w:p>
-    <w:p>
-      <w:pPr>
-        <w:spacing w:after="0"/>
-      </w:pPr>
-      <w:r>
-        <w:t xml:space="preserve">        y_cols=["FEDFUNDS", "TAYLOR_IMPLIED_Y_CORE"],</w:t>
-      </w:r>
-    </w:p>
-    <w:p>
-      <w:pPr>
-        <w:spacing w:after="0"/>
-      </w:pPr>
-      <w:r>
-        <w:t xml:space="preserve">        labels=["Fed Funds Rate", "Taylor Implied Rate"],</w:t>
-      </w:r>
-    </w:p>
-    <w:p>
-      <w:pPr>
-        <w:spacing w:after="0"/>
-      </w:pPr>
-      <w:r>
-        <w:t xml:space="preserve">        title="Taylor Rule: Y-Gap + Core PCE",</w:t>
-      </w:r>
-    </w:p>
-    <w:p>
-      <w:pPr>
-        <w:spacing w:after="0"/>
-      </w:pPr>
-      <w:r>
-        <w:t xml:space="preserve">        y_label="Interest Rate (%)",</w:t>
-      </w:r>
-    </w:p>
-    <w:p>
-      <w:pPr>
-        <w:spacing w:after="0"/>
-      </w:pPr>
-      <w:r>
-        <w:t xml:space="preserve">        file_name="taylor_y_gap_core.png",</w:t>
-      </w:r>
-    </w:p>
-    <w:p>
-      <w:pPr>
-        <w:spacing w:after="0"/>
-      </w:pPr>
-      <w:r>
-        <w:t xml:space="preserve">        y_limits="auto"</w:t>
-      </w:r>
-    </w:p>
-    <w:p>
-      <w:pPr>
-        <w:spacing w:after="0"/>
-      </w:pPr>
-      <w:r>
-        <w:t xml:space="preserve">    )</w:t>
-      </w:r>
-    </w:p>
-    <w:p>
-      <w:pPr>
-        <w:spacing w:after="0"/>
-      </w:pPr>
-    </w:p>
-    <w:p>
-      <w:pPr>
-        <w:spacing w:after="0"/>
-      </w:pPr>
-      <w:r>
-        <w:t xml:space="preserve">    return df</w:t>
-      </w:r>
-    </w:p>
-    <w:p>
-      <w:pPr>
-        <w:spacing w:after="0"/>
-      </w:pPr>
-    </w:p>
-    <w:p>
-      <w:pPr>
-        <w:spacing w:after="0"/>
-      </w:pPr>
-      <w:r>
-        <w:t># =========================================================</w:t>
-      </w:r>
-    </w:p>
-    <w:p>
-      <w:pPr>
-        <w:spacing w:after="0"/>
-      </w:pPr>
-      <w:r>
-        <w:t># TAYLOR RULE - Y GAP / HEADLINE</w:t>
-      </w:r>
-    </w:p>
-    <w:p>
-      <w:pPr>
-        <w:spacing w:after="0"/>
-      </w:pPr>
-      <w:r>
-        <w:t># Benchmark implied rule, not regression</w:t>
-      </w:r>
-    </w:p>
-    <w:p>
-      <w:pPr>
-        <w:spacing w:after="0"/>
-      </w:pPr>
-      <w:r>
-        <w:t># =========================================================</w:t>
-      </w:r>
-    </w:p>
-    <w:p>
-      <w:pPr>
-        <w:spacing w:after="0"/>
-      </w:pPr>
-    </w:p>
-    <w:p>
-      <w:pPr>
-        <w:spacing w:after="0"/>
-      </w:pPr>
-      <w:r>
-        <w:t>def run_taylor_y_gap_headline() -&gt; pd.DataFrame:</w:t>
-      </w:r>
-    </w:p>
-    <w:p>
-      <w:pPr>
-        <w:spacing w:after="0"/>
-      </w:pPr>
-      <w:r>
-        <w:t xml:space="preserve">    df = load_csv("Table_Taylor's_Rule_Y_Gap_PCE_Headline.csv")</w:t>
-      </w:r>
-    </w:p>
-    <w:p>
-      <w:pPr>
-        <w:spacing w:after="0"/>
-      </w:pPr>
-      <w:r>
-        <w:t xml:space="preserve">    df = df.dropna(subset=["FEDFUNDS", "PCE_HEAD", "Y_GAP"]).copy()</w:t>
-      </w:r>
-    </w:p>
-    <w:p>
-      <w:pPr>
-        <w:spacing w:after="0"/>
-      </w:pPr>
-    </w:p>
-    <w:p>
-      <w:pPr>
-        <w:spacing w:after="0"/>
-      </w:pPr>
-      <w:r>
-        <w:t xml:space="preserve">    df["TAYLOR_IMPLIED_Y_HEAD"] = (</w:t>
-      </w:r>
-    </w:p>
-    <w:p>
-      <w:pPr>
-        <w:spacing w:after="0"/>
-      </w:pPr>
-      <w:r>
-        <w:t xml:space="preserve">        R_STAR</w:t>
-      </w:r>
-    </w:p>
-    <w:p>
-      <w:pPr>
-        <w:spacing w:after="0"/>
-      </w:pPr>
-      <w:r>
-        <w:t xml:space="preserve">        + df["PCE_HEAD"]</w:t>
-      </w:r>
-    </w:p>
-    <w:p>
-      <w:pPr>
-        <w:spacing w:after="0"/>
-      </w:pPr>
-      <w:r>
-        <w:t xml:space="preserve">        + PHI_PI * (df["PCE_HEAD"] - PI_STAR)</w:t>
-      </w:r>
-    </w:p>
-    <w:p>
-      <w:pPr>
-        <w:spacing w:after="0"/>
-      </w:pPr>
-      <w:r>
-        <w:t xml:space="preserve">        + PHI_Y * df["Y_GAP"]</w:t>
-      </w:r>
-    </w:p>
-    <w:p>
-      <w:pPr>
-        <w:spacing w:after="0"/>
-      </w:pPr>
-      <w:r>
-        <w:t xml:space="preserve">    )</w:t>
-      </w:r>
-    </w:p>
-    <w:p>
-      <w:pPr>
-        <w:spacing w:after="0"/>
-      </w:pPr>
-    </w:p>
-    <w:p>
-      <w:pPr>
-        <w:spacing w:after="0"/>
-      </w:pPr>
-      <w:r>
-        <w:t xml:space="preserve">    preview = (</w:t>
-      </w:r>
-    </w:p>
-    <w:p>
-      <w:pPr>
-        <w:spacing w:after="0"/>
-      </w:pPr>
-      <w:r>
-        <w:t xml:space="preserve">        df[["Date", "FEDFUNDS", "PCE_HEAD", "Y_GAP", "TAYLOR_IMPLIED_Y_HEAD"]]</w:t>
-      </w:r>
-    </w:p>
-    <w:p>
-      <w:pPr>
-        <w:spacing w:after="0"/>
-      </w:pPr>
-      <w:r>
-        <w:t xml:space="preserve">        .tail(15)</w:t>
-      </w:r>
-    </w:p>
-    <w:p>
-      <w:pPr>
-        <w:spacing w:after="0"/>
-      </w:pPr>
-      <w:r>
-        <w:t xml:space="preserve">        .to_string(index=False)</w:t>
-      </w:r>
-    </w:p>
-    <w:p>
-      <w:pPr>
-        <w:spacing w:after="0"/>
-      </w:pPr>
-      <w:r>
-        <w:t xml:space="preserve">    )</w:t>
-      </w:r>
-    </w:p>
-    <w:p>
-      <w:pPr>
-        <w:spacing w:after="0"/>
-      </w:pPr>
-    </w:p>
-    <w:p>
-      <w:pPr>
-        <w:spacing w:after="0"/>
-      </w:pPr>
-      <w:r>
-        <w:t xml:space="preserve">    print("\nTAYLOR Y-GAP HEADLINE PREVIEW")</w:t>
-      </w:r>
-    </w:p>
-    <w:p>
-      <w:pPr>
-        <w:spacing w:after="0"/>
-      </w:pPr>
-      <w:r>
-        <w:t xml:space="preserve">    print(preview)</w:t>
-      </w:r>
-    </w:p>
-    <w:p>
-      <w:pPr>
-        <w:spacing w:after="0"/>
-      </w:pPr>
-      <w:r>
-        <w:t xml:space="preserve">    write_to_txt("TAYLOR Y-GAP HEADLINE PREVIEW\n" + preview)</w:t>
-      </w:r>
-    </w:p>
-    <w:p>
-      <w:pPr>
-        <w:spacing w:after="0"/>
-      </w:pPr>
-    </w:p>
-    <w:p>
-      <w:pPr>
-        <w:spacing w:after="0"/>
-      </w:pPr>
-      <w:r>
-        <w:t xml:space="preserve">    save_line_plot(</w:t>
-      </w:r>
-    </w:p>
-    <w:p>
-      <w:pPr>
-        <w:spacing w:after="0"/>
-      </w:pPr>
-      <w:r>
-        <w:t xml:space="preserve">        df=df,</w:t>
-      </w:r>
-    </w:p>
-    <w:p>
-      <w:pPr>
-        <w:spacing w:after="0"/>
-      </w:pPr>
-      <w:r>
-        <w:lastRenderedPageBreak/>
-        <w:t xml:space="preserve">        x_col="Date",</w:t>
-      </w:r>
-    </w:p>
-    <w:p>
-      <w:pPr>
-        <w:spacing w:after="0"/>
-      </w:pPr>
-      <w:r>
-        <w:t xml:space="preserve">        y_cols=["FEDFUNDS", "TAYLOR_IMPLIED_Y_HEAD"],</w:t>
-      </w:r>
-    </w:p>
-    <w:p>
-      <w:pPr>
-        <w:spacing w:after="0"/>
-      </w:pPr>
-      <w:r>
-        <w:t xml:space="preserve">        labels=["Fed Funds Rate", "Taylor Implied Rate"],</w:t>
-      </w:r>
-    </w:p>
-    <w:p>
-      <w:pPr>
-        <w:spacing w:after="0"/>
-      </w:pPr>
-      <w:r>
-        <w:t xml:space="preserve">        title="Taylor Rule: Y-Gap + Headline PCE",</w:t>
-      </w:r>
-    </w:p>
-    <w:p>
-      <w:pPr>
-        <w:spacing w:after="0"/>
-      </w:pPr>
-      <w:r>
-        <w:t xml:space="preserve">        y_label="Interest Rate (%)",</w:t>
-      </w:r>
-    </w:p>
-    <w:p>
-      <w:pPr>
-        <w:spacing w:after="0"/>
-      </w:pPr>
-      <w:r>
-        <w:t xml:space="preserve">        file_name="taylor_y_gap_headline.png",</w:t>
-      </w:r>
-    </w:p>
-    <w:p>
-      <w:pPr>
-        <w:spacing w:after="0"/>
-      </w:pPr>
-      <w:r>
-        <w:t xml:space="preserve">        y_limits="auto"</w:t>
-      </w:r>
-    </w:p>
-    <w:p>
-      <w:pPr>
-        <w:spacing w:after="0"/>
-      </w:pPr>
-      <w:r>
-        <w:t xml:space="preserve">    )</w:t>
-      </w:r>
-    </w:p>
-    <w:p>
-      <w:pPr>
-        <w:spacing w:after="0"/>
-      </w:pPr>
-    </w:p>
-    <w:p>
-      <w:pPr>
-        <w:spacing w:after="0"/>
-      </w:pPr>
-      <w:r>
-        <w:t xml:space="preserve">    return df</w:t>
-      </w:r>
-    </w:p>
-    <w:p>
-      <w:pPr>
-        <w:spacing w:after="0"/>
-      </w:pPr>
-    </w:p>
-    <w:p>
-      <w:pPr>
-        <w:spacing w:after="0"/>
-      </w:pPr>
-      <w:r>
-        <w:t># =========================================================</w:t>
-      </w:r>
-    </w:p>
-    <w:p>
-      <w:pPr>
-        <w:spacing w:after="0"/>
-      </w:pPr>
-      <w:r>
-        <w:t># TAYLOR RULE - U GAP / CORE</w:t>
-      </w:r>
-    </w:p>
-    <w:p>
-      <w:pPr>
-        <w:spacing w:after="0"/>
-      </w:pPr>
-      <w:r>
-        <w:t># Benchmark implied rule, not regression</w:t>
-      </w:r>
-    </w:p>
-    <w:p>
-      <w:pPr>
-        <w:spacing w:after="0"/>
-      </w:pPr>
-      <w:r>
-        <w:t># =========================================================</w:t>
-      </w:r>
-    </w:p>
-    <w:p>
-      <w:pPr>
-        <w:spacing w:after="0"/>
-      </w:pPr>
-    </w:p>
-    <w:p>
-      <w:pPr>
-        <w:spacing w:after="0"/>
-      </w:pPr>
-      <w:r>
-        <w:t>def run_taylor_u_gap_core() -&gt; pd.DataFrame:</w:t>
-      </w:r>
-    </w:p>
-    <w:p>
-      <w:pPr>
-        <w:spacing w:after="0"/>
-      </w:pPr>
-      <w:r>
-        <w:t xml:space="preserve">    df = load_csv("Table_Taylor's_Rule_U_Gap_PCE_Core.csv")</w:t>
-      </w:r>
-    </w:p>
-    <w:p>
-      <w:pPr>
-        <w:spacing w:after="0"/>
-      </w:pPr>
-      <w:r>
-        <w:t xml:space="preserve">    df = df.dropna(subset=["FEDFUNDS", "PCE_CORE", "U_GAP"]).copy()</w:t>
-      </w:r>
-    </w:p>
-    <w:p>
-      <w:pPr>
-        <w:spacing w:after="0"/>
-      </w:pPr>
-    </w:p>
-    <w:p>
-      <w:pPr>
-        <w:spacing w:after="0"/>
-      </w:pPr>
-      <w:r>
-        <w:t xml:space="preserve">    df["TAYLOR_IMPLIED_U_CORE"] = (</w:t>
-      </w:r>
-    </w:p>
-    <w:p>
-      <w:pPr>
-        <w:spacing w:after="0"/>
-      </w:pPr>
-      <w:r>
-        <w:t xml:space="preserve">        R_STAR</w:t>
-      </w:r>
-    </w:p>
-    <w:p>
-      <w:pPr>
-        <w:spacing w:after="0"/>
-      </w:pPr>
-      <w:r>
-        <w:t xml:space="preserve">        + df["PCE_CORE"]</w:t>
-      </w:r>
-    </w:p>
-    <w:p>
-      <w:pPr>
-        <w:spacing w:after="0"/>
-      </w:pPr>
-      <w:r>
-        <w:t xml:space="preserve">        + PHI_PI * (df["PCE_CORE"] - PI_STAR)</w:t>
-      </w:r>
-    </w:p>
-    <w:p>
-      <w:pPr>
-        <w:spacing w:after="0"/>
-      </w:pPr>
-      <w:r>
-        <w:t xml:space="preserve">        - PHI_U * df["U_GAP"]</w:t>
-      </w:r>
-    </w:p>
-    <w:p>
-      <w:pPr>
-        <w:spacing w:after="0"/>
-      </w:pPr>
-      <w:r>
-        <w:t xml:space="preserve">    )</w:t>
-      </w:r>
-    </w:p>
-    <w:p>
-      <w:pPr>
-        <w:spacing w:after="0"/>
-      </w:pPr>
-    </w:p>
-    <w:p>
-      <w:pPr>
-        <w:spacing w:after="0"/>
-      </w:pPr>
-      <w:r>
-        <w:t xml:space="preserve">    preview = (</w:t>
-      </w:r>
-    </w:p>
-    <w:p>
-      <w:pPr>
-        <w:spacing w:after="0"/>
-      </w:pPr>
-      <w:r>
-        <w:t xml:space="preserve">        df[["Date", "FEDFUNDS", "PCE_CORE", "U_GAP", "TAYLOR_IMPLIED_U_CORE"]]</w:t>
-      </w:r>
-    </w:p>
-    <w:p>
-      <w:pPr>
-        <w:spacing w:after="0"/>
-      </w:pPr>
-      <w:r>
-        <w:t xml:space="preserve">        .tail(15)</w:t>
-      </w:r>
-    </w:p>
-    <w:p>
-      <w:pPr>
-        <w:spacing w:after="0"/>
-      </w:pPr>
-      <w:r>
-        <w:t xml:space="preserve">        .to_string(index=False)</w:t>
-      </w:r>
-    </w:p>
-    <w:p>
-      <w:pPr>
-        <w:spacing w:after="0"/>
-      </w:pPr>
-      <w:r>
-        <w:t xml:space="preserve">    )</w:t>
-      </w:r>
-    </w:p>
-    <w:p>
-      <w:pPr>
-        <w:spacing w:after="0"/>
-      </w:pPr>
-    </w:p>
-    <w:p>
-      <w:pPr>
-        <w:spacing w:after="0"/>
-      </w:pPr>
-      <w:r>
-        <w:t xml:space="preserve">    print("\nTAYLOR U-GAP CORE PREVIEW")</w:t>
-      </w:r>
-    </w:p>
-    <w:p>
-      <w:pPr>
-        <w:spacing w:after="0"/>
-      </w:pPr>
-      <w:r>
-        <w:t xml:space="preserve">    print(preview)</w:t>
-      </w:r>
-    </w:p>
-    <w:p>
-      <w:pPr>
-        <w:spacing w:after="0"/>
-      </w:pPr>
-      <w:r>
-        <w:t xml:space="preserve">    write_to_txt("TAYLOR U-GAP CORE PREVIEW\n" + preview)</w:t>
-      </w:r>
-    </w:p>
-    <w:p>
-      <w:pPr>
-        <w:spacing w:after="0"/>
-      </w:pPr>
-    </w:p>
-    <w:p>
-      <w:pPr>
-        <w:spacing w:after="0"/>
-      </w:pPr>
-      <w:r>
-        <w:t xml:space="preserve">    save_line_plot(</w:t>
-      </w:r>
-    </w:p>
-    <w:p>
-      <w:pPr>
-        <w:spacing w:after="0"/>
-      </w:pPr>
-      <w:r>
-        <w:t xml:space="preserve">        df=df,</w:t>
-      </w:r>
-    </w:p>
-    <w:p>
-      <w:pPr>
-        <w:spacing w:after="0"/>
-      </w:pPr>
-      <w:r>
-        <w:t xml:space="preserve">        x_col="Date",</w:t>
-      </w:r>
-    </w:p>
-    <w:p>
-      <w:pPr>
-        <w:spacing w:after="0"/>
-      </w:pPr>
-      <w:r>
-        <w:t xml:space="preserve">        y_cols=["FEDFUNDS", "TAYLOR_IMPLIED_U_CORE"],</w:t>
-      </w:r>
-    </w:p>
-    <w:p>
-      <w:pPr>
-        <w:spacing w:after="0"/>
-      </w:pPr>
-      <w:r>
-        <w:t xml:space="preserve">        labels=["Fed Funds Rate", "Taylor Implied Rate"],</w:t>
-      </w:r>
-    </w:p>
-    <w:p>
-      <w:pPr>
-        <w:spacing w:after="0"/>
-      </w:pPr>
-      <w:r>
-        <w:t xml:space="preserve">        title="Taylor Rule: U-Gap + Core PCE",</w:t>
-      </w:r>
-    </w:p>
-    <w:p>
-      <w:pPr>
-        <w:spacing w:after="0"/>
-      </w:pPr>
-      <w:r>
-        <w:lastRenderedPageBreak/>
-        <w:t xml:space="preserve">        y_label="Interest Rate (%)",</w:t>
-      </w:r>
-    </w:p>
-    <w:p>
-      <w:pPr>
-        <w:spacing w:after="0"/>
-      </w:pPr>
-      <w:r>
-        <w:t xml:space="preserve">        file_name="taylor_u_gap_core.png",</w:t>
-      </w:r>
-    </w:p>
-    <w:p>
-      <w:pPr>
-        <w:spacing w:after="0"/>
-      </w:pPr>
-      <w:r>
-        <w:t xml:space="preserve">        y_limits="auto"</w:t>
-      </w:r>
-    </w:p>
-    <w:p>
-      <w:pPr>
-        <w:spacing w:after="0"/>
-      </w:pPr>
-      <w:r>
-        <w:t xml:space="preserve">    )</w:t>
-      </w:r>
-    </w:p>
-    <w:p>
-      <w:pPr>
-        <w:spacing w:after="0"/>
-      </w:pPr>
-    </w:p>
-    <w:p>
-      <w:pPr>
-        <w:spacing w:after="0"/>
-      </w:pPr>
-      <w:r>
-        <w:t xml:space="preserve">    return df</w:t>
-      </w:r>
-    </w:p>
-    <w:p>
-      <w:pPr>
-        <w:spacing w:after="0"/>
-      </w:pPr>
-    </w:p>
-    <w:p>
-      <w:pPr>
-        <w:spacing w:after="0"/>
-      </w:pPr>
-      <w:r>
-        <w:t># =========================================================</w:t>
-      </w:r>
-    </w:p>
-    <w:p>
-      <w:pPr>
-        <w:spacing w:after="0"/>
-      </w:pPr>
-      <w:r>
-        <w:t># TAYLOR RULE - U GAP / HEADLINE</w:t>
-      </w:r>
-    </w:p>
-    <w:p>
-      <w:pPr>
-        <w:spacing w:after="0"/>
-      </w:pPr>
-      <w:r>
-        <w:t># Benchmark implied rule, not regression</w:t>
-      </w:r>
-    </w:p>
-    <w:p>
-      <w:pPr>
-        <w:spacing w:after="0"/>
-      </w:pPr>
-      <w:r>
-        <w:t># =========================================================</w:t>
-      </w:r>
-    </w:p>
-    <w:p>
-      <w:pPr>
-        <w:spacing w:after="0"/>
-      </w:pPr>
-    </w:p>
-    <w:p>
-      <w:pPr>
-        <w:spacing w:after="0"/>
-      </w:pPr>
-      <w:r>
-        <w:t>def run_taylor_u_gap_headline() -&gt; pd.DataFrame:</w:t>
-      </w:r>
-    </w:p>
-    <w:p>
-      <w:pPr>
-        <w:spacing w:after="0"/>
-      </w:pPr>
-      <w:r>
-        <w:t xml:space="preserve">    df = load_csv("Table_Taylor's_Rule_U_Gap_PCE_Headline.csv")</w:t>
-      </w:r>
-    </w:p>
-    <w:p>
-      <w:pPr>
-        <w:spacing w:after="0"/>
-      </w:pPr>
-      <w:r>
-        <w:t xml:space="preserve">    df = df.dropna(subset=["FEDFUNDS", "PCE_HEAD", "U_GAP"]).copy()</w:t>
-      </w:r>
-    </w:p>
-    <w:p>
-      <w:pPr>
-        <w:spacing w:after="0"/>
-      </w:pPr>
-    </w:p>
-    <w:p>
-      <w:pPr>
-        <w:spacing w:after="0"/>
-      </w:pPr>
-      <w:r>
-        <w:t xml:space="preserve">    df["TAYLOR_IMPLIED_U_HEAD"] = (</w:t>
-      </w:r>
-    </w:p>
-    <w:p>
-      <w:pPr>
-        <w:spacing w:after="0"/>
-      </w:pPr>
-      <w:r>
-        <w:t xml:space="preserve">        R_STAR</w:t>
-      </w:r>
-    </w:p>
-    <w:p>
-      <w:pPr>
-        <w:spacing w:after="0"/>
-      </w:pPr>
-      <w:r>
-        <w:t xml:space="preserve">        + df["PCE_HEAD"]</w:t>
-      </w:r>
-    </w:p>
-    <w:p>
-      <w:pPr>
-        <w:spacing w:after="0"/>
-      </w:pPr>
-      <w:r>
-        <w:t xml:space="preserve">        + PHI_PI * (df["PCE_HEAD"] - PI_STAR)</w:t>
-      </w:r>
-    </w:p>
-    <w:p>
-      <w:pPr>
-        <w:spacing w:after="0"/>
-      </w:pPr>
-      <w:r>
-        <w:t xml:space="preserve">        - PHI_U * df["U_GAP"]</w:t>
-      </w:r>
-    </w:p>
-    <w:p>
-      <w:pPr>
-        <w:spacing w:after="0"/>
-      </w:pPr>
-      <w:r>
-        <w:t xml:space="preserve">    )</w:t>
-      </w:r>
-    </w:p>
-    <w:p>
-      <w:pPr>
-        <w:spacing w:after="0"/>
-      </w:pPr>
-    </w:p>
-    <w:p>
-      <w:pPr>
-        <w:spacing w:after="0"/>
-      </w:pPr>
-      <w:r>
-        <w:t xml:space="preserve">    preview = (</w:t>
-      </w:r>
-    </w:p>
-    <w:p>
-      <w:pPr>
-        <w:spacing w:after="0"/>
-      </w:pPr>
-      <w:r>
-        <w:t xml:space="preserve">        df[["Date", "FEDFUNDS", "PCE_HEAD", "U_GAP", "TAYLOR_IMPLIED_U_HEAD"]]</w:t>
-      </w:r>
-    </w:p>
-    <w:p>
-      <w:pPr>
-        <w:spacing w:after="0"/>
-      </w:pPr>
-      <w:r>
-        <w:t xml:space="preserve">        .tail(15)</w:t>
-      </w:r>
-    </w:p>
-    <w:p>
-      <w:pPr>
-        <w:spacing w:after="0"/>
-      </w:pPr>
-      <w:r>
-        <w:t xml:space="preserve">        .to_string(index=False)</w:t>
-      </w:r>
-    </w:p>
-    <w:p>
-      <w:pPr>
-        <w:spacing w:after="0"/>
-      </w:pPr>
-      <w:r>
-        <w:t xml:space="preserve">    )</w:t>
-      </w:r>
-    </w:p>
-    <w:p>
-      <w:pPr>
-        <w:spacing w:after="0"/>
-      </w:pPr>
-    </w:p>
-    <w:p>
-      <w:pPr>
-        <w:spacing w:after="0"/>
-      </w:pPr>
-      <w:r>
-        <w:t xml:space="preserve">    print("\nTAYLOR U-GAP HEADLINE PREVIEW")</w:t>
-      </w:r>
-    </w:p>
-    <w:p>
-      <w:pPr>
-        <w:spacing w:after="0"/>
-      </w:pPr>
-      <w:r>
-        <w:t xml:space="preserve">    print(preview)</w:t>
-      </w:r>
-    </w:p>
-    <w:p>
-      <w:pPr>
-        <w:spacing w:after="0"/>
-      </w:pPr>
-      <w:r>
-        <w:t xml:space="preserve">    write_to_txt("TAYLOR U-GAP HEADLINE PREVIEW\n" + preview)</w:t>
-      </w:r>
-    </w:p>
-    <w:p>
-      <w:pPr>
-        <w:spacing w:after="0"/>
-      </w:pPr>
-    </w:p>
-    <w:p>
-      <w:pPr>
-        <w:spacing w:after="0"/>
-      </w:pPr>
-      <w:r>
-        <w:t xml:space="preserve">    save_line_plot(</w:t>
-      </w:r>
-    </w:p>
-    <w:p>
-      <w:pPr>
-        <w:spacing w:after="0"/>
-      </w:pPr>
-      <w:r>
-        <w:t xml:space="preserve">        df=df,</w:t>
-      </w:r>
-    </w:p>
-    <w:p>
-      <w:pPr>
-        <w:spacing w:after="0"/>
-      </w:pPr>
-      <w:r>
-        <w:t xml:space="preserve">        x_col="Date",</w:t>
-      </w:r>
-    </w:p>
-    <w:p>
-      <w:pPr>
-        <w:spacing w:after="0"/>
-      </w:pPr>
-      <w:r>
-        <w:t xml:space="preserve">        y_cols=["FEDFUNDS", "TAYLOR_IMPLIED_U_HEAD"],</w:t>
-      </w:r>
-    </w:p>
-    <w:p>
-      <w:pPr>
-        <w:spacing w:after="0"/>
-      </w:pPr>
-      <w:r>
-        <w:t xml:space="preserve">        labels=["Fed Funds Rate", "Taylor Implied Rate"],</w:t>
-      </w:r>
-    </w:p>
-    <w:p>
-      <w:pPr>
-        <w:spacing w:after="0"/>
-      </w:pPr>
-      <w:r>
-        <w:t xml:space="preserve">        title="Taylor Rule: U-Gap + Headline PCE",</w:t>
-      </w:r>
-    </w:p>
-    <w:p>
-      <w:pPr>
-        <w:spacing w:after="0"/>
-      </w:pPr>
-      <w:r>
-        <w:t xml:space="preserve">        y_label="Interest Rate (%)",</w:t>
-      </w:r>
-    </w:p>
-    <w:p>
-      <w:pPr>
-        <w:spacing w:after="0"/>
-      </w:pPr>
-      <w:r>
-        <w:t xml:space="preserve">        file_name="taylor_u_gap_headline.png",</w:t>
-      </w:r>
-    </w:p>
-    <w:p>
-      <w:pPr>
-        <w:spacing w:after="0"/>
-      </w:pPr>
-      <w:r>
-        <w:t xml:space="preserve">        y_limits="auto"</w:t>
-      </w:r>
-    </w:p>
-    <w:p>
-      <w:pPr>
-        <w:spacing w:after="0"/>
-      </w:pPr>
-      <w:r>
-        <w:t xml:space="preserve">    )</w:t>
-      </w:r>
-    </w:p>
-    <w:p>
-      <w:pPr>
-        <w:spacing w:after="0"/>
-      </w:pPr>
-      <w:r>
-        <w:lastRenderedPageBreak/>
-        <w:t xml:space="preserve">    return df</w:t>
-      </w:r>
-    </w:p>
-    <w:p>
-      <w:pPr>
-        <w:spacing w:after="0"/>
-      </w:pPr>
-    </w:p>
-    <w:p>
-      <w:pPr>
-        <w:spacing w:after="0"/>
-      </w:pPr>
-      <w:r>
-        <w:t># =========================================================</w:t>
-      </w:r>
-    </w:p>
-    <w:p>
-      <w:pPr>
-        <w:spacing w:after="0"/>
-      </w:pPr>
-      <w:r>
-        <w:t># MAIN</w:t>
-      </w:r>
-    </w:p>
-    <w:p>
-      <w:pPr>
-        <w:spacing w:after="0"/>
-      </w:pPr>
-      <w:r>
-        <w:t># =========================================================</w:t>
-      </w:r>
-    </w:p>
-    <w:p>
-      <w:pPr>
-        <w:spacing w:after="0"/>
-      </w:pPr>
-    </w:p>
-    <w:p>
-      <w:pPr>
-        <w:spacing w:after="0"/>
-      </w:pPr>
-      <w:r>
-        <w:t>def main() -&gt; None:</w:t>
-      </w:r>
-    </w:p>
-    <w:p>
-      <w:pPr>
-        <w:spacing w:after="0"/>
-      </w:pPr>
-      <w:r>
-        <w:t xml:space="preserve">    print("Running US Monetary Policy and Business Cycle project...\n")</w:t>
-      </w:r>
-    </w:p>
-    <w:p>
-      <w:pPr>
-        <w:spacing w:after="0"/>
-      </w:pPr>
-    </w:p>
-    <w:p>
-      <w:pPr>
-        <w:spacing w:after="0"/>
-      </w:pPr>
-      <w:r>
-        <w:t xml:space="preserve">    if TXT_FILE.exists():</w:t>
-      </w:r>
-    </w:p>
-    <w:p>
-      <w:pPr>
-        <w:spacing w:after="0"/>
-      </w:pPr>
-      <w:r>
-        <w:t xml:space="preserve">        TXT_FILE.unlink()</w:t>
-      </w:r>
-    </w:p>
-    <w:p>
-      <w:pPr>
-        <w:spacing w:after="0"/>
-      </w:pPr>
-    </w:p>
-    <w:p>
-      <w:pPr>
-        <w:spacing w:after="0"/>
-      </w:pPr>
-      <w:r>
-        <w:t xml:space="preserve">    for file in OUTPUTS_DIR.glob("*.png"):</w:t>
-      </w:r>
-    </w:p>
-    <w:p>
-      <w:pPr>
-        <w:spacing w:after="0"/>
-      </w:pPr>
-      <w:r>
-        <w:t xml:space="preserve">        file.unlink()</w:t>
-      </w:r>
-    </w:p>
-    <w:p>
-      <w:pPr>
-        <w:spacing w:after="0"/>
-      </w:pPr>
-    </w:p>
-    <w:p>
-      <w:pPr>
-        <w:spacing w:after="0"/>
-      </w:pPr>
-      <w:r>
-        <w:t xml:space="preserve">    write_to_txt("Running US Monetary Policy and Business Cycle project...")</w:t>
-      </w:r>
-    </w:p>
-    <w:p>
-      <w:pPr>
-        <w:spacing w:after="0"/>
-      </w:pPr>
-    </w:p>
-    <w:p>
-      <w:pPr>
-        <w:spacing w:after="0"/>
-      </w:pPr>
-      <w:r>
-        <w:t xml:space="preserve">    run_sahm_rule()</w:t>
-      </w:r>
-    </w:p>
-    <w:p>
-      <w:pPr>
-        <w:spacing w:after="0"/>
-      </w:pPr>
-      <w:r>
-        <w:t xml:space="preserve">    run_beveridge_curve()</w:t>
-      </w:r>
-    </w:p>
-    <w:p>
-      <w:pPr>
-        <w:spacing w:after="0"/>
-      </w:pPr>
-      <w:r>
-        <w:t xml:space="preserve">    run_okun_level()</w:t>
-      </w:r>
-    </w:p>
-    <w:p>
-      <w:pPr>
-        <w:spacing w:after="0"/>
-      </w:pPr>
-      <w:r>
-        <w:t xml:space="preserve">    run_okun_difference()</w:t>
-      </w:r>
-    </w:p>
-    <w:p>
-      <w:pPr>
-        <w:spacing w:after="0"/>
-      </w:pPr>
-      <w:r>
-        <w:t xml:space="preserve">    run_phillips_curve()</w:t>
-      </w:r>
-    </w:p>
-    <w:p>
-      <w:pPr>
-        <w:spacing w:after="0"/>
-      </w:pPr>
-      <w:r>
-        <w:t xml:space="preserve">    run_taylor_y_gap_core()</w:t>
-      </w:r>
-    </w:p>
-    <w:p>
-      <w:pPr>
-        <w:spacing w:after="0"/>
-      </w:pPr>
-      <w:r>
-        <w:t xml:space="preserve">    run_taylor_y_gap_headline()</w:t>
-      </w:r>
-    </w:p>
-    <w:p>
-      <w:pPr>
-        <w:spacing w:after="0"/>
-      </w:pPr>
-      <w:r>
-        <w:t xml:space="preserve">    run_taylor_u_gap_core()</w:t>
-      </w:r>
-    </w:p>
-    <w:p>
-      <w:pPr>
-        <w:spacing w:after="0"/>
-      </w:pPr>
-      <w:r>
-        <w:t xml:space="preserve">    run_taylor_u_gap_headline()</w:t>
-      </w:r>
-    </w:p>
-    <w:p>
-      <w:pPr>
-        <w:spacing w:after="0"/>
-      </w:pPr>
-    </w:p>
-    <w:p>
-      <w:pPr>
-        <w:spacing w:after="0"/>
-      </w:pPr>
-      <w:r>
-        <w:t xml:space="preserve">    final_message = (</w:t>
-      </w:r>
-    </w:p>
-    <w:p>
-      <w:pPr>
-        <w:spacing w:after="0"/>
-      </w:pPr>
-      <w:r>
-        <w:t xml:space="preserve">        "\nAll analyses completed successfully.\n"</w:t>
-      </w:r>
-    </w:p>
-    <w:p>
-      <w:pPr>
-        <w:spacing w:after="0"/>
-      </w:pPr>
-      <w:r>
-        <w:t xml:space="preserve">        f"Outputs saved in: {OUTPUTS_DIR}"</w:t>
-      </w:r>
-    </w:p>
-    <w:p>
-      <w:pPr>
-        <w:spacing w:after="0"/>
-      </w:pPr>
-      <w:r>
-        <w:t xml:space="preserve">    )</w:t>
-      </w:r>
-    </w:p>
-    <w:p>
-      <w:pPr>
-        <w:spacing w:after="0"/>
-      </w:pPr>
-    </w:p>
-    <w:p>
-      <w:pPr>
-        <w:spacing w:after="0"/>
-      </w:pPr>
-      <w:r>
-        <w:t xml:space="preserve">    print(final_message)</w:t>
-      </w:r>
-    </w:p>
-    <w:p>
-      <w:pPr>
-        <w:spacing w:after="0"/>
-      </w:pPr>
-      <w:r>
-        <w:t xml:space="preserve">    write_to_txt(final_message)</w:t>
-      </w:r>
-    </w:p>
-    <w:p>
-      <w:pPr>
-        <w:spacing w:after="0"/>
-      </w:pPr>
-    </w:p>
-    <w:p>
-      <w:pPr>
-        <w:spacing w:after="0"/>
-      </w:pPr>
-      <w:r>
-        <w:t>if __name__ == "__main__":</w:t>
-      </w:r>
-    </w:p>
-    <w:p>
-      <w:pPr>
-        <w:spacing w:after="0"/>
-      </w:pPr>
-      <w:r>
-        <w:t xml:space="preserve">    main()</w:t>
-      </w:r>
-    </w:p>
-    <w:p>
-      <w:pPr>
-        <w:spacing w:after="0"/>
-        <w:rPr>
-          <w:rFonts w:ascii="Calibri" w:hAnsi="Calibri" w:cs="Calibri"/>
-          <w:sz w:val="21"/>
-          <w:szCs w:val="21"/>
-        </w:rPr>
-      </w:pPr>
-    </w:p>
-    <w:p>
-      <w:pPr>
-        <w:spacing w:after="0"/>
-        <w:rPr>
-          <w:rFonts w:ascii="Calibri" w:hAnsi="Calibri" w:cs="Calibri"/>
-          <w:sz w:val="21"/>
-          <w:szCs w:val="21"/>
-        </w:rPr>
-      </w:pPr>
-    </w:p>
-    <w:p>
-      <w:pPr>
-        <w:spacing w:after="0"/>
-        <w:rPr>
-          <w:rFonts w:ascii="Calibri" w:hAnsi="Calibri" w:cs="Calibri"/>
-          <w:sz w:val="21"/>
-          <w:szCs w:val="21"/>
-        </w:rPr>
-      </w:pPr>
-    </w:p>
-    <w:p>
-      <w:pPr>
-        <w:pStyle w:val="Heading1"/>
-        <w:spacing w:before="0"/>
-        <w:rPr>
-          <w:rFonts w:ascii="Calibri" w:hAnsi="Calibri" w:cs="Calibri"/>
-        </w:rPr>
-      </w:pPr>
-      <w:r>
-        <w:rPr>
-          <w:rFonts w:ascii="Calibri" w:hAnsi="Calibri" w:cs="Calibri"/>
-        </w:rPr>
-        <w:lastRenderedPageBreak/>
-        <w:t>6</w:t>
-      </w:r>
-      <w:r>
-        <w:rPr>
-          <w:rFonts w:ascii="Calibri" w:hAnsi="Calibri" w:cs="Calibri"/>
-        </w:rPr>
-        <w:t>. Inflation Expectations: 5Y5Y Forward and Breakeven</w:t>
-      </w:r>
-    </w:p>
-    <w:p>
-      <w:pPr>
-        <w:spacing w:after="0"/>
-        <w:rPr>
-          <w:rFonts w:ascii="Calibri" w:hAnsi="Calibri" w:cs="Calibri"/>
-          <w:sz w:val="21"/>
-          <w:szCs w:val="21"/>
-        </w:rPr>
-      </w:pPr>
-      <w:r>
-        <w:rPr>
-          <w:rFonts w:ascii="Calibri" w:hAnsi="Calibri" w:cs="Calibri"/>
-          <w:sz w:val="21"/>
-          <w:szCs w:val="21"/>
-        </w:rPr>
-        <w:t>The project uses market-based inflation expectations derived from financial instruments. Two key measures are considered: the 5-year, 5-year forward inflation rate (5Y5Y)</w:t>
-      </w:r>
-      <w:r>
-        <w:rPr>
-          <w:rFonts w:ascii="Calibri" w:hAnsi="Calibri" w:cs="Calibri"/>
-          <w:sz w:val="21"/>
-          <w:szCs w:val="21"/>
-        </w:rPr>
-        <w:t>,</w:t>
-      </w:r>
-      <w:r>
-        <w:rPr>
-          <w:rFonts w:ascii="Calibri" w:hAnsi="Calibri" w:cs="Calibri"/>
-          <w:sz w:val="21"/>
-          <w:szCs w:val="21"/>
-        </w:rPr>
-        <w:t xml:space="preserve"> and breakeven inflation rates derived from nominal and inflation-indexed bonds.</w:t>
-      </w:r>
-    </w:p>
-    <w:p>
-      <w:pPr>
-        <w:spacing w:after="0"/>
-        <w:rPr>
-          <w:rFonts w:ascii="Calibri" w:hAnsi="Calibri" w:cs="Calibri"/>
-          <w:sz w:val="21"/>
-          <w:szCs w:val="21"/>
-        </w:rPr>
-      </w:pPr>
-    </w:p>
-    <w:p>
-      <w:pPr>
-        <w:spacing w:after="0"/>
-        <w:rPr>
-          <w:rFonts w:ascii="Calibri" w:hAnsi="Calibri" w:cs="Calibri"/>
-          <w:sz w:val="21"/>
-          <w:szCs w:val="21"/>
-        </w:rPr>
-      </w:pPr>
-      <w:r>
-        <w:rPr>
-          <w:rFonts w:ascii="Calibri" w:hAnsi="Calibri" w:cs="Calibri"/>
-          <w:sz w:val="21"/>
-          <w:szCs w:val="21"/>
-        </w:rPr>
-        <w:t>Breakeven inflation (spot):</w:t>
-      </w:r>
-    </w:p>
-    <w:p>
-      <w:pPr>
-        <w:spacing w:after="0"/>
-        <w:rPr>
-          <w:rFonts w:ascii="Calibri" w:hAnsi="Calibri" w:cs="Calibri"/>
-          <w:sz w:val="21"/>
-          <w:szCs w:val="21"/>
-        </w:rPr>
-      </w:pPr>
-      <w:r>
-        <w:rPr>
-          <w:rFonts w:ascii="Calibri" w:hAnsi="Calibri" w:cs="Calibri"/>
-          <w:sz w:val="21"/>
-          <w:szCs w:val="21"/>
-        </w:rPr>
-        <w:t>π_be(t,n) ≈ i_nominal(t,n) − i_real(t,n)</w:t>
-      </w:r>
-      <w:r>
-        <w:rPr>
-          <w:rFonts w:ascii="Calibri" w:hAnsi="Calibri" w:cs="Calibri"/>
-          <w:sz w:val="21"/>
-          <w:szCs w:val="21"/>
-        </w:rPr>
-        <w:br/>
-        <w:t>Example: 10-year breakeven = T10YIE</w:t>
-      </w:r>
-    </w:p>
-    <w:p>
-      <w:pPr>
-        <w:spacing w:after="0"/>
-        <w:rPr>
-          <w:rFonts w:ascii="Calibri" w:hAnsi="Calibri" w:cs="Calibri"/>
-          <w:sz w:val="21"/>
-          <w:szCs w:val="21"/>
-        </w:rPr>
-      </w:pPr>
-    </w:p>
-    <w:p>
-      <w:pPr>
-        <w:spacing w:after="0"/>
-        <w:rPr>
-          <w:rFonts w:ascii="Calibri" w:hAnsi="Calibri" w:cs="Calibri"/>
-          <w:sz w:val="21"/>
-          <w:szCs w:val="21"/>
-        </w:rPr>
-      </w:pPr>
-      <w:r>
-        <w:rPr>
-          <w:rFonts w:ascii="Calibri" w:hAnsi="Calibri" w:cs="Calibri"/>
-          <w:sz w:val="21"/>
-          <w:szCs w:val="21"/>
-        </w:rPr>
-        <w:t>5Y5Y Forward inflation:</w:t>
-      </w:r>
-    </w:p>
-    <w:p>
-      <w:pPr>
-        <w:spacing w:after="0"/>
-        <w:rPr>
-          <w:rFonts w:ascii="Calibri" w:hAnsi="Calibri" w:cs="Calibri"/>
-          <w:sz w:val="21"/>
-          <w:szCs w:val="21"/>
-        </w:rPr>
-      </w:pPr>
-      <w:r>
-        <w:rPr>
-          <w:rFonts w:ascii="Calibri" w:hAnsi="Calibri" w:cs="Calibri"/>
-          <w:sz w:val="21"/>
-          <w:szCs w:val="21"/>
-        </w:rPr>
-        <w:t>The 5Y5Y forward rate reflects expected inflation over a 5-year period starting 5 years ahead.</w:t>
-      </w:r>
-    </w:p>
-    <w:p>
-      <w:pPr>
-        <w:spacing w:after="0"/>
-        <w:rPr>
-          <w:rFonts w:ascii="Calibri" w:hAnsi="Calibri" w:cs="Calibri"/>
-          <w:sz w:val="21"/>
-          <w:szCs w:val="21"/>
-        </w:rPr>
-      </w:pPr>
-      <w:r>
-        <w:rPr>
-          <w:rFonts w:ascii="Calibri" w:hAnsi="Calibri" w:cs="Calibri"/>
-          <w:sz w:val="21"/>
-          <w:szCs w:val="21"/>
-        </w:rPr>
-        <w:br/>
-        <w:t>It is derived from spot rates using no-arbitrage conditions:</w:t>
-      </w:r>
-    </w:p>
-    <w:p>
-      <w:pPr>
-        <w:spacing w:after="0"/>
-        <w:rPr>
-          <w:rFonts w:ascii="Calibri" w:hAnsi="Calibri" w:cs="Calibri"/>
-          <w:sz w:val="21"/>
-          <w:szCs w:val="21"/>
-        </w:rPr>
-      </w:pPr>
-      <w:r>
-        <w:rPr>
-          <w:rFonts w:ascii="Calibri" w:hAnsi="Calibri" w:cs="Calibri"/>
-          <w:sz w:val="21"/>
-          <w:szCs w:val="21"/>
-        </w:rPr>
-        <w:t>(1 + i_10)^10 = (1 + i_5)^5 * (1 + f_5y5y)^5</w:t>
-      </w:r>
-    </w:p>
-    <w:p>
-      <w:pPr>
-        <w:spacing w:after="0"/>
-        <w:rPr>
-          <w:rFonts w:ascii="Calibri" w:hAnsi="Calibri" w:cs="Calibri"/>
-          <w:sz w:val="21"/>
-          <w:szCs w:val="21"/>
-        </w:rPr>
-      </w:pPr>
-    </w:p>
-    <w:p>
-      <w:pPr>
-        <w:spacing w:after="0"/>
-        <w:rPr>
-          <w:rFonts w:ascii="Calibri" w:hAnsi="Calibri" w:cs="Calibri"/>
-          <w:sz w:val="21"/>
-          <w:szCs w:val="21"/>
-        </w:rPr>
-      </w:pPr>
-      <w:r>
-        <w:rPr>
-          <w:rFonts w:ascii="Calibri" w:hAnsi="Calibri" w:cs="Calibri"/>
-          <w:sz w:val="21"/>
-          <w:szCs w:val="21"/>
-        </w:rPr>
-        <w:t>Approximation:</w:t>
-      </w:r>
-      <w:r>
-        <w:rPr>
-          <w:rFonts w:ascii="Calibri" w:hAnsi="Calibri" w:cs="Calibri"/>
-          <w:sz w:val="21"/>
-          <w:szCs w:val="21"/>
-        </w:rPr>
-        <w:br/>
-        <w:t xml:space="preserve"> f_5y5y ≈ 2*i_10 − i_5</w:t>
-      </w:r>
-    </w:p>
-    <w:p>
-      <w:pPr>
-        <w:spacing w:after="0"/>
-        <w:rPr>
-          <w:rFonts w:ascii="Calibri" w:hAnsi="Calibri" w:cs="Calibri"/>
-          <w:sz w:val="21"/>
-          <w:szCs w:val="21"/>
-        </w:rPr>
-      </w:pPr>
-      <w:r>
-        <w:rPr>
-          <w:rFonts w:ascii="Calibri" w:hAnsi="Calibri" w:cs="Calibri"/>
-          <w:sz w:val="21"/>
-          <w:szCs w:val="21"/>
-        </w:rPr>
-        <w:br/>
-        <w:t>More generally, forward rates embed expectations plus risk premia.</w:t>
-      </w:r>
-    </w:p>
-    <w:p>
-      <w:pPr>
-        <w:spacing w:after="0"/>
-        <w:rPr>
-          <w:rFonts w:ascii="Calibri" w:hAnsi="Calibri" w:cs="Calibri"/>
-          <w:sz w:val="21"/>
-          <w:szCs w:val="21"/>
-        </w:rPr>
-      </w:pPr>
-    </w:p>
-    <w:p>
-      <w:pPr>
-        <w:spacing w:after="0"/>
-        <w:rPr>
-          <w:rFonts w:ascii="Calibri" w:hAnsi="Calibri" w:cs="Calibri"/>
-          <w:sz w:val="21"/>
-          <w:szCs w:val="21"/>
-        </w:rPr>
-      </w:pPr>
-      <w:r>
-        <w:rPr>
-          <w:rFonts w:ascii="Calibri" w:hAnsi="Calibri" w:cs="Calibri"/>
-          <w:sz w:val="21"/>
-          <w:szCs w:val="21"/>
-        </w:rPr>
-        <w:t>Arbitrage interpretation:</w:t>
-      </w:r>
-      <w:r>
-        <w:rPr>
-          <w:rFonts w:ascii="Calibri" w:hAnsi="Calibri" w:cs="Calibri"/>
-          <w:sz w:val="21"/>
-          <w:szCs w:val="21"/>
-        </w:rPr>
-        <w:br/>
-        <w:t>Investors must be indifferent between investing in a 10-year bond or rolling over shorter maturities. This condition ensures consistency between spot and forward rates.</w:t>
-      </w:r>
-    </w:p>
-    <w:p>
-      <w:pPr>
-        <w:spacing w:after="0"/>
-        <w:rPr>
-          <w:rFonts w:ascii="Calibri" w:hAnsi="Calibri" w:cs="Calibri"/>
-          <w:sz w:val="21"/>
-          <w:szCs w:val="21"/>
-        </w:rPr>
-      </w:pPr>
-    </w:p>
-    <w:p>
-      <w:pPr>
-        <w:pStyle w:val="Heading1"/>
-        <w:spacing w:before="0"/>
-        <w:rPr>
-          <w:rFonts w:ascii="Calibri" w:hAnsi="Calibri" w:cs="Calibri"/>
-        </w:rPr>
-      </w:pPr>
-      <w:r>
-        <w:rPr>
-          <w:rFonts w:ascii="Calibri" w:hAnsi="Calibri" w:cs="Calibri"/>
-        </w:rPr>
-        <w:t>7</w:t>
-      </w:r>
-      <w:r>
-        <w:rPr>
-          <w:rFonts w:ascii="Calibri" w:hAnsi="Calibri" w:cs="Calibri"/>
-        </w:rPr>
-        <w:t>. Monetary Policy Framework: Federal Reserve vs ECB</w:t>
-      </w:r>
-    </w:p>
-    <w:p>
-      <w:pPr>
-        <w:spacing w:after="0"/>
-        <w:rPr>
-          <w:rFonts w:ascii="Calibri" w:hAnsi="Calibri" w:cs="Calibri"/>
-          <w:sz w:val="21"/>
-          <w:szCs w:val="21"/>
-        </w:rPr>
-      </w:pPr>
-      <w:r>
-        <w:rPr>
-          <w:rFonts w:ascii="Calibri" w:hAnsi="Calibri" w:cs="Calibri"/>
-          <w:sz w:val="21"/>
-          <w:szCs w:val="21"/>
-        </w:rPr>
-        <w:t>The Federal Reserve and the European Central Bank implement monetary policy using interest rate corridors, but with different institutional designs and operational targets.</w:t>
-      </w:r>
-    </w:p>
-    <w:p>
-      <w:pPr>
-        <w:spacing w:after="0"/>
-        <w:rPr>
-          <w:rFonts w:ascii="Calibri" w:hAnsi="Calibri" w:cs="Calibri"/>
-          <w:sz w:val="21"/>
-          <w:szCs w:val="21"/>
-        </w:rPr>
-      </w:pPr>
-    </w:p>
-    <w:p>
-      <w:pPr>
-        <w:spacing w:after="0"/>
-        <w:rPr>
-          <w:rFonts w:ascii="Calibri" w:hAnsi="Calibri" w:cs="Calibri"/>
-          <w:sz w:val="21"/>
-          <w:szCs w:val="21"/>
-        </w:rPr>
-      </w:pPr>
-      <w:r>
-        <w:rPr>
-          <w:rFonts w:ascii="Calibri" w:hAnsi="Calibri" w:cs="Calibri"/>
-          <w:sz w:val="21"/>
-          <w:szCs w:val="21"/>
-        </w:rPr>
-        <w:t>Federal Reserve (Fed):</w:t>
-      </w:r>
-    </w:p>
-    <w:p>
-      <w:pPr>
-        <w:spacing w:after="0"/>
-        <w:rPr>
-          <w:rFonts w:ascii="Calibri" w:hAnsi="Calibri" w:cs="Calibri"/>
-          <w:sz w:val="21"/>
-          <w:szCs w:val="21"/>
-        </w:rPr>
-      </w:pPr>
-      <w:r>
-        <w:rPr>
-          <w:rFonts w:ascii="Calibri" w:hAnsi="Calibri" w:cs="Calibri"/>
-          <w:sz w:val="21"/>
-          <w:szCs w:val="21"/>
-        </w:rPr>
-        <w:t>• Target: Federal Funds Rate (market rate)</w:t>
-      </w:r>
-      <w:r>
-        <w:rPr>
-          <w:rFonts w:ascii="Calibri" w:hAnsi="Calibri" w:cs="Calibri"/>
-          <w:sz w:val="21"/>
-          <w:szCs w:val="21"/>
-        </w:rPr>
-        <w:br/>
-        <w:t>• Corridor system: floor = Interest on Reserve Balances (IORB), ceiling = discount window</w:t>
-      </w:r>
-      <w:r>
-        <w:rPr>
-          <w:rFonts w:ascii="Calibri" w:hAnsi="Calibri" w:cs="Calibri"/>
-          <w:sz w:val="21"/>
-          <w:szCs w:val="21"/>
-        </w:rPr>
-        <w:br/>
-        <w:t>• Mechanism: Fed steers the market rate within a target range</w:t>
-      </w:r>
-      <w:r>
-        <w:rPr>
-          <w:rFonts w:ascii="Calibri" w:hAnsi="Calibri" w:cs="Calibri"/>
-          <w:sz w:val="21"/>
-          <w:szCs w:val="21"/>
-        </w:rPr>
-        <w:br/>
-        <w:t>• Framework: dual mandate (inflation + employment)</w:t>
-      </w:r>
-      <w:r>
-        <w:rPr>
-          <w:rFonts w:ascii="Calibri" w:hAnsi="Calibri" w:cs="Calibri"/>
-          <w:sz w:val="21"/>
-          <w:szCs w:val="21"/>
-        </w:rPr>
-        <w:br/>
-        <w:t>• Market-driven system: interbank market central</w:t>
-      </w:r>
-    </w:p>
-    <w:p>
-      <w:pPr>
-        <w:spacing w:after="0"/>
-        <w:rPr>
-          <w:rFonts w:ascii="Calibri" w:hAnsi="Calibri" w:cs="Calibri"/>
-          <w:sz w:val="21"/>
-          <w:szCs w:val="21"/>
-        </w:rPr>
-      </w:pPr>
-    </w:p>
-    <w:p>
-      <w:pPr>
-        <w:spacing w:after="0"/>
-        <w:rPr>
-          <w:rFonts w:ascii="Calibri" w:hAnsi="Calibri" w:cs="Calibri"/>
-          <w:sz w:val="21"/>
-          <w:szCs w:val="21"/>
-        </w:rPr>
-      </w:pPr>
-      <w:r>
-        <w:rPr>
-          <w:rFonts w:ascii="Calibri" w:hAnsi="Calibri" w:cs="Calibri"/>
-          <w:sz w:val="21"/>
-          <w:szCs w:val="21"/>
-        </w:rPr>
-        <w:t>European Central Bank (ECB):</w:t>
-      </w:r>
-    </w:p>
-    <w:p>
-      <w:pPr>
-        <w:spacing w:after="0"/>
-        <w:rPr>
-          <w:rFonts w:ascii="Calibri" w:hAnsi="Calibri" w:cs="Calibri"/>
-          <w:sz w:val="21"/>
-          <w:szCs w:val="21"/>
-        </w:rPr>
-      </w:pPr>
-      <w:r>
-        <w:rPr>
-          <w:rFonts w:ascii="Calibri" w:hAnsi="Calibri" w:cs="Calibri"/>
-          <w:sz w:val="21"/>
-          <w:szCs w:val="21"/>
-        </w:rPr>
-        <w:t>• Target: Short-term money market rate (€STR)</w:t>
-      </w:r>
-      <w:r>
-        <w:rPr>
-          <w:rFonts w:ascii="Calibri" w:hAnsi="Calibri" w:cs="Calibri"/>
-          <w:sz w:val="21"/>
-          <w:szCs w:val="21"/>
-        </w:rPr>
-        <w:br/>
-        <w:t>• Corridor system: floor = Deposit Facility Rate (DFR), ceiling = Main Refinancing Operations (MRO) / Marginal Lending Facility</w:t>
-      </w:r>
-      <w:r>
-        <w:rPr>
-          <w:rFonts w:ascii="Calibri" w:hAnsi="Calibri" w:cs="Calibri"/>
-          <w:sz w:val="21"/>
-          <w:szCs w:val="21"/>
-        </w:rPr>
-        <w:br/>
-        <w:t>• Mechanism: ECB directly sets administered rates influencing €STR</w:t>
-      </w:r>
-      <w:r>
-        <w:rPr>
-          <w:rFonts w:ascii="Calibri" w:hAnsi="Calibri" w:cs="Calibri"/>
-          <w:sz w:val="21"/>
-          <w:szCs w:val="21"/>
-        </w:rPr>
-        <w:br/>
-        <w:t>• Framework: primary mandate = price stability</w:t>
-      </w:r>
-      <w:r>
-        <w:rPr>
-          <w:rFonts w:ascii="Calibri" w:hAnsi="Calibri" w:cs="Calibri"/>
-          <w:sz w:val="21"/>
-          <w:szCs w:val="21"/>
-        </w:rPr>
-        <w:br/>
-        <w:t>• System more administered than market-driven</w:t>
-      </w:r>
-    </w:p>
-    <w:p>
-      <w:pPr>
-        <w:spacing w:after="0"/>
-        <w:rPr>
-          <w:rFonts w:ascii="Calibri" w:hAnsi="Calibri" w:cs="Calibri"/>
-          <w:sz w:val="21"/>
-          <w:szCs w:val="21"/>
-        </w:rPr>
-      </w:pPr>
-      <w:r>
-        <w:rPr>
-          <w:rFonts w:ascii="Calibri" w:hAnsi="Calibri" w:cs="Calibri"/>
-          <w:sz w:val="21"/>
-          <w:szCs w:val="21"/>
-        </w:rPr>
-        <w:t>Key Differences:</w:t>
-      </w:r>
-    </w:p>
-    <w:p>
-      <w:pPr>
-        <w:spacing w:after="0"/>
-        <w:rPr>
-          <w:rFonts w:ascii="Calibri" w:hAnsi="Calibri" w:cs="Calibri"/>
-          <w:sz w:val="21"/>
-          <w:szCs w:val="21"/>
-        </w:rPr>
-      </w:pPr>
-      <w:r>
-        <w:rPr>
-          <w:rFonts w:ascii="Calibri" w:hAnsi="Calibri" w:cs="Calibri"/>
-          <w:sz w:val="21"/>
-          <w:szCs w:val="21"/>
-        </w:rPr>
-        <w:lastRenderedPageBreak/>
+        <w:rPr>
+          <w:rFonts w:ascii="Calibri" w:hAnsi="Calibri" w:cs="Calibri"/>
+          <w:sz w:val="21"/>
+          <w:szCs w:val="21"/>
+        </w:rPr>
+      </w:pPr>
+      <w:r>
+        <w:rPr>
+          <w:rFonts w:ascii="Calibri" w:hAnsi="Calibri" w:cs="Calibri"/>
+          <w:sz w:val="21"/>
+          <w:szCs w:val="21"/>
+        </w:rPr>
         <w:t>• Fed targets a market rate; ECB controls administered rates more directly</w:t>
       </w:r>
       <w:r>

--- a/us_macro_analysis/docs/methodology/US_MonetaryPolicy_Business_Cycle_Dynamics_Project_Methodology/Backup of US_MonetaryPolicy_Business_Cycle_Dynamics_Project_Methodology.docx
+++ b/us_macro_analysis/docs/methodology/US_MonetaryPolicy_Business_Cycle_Dynamics_Project_Methodology/Backup of US_MonetaryPolicy_Business_Cycle_Dynamics_Project_Methodology.docx
@@ -83,7 +83,23 @@
           <w:sz w:val="21"/>
           <w:szCs w:val="21"/>
         </w:rPr>
-        <w:t>This project builds a quarterly macroeconomic empirical framework using FRED data. It integrates Taylor</w:t>
+        <w:t xml:space="preserve">This project builds a quarterly macroeconomic empirical framework using </w:t>
+      </w:r>
+      <w:r>
+        <w:rPr>
+          <w:rFonts w:ascii="Calibri" w:hAnsi="Calibri" w:cs="Calibri"/>
+          <w:sz w:val="21"/>
+          <w:szCs w:val="21"/>
+        </w:rPr>
+        <w:t xml:space="preserve">United States </w:t>
+      </w:r>
+      <w:r>
+        <w:rPr>
+          <w:rFonts w:ascii="Calibri" w:hAnsi="Calibri" w:cs="Calibri"/>
+          <w:sz w:val="21"/>
+          <w:szCs w:val="21"/>
+        </w:rPr>
+        <w:t>FRED data. It integrates Taylor</w:t>
       </w:r>
       <w:r>
         <w:rPr>
@@ -1191,34 +1207,6 @@
           <w:szCs w:val="21"/>
         </w:rPr>
       </w:pPr>
-    </w:p>
-    <w:p>
-      <w:pPr>
-        <w:spacing w:after="0"/>
-        <w:rPr>
-          <w:rFonts w:ascii="Calibri" w:hAnsi="Calibri" w:cs="Calibri"/>
-          <w:sz w:val="21"/>
-          <w:szCs w:val="21"/>
-        </w:rPr>
-      </w:pPr>
-      <w:r>
-        <w:rPr>
-          <w:rFonts w:ascii="Calibri" w:hAnsi="Calibri" w:cs="Calibri"/>
-          <w:sz w:val="21"/>
-          <w:szCs w:val="21"/>
-        </w:rPr>
-        <w:t>The Taylor Rule is estimated using both headline and core inflation to assess whether monetary policy reacts more strongly to transitory or persistent inflation components.</w:t>
-      </w:r>
-    </w:p>
-    <w:p>
-      <w:pPr>
-        <w:spacing w:after="0"/>
-        <w:rPr>
-          <w:rFonts w:ascii="Calibri" w:hAnsi="Calibri" w:cs="Calibri"/>
-          <w:sz w:val="21"/>
-          <w:szCs w:val="21"/>
-        </w:rPr>
-      </w:pPr>
       <w:r>
         <w:rPr>
           <w:rFonts w:ascii="Calibri" w:hAnsi="Calibri" w:cs="Calibri"/>
@@ -1764,12 +1752,56 @@
         <w:spacing w:after="0"/>
         <w:rPr>
           <w:rFonts w:ascii="Calibri" w:hAnsi="Calibri" w:cs="Calibri"/>
+          <w:sz w:val="21"/>
+          <w:szCs w:val="21"/>
+        </w:rPr>
+      </w:pPr>
+      <w:r>
+        <w:rPr>
+          <w:rFonts w:ascii="Calibri" w:hAnsi="Calibri" w:cs="Calibri"/>
           <w:b/>
           <w:bCs/>
           <w:sz w:val="21"/>
           <w:szCs w:val="21"/>
         </w:rPr>
-      </w:pPr>
+        <w:t>Beveridge</w:t>
+      </w:r>
+      <w:r>
+        <w:rPr>
+          <w:rFonts w:ascii="Calibri" w:hAnsi="Calibri" w:cs="Calibri"/>
+          <w:b/>
+          <w:bCs/>
+          <w:sz w:val="21"/>
+          <w:szCs w:val="21"/>
+        </w:rPr>
+        <w:t>’s Curve</w:t>
+      </w:r>
+      <w:r>
+        <w:rPr>
+          <w:rFonts w:ascii="Calibri" w:hAnsi="Calibri" w:cs="Calibri"/>
+          <w:b/>
+          <w:bCs/>
+          <w:sz w:val="21"/>
+          <w:szCs w:val="21"/>
+        </w:rPr>
+        <w:t>:</w:t>
+      </w:r>
+      <w:r>
+        <w:rPr>
+          <w:rFonts w:ascii="Calibri" w:hAnsi="Calibri" w:cs="Calibri"/>
+          <w:sz w:val="21"/>
+          <w:szCs w:val="21"/>
+        </w:rPr>
+        <w:br/>
+      </w:r>
+      <w:r>
+        <w:rPr>
+          <w:rFonts w:ascii="Calibri" w:hAnsi="Calibri" w:cs="Calibri"/>
+          <w:sz w:val="21"/>
+          <w:szCs w:val="21"/>
+        </w:rPr>
+        <w:t>u_t = α − b v_t + ε_t</w:t>
+      </w:r>
     </w:p>
     <w:p>
       <w:pPr>
@@ -1783,14 +1815,67 @@
       <w:r>
         <w:rPr>
           <w:rFonts w:ascii="Calibri" w:hAnsi="Calibri" w:cs="Calibri"/>
+          <w:sz w:val="21"/>
+          <w:szCs w:val="21"/>
+        </w:rPr>
+        <w:t>v_t = JTSJOR (vacancy rate</w:t>
+      </w:r>
+      <w:r>
+        <w:rPr>
+          <w:rFonts w:ascii="Calibri" w:hAnsi="Calibri" w:cs="Calibri"/>
+          <w:sz w:val="21"/>
+          <w:szCs w:val="21"/>
+        </w:rPr>
+        <w:t xml:space="preserve"> proxy</w:t>
+      </w:r>
+      <w:r>
+        <w:rPr>
+          <w:rFonts w:ascii="Calibri" w:hAnsi="Calibri" w:cs="Calibri"/>
+          <w:sz w:val="21"/>
+          <w:szCs w:val="21"/>
+        </w:rPr>
+        <w:t>)</w:t>
+      </w:r>
+    </w:p>
+    <w:p>
+      <w:pPr>
+        <w:spacing w:after="0"/>
+        <w:rPr>
+          <w:rFonts w:ascii="Calibri" w:hAnsi="Calibri" w:cs="Calibri"/>
+          <w:sz w:val="21"/>
+          <w:szCs w:val="21"/>
+        </w:rPr>
+      </w:pPr>
+      <w:r>
+        <w:rPr>
+          <w:rFonts w:ascii="Calibri" w:hAnsi="Calibri" w:cs="Calibri"/>
+          <w:sz w:val="21"/>
+          <w:szCs w:val="21"/>
+        </w:rPr>
+        <w:t>The relationship is estimated linearly, while a quadratic fit is used for visualization purposes.</w:t>
+      </w:r>
+    </w:p>
+    <w:p>
+      <w:pPr>
+        <w:spacing w:after="0"/>
+        <w:rPr>
+          <w:rFonts w:ascii="Calibri" w:hAnsi="Calibri" w:cs="Calibri"/>
+          <w:sz w:val="21"/>
+          <w:szCs w:val="21"/>
+        </w:rPr>
+      </w:pPr>
+    </w:p>
+    <w:p>
+      <w:pPr>
+        <w:spacing w:after="0"/>
+        <w:rPr>
+          <w:rFonts w:ascii="Calibri" w:hAnsi="Calibri" w:cs="Calibri"/>
           <w:b/>
           <w:bCs/>
           <w:sz w:val="21"/>
           <w:szCs w:val="21"/>
         </w:rPr>
-        <w:lastRenderedPageBreak/>
-        <w:t>Beveridge</w:t>
-      </w:r>
+      </w:pPr>
       <w:r>
         <w:rPr>
           <w:rFonts w:ascii="Calibri" w:hAnsi="Calibri" w:cs="Calibri"/>
@@ -1799,7 +1884,8 @@
           <w:sz w:val="21"/>
           <w:szCs w:val="21"/>
         </w:rPr>
-        <w:t>’s Curve</w:t>
+        <w:lastRenderedPageBreak/>
+        <w:t>Sahm</w:t>
       </w:r>
       <w:r>
         <w:rPr>
@@ -1809,23 +1895,17 @@
           <w:sz w:val="21"/>
           <w:szCs w:val="21"/>
         </w:rPr>
-        <w:t>:</w:t>
-      </w:r>
-      <w:r>
-        <w:rPr>
-          <w:rFonts w:ascii="Calibri" w:hAnsi="Calibri" w:cs="Calibri"/>
-          <w:sz w:val="21"/>
-          <w:szCs w:val="21"/>
-        </w:rPr>
-        <w:br/>
-      </w:r>
-      <w:r>
-        <w:rPr>
-          <w:rFonts w:ascii="Calibri" w:hAnsi="Calibri" w:cs="Calibri"/>
-          <w:sz w:val="21"/>
-          <w:szCs w:val="21"/>
-        </w:rPr>
-        <w:t>u_t = α − b v_t + ε_t</w:t>
+        <w:t xml:space="preserve">’s </w:t>
+      </w:r>
+      <w:r>
+        <w:rPr>
+          <w:rFonts w:ascii="Calibri" w:hAnsi="Calibri" w:cs="Calibri"/>
+          <w:b/>
+          <w:bCs/>
+          <w:sz w:val="21"/>
+          <w:szCs w:val="21"/>
+        </w:rPr>
+        <w:t xml:space="preserve">Rule: </w:t>
       </w:r>
     </w:p>
     <w:p>
@@ -1843,23 +1923,16 @@
           <w:sz w:val="21"/>
           <w:szCs w:val="21"/>
         </w:rPr>
-        <w:t>v_t = JTSJOR (vacancy rate</w:t>
-      </w:r>
-      <w:r>
-        <w:rPr>
-          <w:rFonts w:ascii="Calibri" w:hAnsi="Calibri" w:cs="Calibri"/>
-          <w:sz w:val="21"/>
-          <w:szCs w:val="21"/>
-        </w:rPr>
-        <w:t xml:space="preserve"> proxy</w:t>
-      </w:r>
-      <w:r>
-        <w:rPr>
-          <w:rFonts w:ascii="Calibri" w:hAnsi="Calibri" w:cs="Calibri"/>
-          <w:sz w:val="21"/>
-          <w:szCs w:val="21"/>
-        </w:rPr>
-        <w:t>)</w:t>
+        <w:t>3-month moving average of unemployment minus minimum over previous 12 months.</w:t>
+      </w:r>
+      <w:r>
+        <w:rPr>
+          <w:rFonts w:ascii="Calibri" w:hAnsi="Calibri" w:cs="Calibri"/>
+          <w:sz w:val="21"/>
+          <w:szCs w:val="21"/>
+        </w:rPr>
+        <w:br/>
+        <w:t>Recession signal if ≥ 0.5 percentage points.</w:t>
       </w:r>
     </w:p>
     <w:p>
@@ -1871,74 +1944,38 @@
           <w:szCs w:val="21"/>
         </w:rPr>
       </w:pPr>
+      <w:r>
+        <w:rPr>
+          <w:rFonts w:ascii="Calibri" w:hAnsi="Calibri" w:cs="Calibri"/>
+          <w:sz w:val="21"/>
+          <w:szCs w:val="21"/>
+        </w:rPr>
+        <w:t>The minimum is computed over a rolling 12-month window.</w:t>
+      </w:r>
     </w:p>
     <w:p>
       <w:pPr>
         <w:spacing w:after="0"/>
         <w:rPr>
           <w:rFonts w:ascii="Calibri" w:hAnsi="Calibri" w:cs="Calibri"/>
-          <w:b/>
-          <w:bCs/>
-          <w:sz w:val="21"/>
-          <w:szCs w:val="21"/>
-        </w:rPr>
-      </w:pPr>
-      <w:r>
-        <w:rPr>
-          <w:rFonts w:ascii="Calibri" w:hAnsi="Calibri" w:cs="Calibri"/>
-          <w:b/>
-          <w:bCs/>
-          <w:sz w:val="21"/>
-          <w:szCs w:val="21"/>
-        </w:rPr>
-        <w:t>Sahm</w:t>
-      </w:r>
-      <w:r>
-        <w:rPr>
-          <w:rFonts w:ascii="Calibri" w:hAnsi="Calibri" w:cs="Calibri"/>
-          <w:b/>
-          <w:bCs/>
-          <w:sz w:val="21"/>
-          <w:szCs w:val="21"/>
-        </w:rPr>
-        <w:t xml:space="preserve">’s </w:t>
-      </w:r>
-      <w:r>
-        <w:rPr>
-          <w:rFonts w:ascii="Calibri" w:hAnsi="Calibri" w:cs="Calibri"/>
-          <w:b/>
-          <w:bCs/>
-          <w:sz w:val="21"/>
-          <w:szCs w:val="21"/>
-        </w:rPr>
-        <w:t xml:space="preserve">Rule: </w:t>
-      </w:r>
+          <w:sz w:val="21"/>
+          <w:szCs w:val="21"/>
+        </w:rPr>
+      </w:pPr>
     </w:p>
     <w:p>
       <w:pPr>
-        <w:spacing w:after="0"/>
-        <w:rPr>
-          <w:rFonts w:ascii="Calibri" w:hAnsi="Calibri" w:cs="Calibri"/>
-          <w:sz w:val="21"/>
-          <w:szCs w:val="21"/>
-        </w:rPr>
-      </w:pPr>
-      <w:r>
-        <w:rPr>
-          <w:rFonts w:ascii="Calibri" w:hAnsi="Calibri" w:cs="Calibri"/>
-          <w:sz w:val="21"/>
-          <w:szCs w:val="21"/>
-        </w:rPr>
-        <w:t>3-month moving average of unemployment minus minimum over previous 12 months.</w:t>
-      </w:r>
-      <w:r>
-        <w:rPr>
-          <w:rFonts w:ascii="Calibri" w:hAnsi="Calibri" w:cs="Calibri"/>
-          <w:sz w:val="21"/>
-          <w:szCs w:val="21"/>
-        </w:rPr>
-        <w:br/>
-        <w:t>Recession signal if ≥ 0.5 percentage points.</w:t>
+        <w:pStyle w:val="Heading1"/>
+        <w:spacing w:before="0"/>
+        <w:rPr>
+          <w:rFonts w:ascii="Calibri" w:hAnsi="Calibri" w:cs="Calibri"/>
+        </w:rPr>
+      </w:pPr>
+      <w:r>
+        <w:rPr>
+          <w:rFonts w:ascii="Calibri" w:hAnsi="Calibri" w:cs="Calibri"/>
+        </w:rPr>
+        <w:t>4. Important Note on Relationships</w:t>
       </w:r>
     </w:p>
     <w:p>
@@ -1950,9 +1987,182 @@
           <w:szCs w:val="21"/>
         </w:rPr>
       </w:pPr>
+      <w:r>
+        <w:rPr>
+          <w:rFonts w:ascii="Calibri" w:hAnsi="Calibri" w:cs="Calibri"/>
+          <w:sz w:val="21"/>
+          <w:szCs w:val="21"/>
+        </w:rPr>
+        <w:t>The Python implementation distinguishes between regression-based macro relationships (Phillips Curve, Okun’s Law in levels and differences, Beveridge Curve) and indicator/benchmark-based frameworks (Sahm Rule, Taylor Rule). The Phillips Curve is estimated as a multiple regression, while Taylor’s Rule is implemented as an implied benchmark policy rate under four alternative specifications: output gap vs unemployment gap, and core vs headline PCE inflation.</w:t>
+      </w:r>
     </w:p>
     <w:p>
       <w:pPr>
+        <w:spacing w:after="0"/>
+        <w:rPr>
+          <w:rFonts w:ascii="Calibri" w:hAnsi="Calibri" w:cs="Calibri"/>
+          <w:sz w:val="21"/>
+          <w:szCs w:val="21"/>
+        </w:rPr>
+      </w:pPr>
+      <w:r>
+        <w:rPr>
+          <w:rFonts w:ascii="Calibri" w:hAnsi="Calibri" w:cs="Calibri"/>
+          <w:sz w:val="21"/>
+          <w:szCs w:val="21"/>
+        </w:rPr>
+        <w:t xml:space="preserve">The </w:t>
+      </w:r>
+      <w:r>
+        <w:rPr>
+          <w:rFonts w:ascii="Calibri" w:hAnsi="Calibri" w:cs="Calibri"/>
+          <w:sz w:val="21"/>
+          <w:szCs w:val="21"/>
+        </w:rPr>
+        <w:t>Okun</w:t>
+      </w:r>
+      <w:r>
+        <w:rPr>
+          <w:rFonts w:ascii="Calibri" w:hAnsi="Calibri" w:cs="Calibri"/>
+          <w:sz w:val="21"/>
+          <w:szCs w:val="21"/>
+        </w:rPr>
+        <w:t>’s Law</w:t>
+      </w:r>
+      <w:r>
+        <w:rPr>
+          <w:rFonts w:ascii="Calibri" w:hAnsi="Calibri" w:cs="Calibri"/>
+          <w:sz w:val="21"/>
+          <w:szCs w:val="21"/>
+        </w:rPr>
+        <w:t xml:space="preserve"> (levels) uses stock variables (gaps), while Okun</w:t>
+      </w:r>
+      <w:r>
+        <w:rPr>
+          <w:rFonts w:ascii="Calibri" w:hAnsi="Calibri" w:cs="Calibri"/>
+          <w:sz w:val="21"/>
+          <w:szCs w:val="21"/>
+        </w:rPr>
+        <w:t>’s Law</w:t>
+      </w:r>
+      <w:r>
+        <w:rPr>
+          <w:rFonts w:ascii="Calibri" w:hAnsi="Calibri" w:cs="Calibri"/>
+          <w:sz w:val="21"/>
+          <w:szCs w:val="21"/>
+        </w:rPr>
+        <w:t xml:space="preserve"> (difference) uses flow variables (changes).</w:t>
+      </w:r>
+    </w:p>
+    <w:p>
+      <w:pPr>
+        <w:spacing w:after="0"/>
+        <w:rPr>
+          <w:rFonts w:ascii="Calibri" w:hAnsi="Calibri" w:cs="Calibri"/>
+          <w:sz w:val="21"/>
+          <w:szCs w:val="21"/>
+        </w:rPr>
+      </w:pPr>
+      <w:r>
+        <w:rPr>
+          <w:rFonts w:ascii="Calibri" w:hAnsi="Calibri" w:cs="Calibri"/>
+          <w:sz w:val="21"/>
+          <w:szCs w:val="21"/>
+        </w:rPr>
+        <w:t>Beyond the standard Beveridge curve (Unemployment Rate vs Job Openings Rate), the analysis can be extended by computing a labour market tightness indicator. This is defined as the ratio between job openings and unemployment.</w:t>
+      </w:r>
+    </w:p>
+    <w:p>
+      <w:pPr>
+        <w:spacing w:after="0"/>
+        <w:rPr>
+          <w:rFonts w:ascii="Calibri" w:hAnsi="Calibri" w:cs="Calibri"/>
+          <w:sz w:val="21"/>
+          <w:szCs w:val="21"/>
+        </w:rPr>
+      </w:pPr>
+      <w:r>
+        <w:rPr>
+          <w:rFonts w:ascii="Calibri" w:hAnsi="Calibri" w:cs="Calibri"/>
+          <w:sz w:val="21"/>
+          <w:szCs w:val="21"/>
+        </w:rPr>
+        <w:t>Tightness formula:</w:t>
+      </w:r>
+      <w:r>
+        <w:rPr>
+          <w:rFonts w:ascii="Calibri" w:hAnsi="Calibri" w:cs="Calibri"/>
+          <w:sz w:val="21"/>
+          <w:szCs w:val="21"/>
+        </w:rPr>
+        <w:t xml:space="preserve"> </w:t>
+      </w:r>
+      <w:r>
+        <w:rPr>
+          <w:rFonts w:ascii="Calibri" w:hAnsi="Calibri" w:cs="Calibri"/>
+          <w:sz w:val="21"/>
+          <w:szCs w:val="21"/>
+        </w:rPr>
+        <w:t>Tightness_t = JOB_OPENINGS_RATE_t / UNRATE_t</w:t>
+      </w:r>
+    </w:p>
+    <w:p>
+      <w:pPr>
+        <w:spacing w:after="0"/>
+        <w:rPr>
+          <w:rFonts w:ascii="Calibri" w:hAnsi="Calibri" w:cs="Calibri"/>
+          <w:sz w:val="21"/>
+          <w:szCs w:val="21"/>
+        </w:rPr>
+      </w:pPr>
+      <w:r>
+        <w:rPr>
+          <w:rFonts w:ascii="Calibri" w:hAnsi="Calibri" w:cs="Calibri"/>
+          <w:sz w:val="21"/>
+          <w:szCs w:val="21"/>
+        </w:rPr>
+        <w:t>Interpretation:</w:t>
+      </w:r>
+      <w:r>
+        <w:rPr>
+          <w:rFonts w:ascii="Calibri" w:hAnsi="Calibri" w:cs="Calibri"/>
+          <w:sz w:val="21"/>
+          <w:szCs w:val="21"/>
+        </w:rPr>
+        <w:br/>
+        <w:t>• Higher tightness = more vacancies relative to unemployment, indicating a tighter labour market.</w:t>
+      </w:r>
+      <w:r>
+        <w:rPr>
+          <w:rFonts w:ascii="Calibri" w:hAnsi="Calibri" w:cs="Calibri"/>
+          <w:sz w:val="21"/>
+          <w:szCs w:val="21"/>
+        </w:rPr>
+        <w:br/>
+        <w:t>• Lower tightness = weaker labour demand relative to labour supply.</w:t>
+      </w:r>
+      <w:r>
+        <w:rPr>
+          <w:rFonts w:ascii="Calibri" w:hAnsi="Calibri" w:cs="Calibri"/>
+          <w:sz w:val="21"/>
+          <w:szCs w:val="21"/>
+        </w:rPr>
+        <w:br/>
+        <w:t>• Tightness complements, but does not replace, the Beveridge curve.</w:t>
+      </w:r>
+    </w:p>
+    <w:p>
+      <w:pPr>
+        <w:spacing w:after="0"/>
+        <w:rPr>
+          <w:rFonts w:ascii="Calibri" w:hAnsi="Calibri" w:cs="Calibri"/>
+          <w:sz w:val="21"/>
+          <w:szCs w:val="21"/>
+        </w:rPr>
+      </w:pPr>
+    </w:p>
+    <w:p>
+      <w:pPr>
         <w:pStyle w:val="Heading1"/>
         <w:spacing w:before="0"/>
         <w:rPr>
@@ -1963,7 +2173,13 @@
         <w:rPr>
           <w:rFonts w:ascii="Calibri" w:hAnsi="Calibri" w:cs="Calibri"/>
         </w:rPr>
-        <w:t>4. Important Note on Relationships</w:t>
+        <w:t>6</w:t>
+      </w:r>
+      <w:r>
+        <w:rPr>
+          <w:rFonts w:ascii="Calibri" w:hAnsi="Calibri" w:cs="Calibri"/>
+        </w:rPr>
+        <w:t>. Inflation Expectations: 5Y5Y Forward and Breakeven</w:t>
       </w:r>
     </w:p>
     <w:p>
@@ -1981,7 +2197,23 @@
           <w:sz w:val="21"/>
           <w:szCs w:val="21"/>
         </w:rPr>
-        <w:t>The Python implementation distinguishes between regression-based macro relationships (Phillips Curve, Okun’s Law in levels and differences, Beveridge Curve) and indicator/benchmark-based frameworks (Sahm Rule, Taylor Rule). The Phillips Curve is estimated as a multiple regression, while Taylor’s Rule is implemented as an implied benchmark policy rate under four alternative specifications: output gap vs unemployment gap, and core vs headline PCE inflation.</w:t>
+        <w:t>The project uses market-based inflation expectations derived from financial instruments. Two key measures are considered: the 5-year, 5-year forward inflation rate (5Y5Y)</w:t>
+      </w:r>
+      <w:r>
+        <w:rPr>
+          <w:rFonts w:ascii="Calibri" w:hAnsi="Calibri" w:cs="Calibri"/>
+          <w:sz w:val="21"/>
+          <w:szCs w:val="21"/>
+        </w:rPr>
+        <w:t>,</w:t>
+      </w:r>
+      <w:r>
+        <w:rPr>
+          <w:rFonts w:ascii="Calibri" w:hAnsi="Calibri" w:cs="Calibri"/>
+          <w:sz w:val="21"/>
+          <w:szCs w:val="21"/>
+        </w:rPr>
+        <w:t xml:space="preserve"> and breakeven inflation rates derived from nominal and inflation-indexed bonds.</w:t>
       </w:r>
     </w:p>
     <w:p>
@@ -1993,54 +2225,6 @@
           <w:szCs w:val="21"/>
         </w:rPr>
       </w:pPr>
-      <w:r>
-        <w:rPr>
-          <w:rFonts w:ascii="Calibri" w:hAnsi="Calibri" w:cs="Calibri"/>
-          <w:sz w:val="21"/>
-          <w:szCs w:val="21"/>
-        </w:rPr>
-        <w:t xml:space="preserve">The </w:t>
-      </w:r>
-      <w:r>
-        <w:rPr>
-          <w:rFonts w:ascii="Calibri" w:hAnsi="Calibri" w:cs="Calibri"/>
-          <w:sz w:val="21"/>
-          <w:szCs w:val="21"/>
-        </w:rPr>
-        <w:t>Okun</w:t>
-      </w:r>
-      <w:r>
-        <w:rPr>
-          <w:rFonts w:ascii="Calibri" w:hAnsi="Calibri" w:cs="Calibri"/>
-          <w:sz w:val="21"/>
-          <w:szCs w:val="21"/>
-        </w:rPr>
-        <w:t>’s Law</w:t>
-      </w:r>
-      <w:r>
-        <w:rPr>
-          <w:rFonts w:ascii="Calibri" w:hAnsi="Calibri" w:cs="Calibri"/>
-          <w:sz w:val="21"/>
-          <w:szCs w:val="21"/>
-        </w:rPr>
-        <w:t xml:space="preserve"> (levels) uses stock variables (gaps), while Okun</w:t>
-      </w:r>
-      <w:r>
-        <w:rPr>
-          <w:rFonts w:ascii="Calibri" w:hAnsi="Calibri" w:cs="Calibri"/>
-          <w:sz w:val="21"/>
-          <w:szCs w:val="21"/>
-        </w:rPr>
-        <w:t>’s Law</w:t>
-      </w:r>
-      <w:r>
-        <w:rPr>
-          <w:rFonts w:ascii="Calibri" w:hAnsi="Calibri" w:cs="Calibri"/>
-          <w:sz w:val="21"/>
-          <w:szCs w:val="21"/>
-        </w:rPr>
-        <w:t xml:space="preserve"> (difference) uses flow variables (changes).</w:t>
-      </w:r>
     </w:p>
     <w:p>
       <w:pPr>
@@ -2057,7 +2241,7 @@
           <w:sz w:val="21"/>
           <w:szCs w:val="21"/>
         </w:rPr>
-        <w:t>Beyond the standard Beveridge curve (Unemployment Rate vs Job Openings Rate), the analysis can be extended by computing a labour market tightness indicator. This is defined as the ratio between job openings and unemployment.</w:t>
+        <w:t>Breakeven inflation (spot):</w:t>
       </w:r>
     </w:p>
     <w:p>
@@ -2075,23 +2259,16 @@
           <w:sz w:val="21"/>
           <w:szCs w:val="21"/>
         </w:rPr>
-        <w:t>Tightness formula:</w:t>
-      </w:r>
-      <w:r>
-        <w:rPr>
-          <w:rFonts w:ascii="Calibri" w:hAnsi="Calibri" w:cs="Calibri"/>
-          <w:sz w:val="21"/>
-          <w:szCs w:val="21"/>
-        </w:rPr>
-        <w:t xml:space="preserve"> </w:t>
-      </w:r>
-      <w:r>
-        <w:rPr>
-          <w:rFonts w:ascii="Calibri" w:hAnsi="Calibri" w:cs="Calibri"/>
-          <w:sz w:val="21"/>
-          <w:szCs w:val="21"/>
-        </w:rPr>
-        <w:t>Tightness_t = JOB_OPENINGS_RATE_t / UNRATE_t</w:t>
+        <w:t>π_be(t,n) ≈ i_nominal(t,n) − i_real(t,n)</w:t>
+      </w:r>
+      <w:r>
+        <w:rPr>
+          <w:rFonts w:ascii="Calibri" w:hAnsi="Calibri" w:cs="Calibri"/>
+          <w:sz w:val="21"/>
+          <w:szCs w:val="21"/>
+        </w:rPr>
+        <w:br/>
+        <w:t>Example: 10-year breakeven = T10YIE</w:t>
       </w:r>
     </w:p>
     <w:p>
@@ -2103,41 +2280,6 @@
           <w:szCs w:val="21"/>
         </w:rPr>
       </w:pPr>
-      <w:r>
-        <w:rPr>
-          <w:rFonts w:ascii="Calibri" w:hAnsi="Calibri" w:cs="Calibri"/>
-          <w:sz w:val="21"/>
-          <w:szCs w:val="21"/>
-        </w:rPr>
-        <w:t>Interpretation:</w:t>
-      </w:r>
-      <w:r>
-        <w:rPr>
-          <w:rFonts w:ascii="Calibri" w:hAnsi="Calibri" w:cs="Calibri"/>
-          <w:sz w:val="21"/>
-          <w:szCs w:val="21"/>
-        </w:rPr>
-        <w:br/>
-        <w:t>• Higher tightness = more vacancies relative to unemployment, indicating a tighter labour market.</w:t>
-      </w:r>
-      <w:r>
-        <w:rPr>
-          <w:rFonts w:ascii="Calibri" w:hAnsi="Calibri" w:cs="Calibri"/>
-          <w:sz w:val="21"/>
-          <w:szCs w:val="21"/>
-        </w:rPr>
-        <w:br/>
-        <w:t>• Lower tightness = weaker labour demand relative to labour supply.</w:t>
-      </w:r>
-      <w:r>
-        <w:rPr>
-          <w:rFonts w:ascii="Calibri" w:hAnsi="Calibri" w:cs="Calibri"/>
-          <w:sz w:val="21"/>
-          <w:szCs w:val="21"/>
-        </w:rPr>
-        <w:br/>
-        <w:t>• Tightness complements, but does not replace, the Beveridge curve.</w:t>
-      </w:r>
     </w:p>
     <w:p>
       <w:pPr>
@@ -2148,9 +2290,175 @@
           <w:szCs w:val="21"/>
         </w:rPr>
       </w:pPr>
+      <w:r>
+        <w:rPr>
+          <w:rFonts w:ascii="Calibri" w:hAnsi="Calibri" w:cs="Calibri"/>
+          <w:sz w:val="21"/>
+          <w:szCs w:val="21"/>
+        </w:rPr>
+        <w:t>5Y5Y Forward inflation:</w:t>
+      </w:r>
     </w:p>
     <w:p>
       <w:pPr>
+        <w:spacing w:after="0"/>
+        <w:rPr>
+          <w:rFonts w:ascii="Calibri" w:hAnsi="Calibri" w:cs="Calibri"/>
+          <w:sz w:val="21"/>
+          <w:szCs w:val="21"/>
+        </w:rPr>
+      </w:pPr>
+      <w:r>
+        <w:rPr>
+          <w:rFonts w:ascii="Calibri" w:hAnsi="Calibri" w:cs="Calibri"/>
+          <w:sz w:val="21"/>
+          <w:szCs w:val="21"/>
+        </w:rPr>
+        <w:t>The 5Y5Y forward rate reflects expected inflation over a 5-year period starting 5 years ahead.</w:t>
+      </w:r>
+    </w:p>
+    <w:p>
+      <w:pPr>
+        <w:spacing w:after="0"/>
+        <w:rPr>
+          <w:rFonts w:ascii="Calibri" w:hAnsi="Calibri" w:cs="Calibri"/>
+          <w:sz w:val="21"/>
+          <w:szCs w:val="21"/>
+        </w:rPr>
+      </w:pPr>
+      <w:r>
+        <w:rPr>
+          <w:rFonts w:ascii="Calibri" w:hAnsi="Calibri" w:cs="Calibri"/>
+          <w:sz w:val="21"/>
+          <w:szCs w:val="21"/>
+        </w:rPr>
+        <w:br/>
+        <w:t>It is derived from spot rates using no-arbitrage conditions:</w:t>
+      </w:r>
+    </w:p>
+    <w:p>
+      <w:pPr>
+        <w:spacing w:after="0"/>
+        <w:rPr>
+          <w:rFonts w:ascii="Calibri" w:hAnsi="Calibri" w:cs="Calibri"/>
+          <w:sz w:val="21"/>
+          <w:szCs w:val="21"/>
+        </w:rPr>
+      </w:pPr>
+      <w:r>
+        <w:rPr>
+          <w:rFonts w:ascii="Calibri" w:hAnsi="Calibri" w:cs="Calibri"/>
+          <w:sz w:val="21"/>
+          <w:szCs w:val="21"/>
+        </w:rPr>
+        <w:t>(1 + i_10)^10 = (1 + i_5)^5 * (1 + f_5y5y)^5</w:t>
+      </w:r>
+    </w:p>
+    <w:p>
+      <w:pPr>
+        <w:spacing w:after="0"/>
+        <w:rPr>
+          <w:rFonts w:ascii="Calibri" w:hAnsi="Calibri" w:cs="Calibri"/>
+          <w:sz w:val="21"/>
+          <w:szCs w:val="21"/>
+        </w:rPr>
+      </w:pPr>
+    </w:p>
+    <w:p>
+      <w:pPr>
+        <w:spacing w:after="0"/>
+        <w:rPr>
+          <w:rFonts w:ascii="Calibri" w:hAnsi="Calibri" w:cs="Calibri"/>
+          <w:sz w:val="21"/>
+          <w:szCs w:val="21"/>
+        </w:rPr>
+      </w:pPr>
+      <w:r>
+        <w:rPr>
+          <w:rFonts w:ascii="Calibri" w:hAnsi="Calibri" w:cs="Calibri"/>
+          <w:sz w:val="21"/>
+          <w:szCs w:val="21"/>
+        </w:rPr>
+        <w:t>Approximation:</w:t>
+      </w:r>
+      <w:r>
+        <w:rPr>
+          <w:rFonts w:ascii="Calibri" w:hAnsi="Calibri" w:cs="Calibri"/>
+          <w:sz w:val="21"/>
+          <w:szCs w:val="21"/>
+        </w:rPr>
+        <w:br/>
+        <w:t xml:space="preserve"> f_5y5y ≈ 2*i_10 − i_5</w:t>
+      </w:r>
+    </w:p>
+    <w:p>
+      <w:pPr>
+        <w:spacing w:after="0"/>
+        <w:rPr>
+          <w:rFonts w:ascii="Calibri" w:hAnsi="Calibri" w:cs="Calibri"/>
+          <w:sz w:val="21"/>
+          <w:szCs w:val="21"/>
+        </w:rPr>
+      </w:pPr>
+      <w:r>
+        <w:rPr>
+          <w:rFonts w:ascii="Calibri" w:hAnsi="Calibri" w:cs="Calibri"/>
+          <w:sz w:val="21"/>
+          <w:szCs w:val="21"/>
+        </w:rPr>
+        <w:br/>
+        <w:t>More generally, forward rates embed expectations plus risk premia.</w:t>
+      </w:r>
+    </w:p>
+    <w:p>
+      <w:pPr>
+        <w:spacing w:after="0"/>
+        <w:rPr>
+          <w:rFonts w:ascii="Calibri" w:hAnsi="Calibri" w:cs="Calibri"/>
+          <w:sz w:val="21"/>
+          <w:szCs w:val="21"/>
+        </w:rPr>
+      </w:pPr>
+    </w:p>
+    <w:p>
+      <w:pPr>
+        <w:spacing w:after="0"/>
+        <w:rPr>
+          <w:rFonts w:ascii="Calibri" w:hAnsi="Calibri" w:cs="Calibri"/>
+          <w:sz w:val="21"/>
+          <w:szCs w:val="21"/>
+        </w:rPr>
+      </w:pPr>
+      <w:r>
+        <w:rPr>
+          <w:rFonts w:ascii="Calibri" w:hAnsi="Calibri" w:cs="Calibri"/>
+          <w:sz w:val="21"/>
+          <w:szCs w:val="21"/>
+        </w:rPr>
+        <w:t>Arbitrage interpretation:</w:t>
+      </w:r>
+      <w:r>
+        <w:rPr>
+          <w:rFonts w:ascii="Calibri" w:hAnsi="Calibri" w:cs="Calibri"/>
+          <w:sz w:val="21"/>
+          <w:szCs w:val="21"/>
+        </w:rPr>
+        <w:br/>
+        <w:t>Investors must be indifferent between investing in a 10-year bond or rolling over shorter maturities. This condition ensures consistency between spot and forward rates.</w:t>
+      </w:r>
+    </w:p>
+    <w:p>
+      <w:pPr>
+        <w:spacing w:after="0"/>
+        <w:rPr>
+          <w:rFonts w:ascii="Calibri" w:hAnsi="Calibri" w:cs="Calibri"/>
+          <w:sz w:val="21"/>
+          <w:szCs w:val="21"/>
+        </w:rPr>
+      </w:pPr>
+    </w:p>
+    <w:p>
+      <w:pPr>
         <w:pStyle w:val="Heading1"/>
         <w:spacing w:before="0"/>
         <w:rPr>
@@ -2161,303 +2469,7 @@
         <w:rPr>
           <w:rFonts w:ascii="Calibri" w:hAnsi="Calibri" w:cs="Calibri"/>
         </w:rPr>
-        <w:t>6</w:t>
-      </w:r>
-      <w:r>
-        <w:rPr>
-          <w:rFonts w:ascii="Calibri" w:hAnsi="Calibri" w:cs="Calibri"/>
-        </w:rPr>
-        <w:t>. Inflation Expectations: 5Y5Y Forward and Breakeven</w:t>
-      </w:r>
-    </w:p>
-    <w:p>
-      <w:pPr>
-        <w:spacing w:after="0"/>
-        <w:rPr>
-          <w:rFonts w:ascii="Calibri" w:hAnsi="Calibri" w:cs="Calibri"/>
-          <w:sz w:val="21"/>
-          <w:szCs w:val="21"/>
-        </w:rPr>
-      </w:pPr>
-      <w:r>
-        <w:rPr>
-          <w:rFonts w:ascii="Calibri" w:hAnsi="Calibri" w:cs="Calibri"/>
-          <w:sz w:val="21"/>
-          <w:szCs w:val="21"/>
-        </w:rPr>
-        <w:t>The project uses market-based inflation expectations derived from financial instruments. Two key measures are considered: the 5-year, 5-year forward inflation rate (5Y5Y)</w:t>
-      </w:r>
-      <w:r>
-        <w:rPr>
-          <w:rFonts w:ascii="Calibri" w:hAnsi="Calibri" w:cs="Calibri"/>
-          <w:sz w:val="21"/>
-          <w:szCs w:val="21"/>
-        </w:rPr>
-        <w:t>,</w:t>
-      </w:r>
-      <w:r>
-        <w:rPr>
-          <w:rFonts w:ascii="Calibri" w:hAnsi="Calibri" w:cs="Calibri"/>
-          <w:sz w:val="21"/>
-          <w:szCs w:val="21"/>
-        </w:rPr>
-        <w:t xml:space="preserve"> and breakeven inflation rates derived from nominal and inflation-indexed bonds.</w:t>
-      </w:r>
-    </w:p>
-    <w:p>
-      <w:pPr>
-        <w:spacing w:after="0"/>
-        <w:rPr>
-          <w:rFonts w:ascii="Calibri" w:hAnsi="Calibri" w:cs="Calibri"/>
-          <w:sz w:val="21"/>
-          <w:szCs w:val="21"/>
-        </w:rPr>
-      </w:pPr>
-    </w:p>
-    <w:p>
-      <w:pPr>
-        <w:spacing w:after="0"/>
-        <w:rPr>
-          <w:rFonts w:ascii="Calibri" w:hAnsi="Calibri" w:cs="Calibri"/>
-          <w:sz w:val="21"/>
-          <w:szCs w:val="21"/>
-        </w:rPr>
-      </w:pPr>
-      <w:r>
-        <w:rPr>
-          <w:rFonts w:ascii="Calibri" w:hAnsi="Calibri" w:cs="Calibri"/>
-          <w:sz w:val="21"/>
-          <w:szCs w:val="21"/>
-        </w:rPr>
-        <w:t>Breakeven inflation (spot):</w:t>
-      </w:r>
-    </w:p>
-    <w:p>
-      <w:pPr>
-        <w:spacing w:after="0"/>
-        <w:rPr>
-          <w:rFonts w:ascii="Calibri" w:hAnsi="Calibri" w:cs="Calibri"/>
-          <w:sz w:val="21"/>
-          <w:szCs w:val="21"/>
-        </w:rPr>
-      </w:pPr>
-      <w:r>
-        <w:rPr>
-          <w:rFonts w:ascii="Calibri" w:hAnsi="Calibri" w:cs="Calibri"/>
-          <w:sz w:val="21"/>
-          <w:szCs w:val="21"/>
-        </w:rPr>
-        <w:t>π_be(t,n) ≈ i_nominal(t,n) − i_real(t,n)</w:t>
-      </w:r>
-      <w:r>
-        <w:rPr>
-          <w:rFonts w:ascii="Calibri" w:hAnsi="Calibri" w:cs="Calibri"/>
-          <w:sz w:val="21"/>
-          <w:szCs w:val="21"/>
-        </w:rPr>
-        <w:br/>
-        <w:t>Example: 10-year breakeven = T10YIE</w:t>
-      </w:r>
-    </w:p>
-    <w:p>
-      <w:pPr>
-        <w:spacing w:after="0"/>
-        <w:rPr>
-          <w:rFonts w:ascii="Calibri" w:hAnsi="Calibri" w:cs="Calibri"/>
-          <w:sz w:val="21"/>
-          <w:szCs w:val="21"/>
-        </w:rPr>
-      </w:pPr>
-    </w:p>
-    <w:p>
-      <w:pPr>
-        <w:spacing w:after="0"/>
-        <w:rPr>
-          <w:rFonts w:ascii="Calibri" w:hAnsi="Calibri" w:cs="Calibri"/>
-          <w:sz w:val="21"/>
-          <w:szCs w:val="21"/>
-        </w:rPr>
-      </w:pPr>
-      <w:r>
-        <w:rPr>
-          <w:rFonts w:ascii="Calibri" w:hAnsi="Calibri" w:cs="Calibri"/>
-          <w:sz w:val="21"/>
-          <w:szCs w:val="21"/>
-        </w:rPr>
-        <w:t>5Y5Y Forward inflation:</w:t>
-      </w:r>
-    </w:p>
-    <w:p>
-      <w:pPr>
-        <w:spacing w:after="0"/>
-        <w:rPr>
-          <w:rFonts w:ascii="Calibri" w:hAnsi="Calibri" w:cs="Calibri"/>
-          <w:sz w:val="21"/>
-          <w:szCs w:val="21"/>
-        </w:rPr>
-      </w:pPr>
-      <w:r>
-        <w:rPr>
-          <w:rFonts w:ascii="Calibri" w:hAnsi="Calibri" w:cs="Calibri"/>
-          <w:sz w:val="21"/>
-          <w:szCs w:val="21"/>
-        </w:rPr>
-        <w:t>The 5Y5Y forward rate reflects expected inflation over a 5-year period starting 5 years ahead.</w:t>
-      </w:r>
-    </w:p>
-    <w:p>
-      <w:pPr>
-        <w:spacing w:after="0"/>
-        <w:rPr>
-          <w:rFonts w:ascii="Calibri" w:hAnsi="Calibri" w:cs="Calibri"/>
-          <w:sz w:val="21"/>
-          <w:szCs w:val="21"/>
-        </w:rPr>
-      </w:pPr>
-      <w:r>
-        <w:rPr>
-          <w:rFonts w:ascii="Calibri" w:hAnsi="Calibri" w:cs="Calibri"/>
-          <w:sz w:val="21"/>
-          <w:szCs w:val="21"/>
-        </w:rPr>
-        <w:br/>
-        <w:t>It is derived from spot rates using no-arbitrage conditions:</w:t>
-      </w:r>
-    </w:p>
-    <w:p>
-      <w:pPr>
-        <w:spacing w:after="0"/>
-        <w:rPr>
-          <w:rFonts w:ascii="Calibri" w:hAnsi="Calibri" w:cs="Calibri"/>
-          <w:sz w:val="21"/>
-          <w:szCs w:val="21"/>
-        </w:rPr>
-      </w:pPr>
-      <w:r>
-        <w:rPr>
-          <w:rFonts w:ascii="Calibri" w:hAnsi="Calibri" w:cs="Calibri"/>
-          <w:sz w:val="21"/>
-          <w:szCs w:val="21"/>
-        </w:rPr>
-        <w:t>(1 + i_10)^10 = (1 + i_5)^5 * (1 + f_5y5y)^5</w:t>
-      </w:r>
-    </w:p>
-    <w:p>
-      <w:pPr>
-        <w:spacing w:after="0"/>
-        <w:rPr>
-          <w:rFonts w:ascii="Calibri" w:hAnsi="Calibri" w:cs="Calibri"/>
-          <w:sz w:val="21"/>
-          <w:szCs w:val="21"/>
-        </w:rPr>
-      </w:pPr>
-    </w:p>
-    <w:p>
-      <w:pPr>
-        <w:spacing w:after="0"/>
-        <w:rPr>
-          <w:rFonts w:ascii="Calibri" w:hAnsi="Calibri" w:cs="Calibri"/>
-          <w:sz w:val="21"/>
-          <w:szCs w:val="21"/>
-        </w:rPr>
-      </w:pPr>
-      <w:r>
-        <w:rPr>
-          <w:rFonts w:ascii="Calibri" w:hAnsi="Calibri" w:cs="Calibri"/>
-          <w:sz w:val="21"/>
-          <w:szCs w:val="21"/>
-        </w:rPr>
-        <w:t>Approximation:</w:t>
-      </w:r>
-      <w:r>
-        <w:rPr>
-          <w:rFonts w:ascii="Calibri" w:hAnsi="Calibri" w:cs="Calibri"/>
-          <w:sz w:val="21"/>
-          <w:szCs w:val="21"/>
-        </w:rPr>
-        <w:br/>
-        <w:t xml:space="preserve"> f_5y5y ≈ 2*i_10 − i_5</w:t>
-      </w:r>
-    </w:p>
-    <w:p>
-      <w:pPr>
-        <w:spacing w:after="0"/>
-        <w:rPr>
-          <w:rFonts w:ascii="Calibri" w:hAnsi="Calibri" w:cs="Calibri"/>
-          <w:sz w:val="21"/>
-          <w:szCs w:val="21"/>
-        </w:rPr>
-      </w:pPr>
-      <w:r>
-        <w:rPr>
-          <w:rFonts w:ascii="Calibri" w:hAnsi="Calibri" w:cs="Calibri"/>
-          <w:sz w:val="21"/>
-          <w:szCs w:val="21"/>
-        </w:rPr>
-        <w:br/>
-        <w:t>More generally, forward rates embed expectations plus risk premia.</w:t>
-      </w:r>
-    </w:p>
-    <w:p>
-      <w:pPr>
-        <w:spacing w:after="0"/>
-        <w:rPr>
-          <w:rFonts w:ascii="Calibri" w:hAnsi="Calibri" w:cs="Calibri"/>
-          <w:sz w:val="21"/>
-          <w:szCs w:val="21"/>
-        </w:rPr>
-      </w:pPr>
-    </w:p>
-    <w:p>
-      <w:pPr>
-        <w:spacing w:after="0"/>
-        <w:rPr>
-          <w:rFonts w:ascii="Calibri" w:hAnsi="Calibri" w:cs="Calibri"/>
-          <w:sz w:val="21"/>
-          <w:szCs w:val="21"/>
-        </w:rPr>
-      </w:pPr>
-      <w:r>
-        <w:rPr>
-          <w:rFonts w:ascii="Calibri" w:hAnsi="Calibri" w:cs="Calibri"/>
-          <w:sz w:val="21"/>
-          <w:szCs w:val="21"/>
-        </w:rPr>
         <w:lastRenderedPageBreak/>
-        <w:t>Arbitrage interpretation:</w:t>
-      </w:r>
-      <w:r>
-        <w:rPr>
-          <w:rFonts w:ascii="Calibri" w:hAnsi="Calibri" w:cs="Calibri"/>
-          <w:sz w:val="21"/>
-          <w:szCs w:val="21"/>
-        </w:rPr>
-        <w:br/>
-        <w:t>Investors must be indifferent between investing in a 10-year bond or rolling over shorter maturities. This condition ensures consistency between spot and forward rates.</w:t>
-      </w:r>
-    </w:p>
-    <w:p>
-      <w:pPr>
-        <w:spacing w:after="0"/>
-        <w:rPr>
-          <w:rFonts w:ascii="Calibri" w:hAnsi="Calibri" w:cs="Calibri"/>
-          <w:sz w:val="21"/>
-          <w:szCs w:val="21"/>
-        </w:rPr>
-      </w:pPr>
-    </w:p>
-    <w:p>
-      <w:pPr>
-        <w:pStyle w:val="Heading1"/>
-        <w:spacing w:before="0"/>
-        <w:rPr>
-          <w:rFonts w:ascii="Calibri" w:hAnsi="Calibri" w:cs="Calibri"/>
-        </w:rPr>
-      </w:pPr>
-      <w:r>
-        <w:rPr>
-          <w:rFonts w:ascii="Calibri" w:hAnsi="Calibri" w:cs="Calibri"/>
-        </w:rPr>
         <w:t>7</w:t>
       </w:r>
       <w:r>
